--- a/REDEX.docx
+++ b/REDEX.docx
@@ -151,7 +151,7 @@
                     </a:prstGeom>
                     <a:extLst>
                       <a:ext uri="{FAA26D3D-D897-4be2-8F04-BA451C77F1D7}">
-                        <ma14:placeholderFlag xmlns:a14="http://schemas.microsoft.com/office/drawing/2010/main" xmlns:ma14="http://schemas.microsoft.com/office/mac/drawingml/2011/main" xmlns:w="http://schemas.openxmlformats.org/wordprocessingml/2006/main" xmlns:w10="urn:schemas-microsoft-com:office:word" xmlns:v="urn:schemas-microsoft-com:vml" xmlns:o="urn:schemas-microsoft-com:office:office" xmlns:mv="urn:schemas-microsoft-com:mac:vml" xmlns:mo="http://schemas.microsoft.com/office/mac/office/2008/main" xmlns="" xmlns:arto="http://schemas.microsoft.com/office/word/2006/arto"/>
+                        <ma14:placeholderFlag xmlns:arto="http://schemas.microsoft.com/office/word/2006/arto" xmlns="" xmlns:mo="http://schemas.microsoft.com/office/mac/office/2008/main" xmlns:mv="urn:schemas-microsoft-com:mac:vml" xmlns:o="urn:schemas-microsoft-com:office:office" xmlns:v="urn:schemas-microsoft-com:vml" xmlns:w10="urn:schemas-microsoft-com:office:word" xmlns:w="http://schemas.openxmlformats.org/wordprocessingml/2006/main" xmlns:ma14="http://schemas.microsoft.com/office/mac/drawingml/2011/main" xmlns:a14="http://schemas.microsoft.com/office/drawing/2010/main"/>
                       </a:ext>
                     </a:extLst>
                   </pic:spPr>
@@ -4361,6 +4361,100 @@
         <w:rPr>
           <w:rFonts w:eastAsia="Arial" w:cs="Arial"/>
         </w:rPr>
+        <w:t xml:space="preserve">Introducción </w:t>
+      </w:r>
+    </w:p>
+    <w:p>
+      <w:pPr>
+        <w:pBdr>
+          <w:top w:val="nil"/>
+          <w:left w:val="nil"/>
+          <w:bottom w:val="nil"/>
+          <w:right w:val="nil"/>
+          <w:between w:val="nil"/>
+        </w:pBdr>
+        <w:rPr>
+          <w:rFonts w:eastAsia="Arial" w:cs="Arial"/>
+        </w:rPr>
+      </w:pPr>
+    </w:p>
+    <w:p>
+      <w:pPr>
+        <w:pBdr>
+          <w:top w:val="nil"/>
+          <w:left w:val="nil"/>
+          <w:bottom w:val="nil"/>
+          <w:right w:val="nil"/>
+          <w:between w:val="nil"/>
+        </w:pBdr>
+        <w:rPr>
+          <w:rFonts w:eastAsia="Arial" w:cs="Arial"/>
+        </w:rPr>
+      </w:pPr>
+      <w:r>
+        <w:rPr>
+          <w:rFonts w:eastAsia="Arial" w:cs="Arial"/>
+        </w:rPr>
+        <w:t xml:space="preserve">En este proyecto nos encontramos con una pequeña empresa que está en crecimientos y necesita desplegar una infraestructura de sistemas operativos nueva que sea estable, segura y adecuada para todos los usuarios. </w:t>
+      </w:r>
+    </w:p>
+    <w:p>
+      <w:pPr>
+        <w:pBdr>
+          <w:top w:val="nil"/>
+          <w:left w:val="nil"/>
+          <w:bottom w:val="nil"/>
+          <w:right w:val="nil"/>
+          <w:between w:val="nil"/>
+        </w:pBdr>
+        <w:rPr>
+          <w:rFonts w:eastAsia="Arial" w:cs="Arial"/>
+        </w:rPr>
+      </w:pPr>
+      <w:r>
+        <w:rPr>
+          <w:rFonts w:eastAsia="Arial" w:cs="Arial"/>
+        </w:rPr>
+        <w:t xml:space="preserve">En este caso, tenemos que estudiar y documentar dicha propuesta combinando Windows y Linux, y decidiendo que departamento manejará cada sistema operativo, justificando la causas, </w:t>
+      </w:r>
+      <w:r>
+        <w:rPr>
+          <w:rFonts w:eastAsia="Arial" w:cs="Arial"/>
+        </w:rPr>
+        <w:t>los perfiles, la seguridad, los costes, etc.</w:t>
+      </w:r>
+    </w:p>
+    <w:p>
+      <w:pPr>
+        <w:pBdr>
+          <w:top w:val="nil"/>
+          <w:left w:val="nil"/>
+          <w:bottom w:val="nil"/>
+          <w:right w:val="nil"/>
+          <w:between w:val="nil"/>
+        </w:pBdr>
+        <w:rPr>
+          <w:rFonts w:eastAsia="Arial" w:cs="Arial"/>
+        </w:rPr>
+      </w:pPr>
+    </w:p>
+    <w:p>
+      <w:pPr>
+        <w:pBdr>
+          <w:top w:val="nil"/>
+          <w:left w:val="nil"/>
+          <w:bottom w:val="nil"/>
+          <w:right w:val="nil"/>
+          <w:between w:val="nil"/>
+        </w:pBdr>
+        <w:rPr>
+          <w:rFonts w:eastAsia="Arial" w:cs="Arial"/>
+        </w:rPr>
+      </w:pPr>
+      <w:r>
+        <w:rPr>
+          <w:rFonts w:eastAsia="Arial" w:cs="Arial"/>
+        </w:rPr>
         <w:t>Punto 2</w:t>
       </w:r>
     </w:p>
@@ -4425,7 +4519,7 @@
           <w:noProof/>
         </w:rPr>
         <w:drawing>
-          <wp:anchor distT="0" distB="0" distL="114300" distR="114300" simplePos="0" relativeHeight="251658240" behindDoc="1" locked="0" layoutInCell="1" allowOverlap="1" wp14:anchorId="3DD4D025" wp14:editId="37D1FC94">
+          <wp:anchor distT="0" distB="0" distL="114300" distR="114300" simplePos="0" relativeHeight="251658240" behindDoc="1" locked="0" layoutInCell="1" allowOverlap="1" wp14:anchorId="3DD4D025" wp14:editId="6837ED5C">
             <wp:simplePos x="0" y="0"/>
             <wp:positionH relativeFrom="column">
               <wp:posOffset>491490</wp:posOffset>
@@ -4558,8 +4652,9 @@
         <w:rPr>
           <w:noProof/>
         </w:rPr>
+        <w:lastRenderedPageBreak/>
         <w:drawing>
-          <wp:anchor distT="0" distB="0" distL="114300" distR="114300" simplePos="0" relativeHeight="251658241" behindDoc="0" locked="0" layoutInCell="1" allowOverlap="1" wp14:anchorId="6011BF45" wp14:editId="60FBD2C7">
+          <wp:anchor distT="0" distB="0" distL="114300" distR="114300" simplePos="0" relativeHeight="251658241" behindDoc="0" locked="0" layoutInCell="1" allowOverlap="1" wp14:anchorId="6011BF45" wp14:editId="61828BBE">
             <wp:simplePos x="0" y="0"/>
             <wp:positionH relativeFrom="column">
               <wp:posOffset>1215390</wp:posOffset>
@@ -4820,7 +4915,7 @@
           <w:noProof/>
         </w:rPr>
         <w:drawing>
-          <wp:anchor distT="0" distB="0" distL="114300" distR="114300" simplePos="0" relativeHeight="251658242" behindDoc="0" locked="0" layoutInCell="1" allowOverlap="1" wp14:anchorId="4C404E5F" wp14:editId="1E7DF3B9">
+          <wp:anchor distT="0" distB="0" distL="114300" distR="114300" simplePos="0" relativeHeight="251658242" behindDoc="0" locked="0" layoutInCell="1" allowOverlap="1" wp14:anchorId="4C404E5F" wp14:editId="2C3AA96D">
             <wp:simplePos x="0" y="0"/>
             <wp:positionH relativeFrom="margin">
               <wp:align>center</wp:align>
@@ -4941,6 +5036,7 @@
         <w:rPr>
           <w:lang w:val="es-ES"/>
         </w:rPr>
+        <w:lastRenderedPageBreak/>
         <w:t>Windows ofrece una interfaz gráfica muy estándar y fácil de usar, con un menú de inicio, iconos de escritorio y ventanas. Es coherente en todas sus versiones y está diseñada para usuarios sin conocimientos técnicos.</w:t>
       </w:r>
     </w:p>
@@ -5419,6 +5515,7 @@
         <w:rPr>
           <w:lang w:val="es-ES"/>
         </w:rPr>
+        <w:lastRenderedPageBreak/>
         <w:t>Windows, aunque ha mejorado en eficiencia, requiere generalmente hardware más potente para ofrecer un buen rendimiento. Sin embargo, para tareas gráficas o de ofimática intensiva, ofrece buena compatibilidad con software optimizado.</w:t>
       </w:r>
     </w:p>
@@ -5440,7 +5537,7 @@
           <w:noProof/>
         </w:rPr>
         <w:drawing>
-          <wp:anchor distT="0" distB="0" distL="114300" distR="114300" simplePos="0" relativeHeight="251658244" behindDoc="0" locked="0" layoutInCell="1" allowOverlap="1" wp14:anchorId="5F56213B" wp14:editId="1A2F2A7E">
+          <wp:anchor distT="0" distB="0" distL="114300" distR="114300" simplePos="0" relativeHeight="251658244" behindDoc="0" locked="0" layoutInCell="1" allowOverlap="1" wp14:anchorId="5F56213B" wp14:editId="1BBC9206">
             <wp:simplePos x="0" y="0"/>
             <wp:positionH relativeFrom="margin">
               <wp:align>center</wp:align>
@@ -5916,7 +6013,7 @@
           <w:noProof/>
         </w:rPr>
         <w:drawing>
-          <wp:anchor distT="0" distB="0" distL="114300" distR="114300" simplePos="0" relativeHeight="251658246" behindDoc="0" locked="0" layoutInCell="1" allowOverlap="1" wp14:anchorId="23BD1C25" wp14:editId="2A79B55B">
+          <wp:anchor distT="0" distB="0" distL="114300" distR="114300" simplePos="0" relativeHeight="251658246" behindDoc="0" locked="0" layoutInCell="1" allowOverlap="1" wp14:anchorId="23BD1C25" wp14:editId="311207A8">
             <wp:simplePos x="0" y="0"/>
             <wp:positionH relativeFrom="margin">
               <wp:align>center</wp:align>
@@ -6385,6 +6482,7 @@
         <w:rPr>
           <w:noProof/>
         </w:rPr>
+        <w:lastRenderedPageBreak/>
         <w:drawing>
           <wp:anchor distT="0" distB="0" distL="114300" distR="114300" simplePos="0" relativeHeight="251658248" behindDoc="0" locked="0" layoutInCell="1" allowOverlap="1" wp14:anchorId="3D52C270" wp14:editId="61EBDF68">
             <wp:simplePos x="0" y="0"/>
@@ -6563,8 +6661,1218 @@
           <w:between w:val="nil"/>
         </w:pBdr>
         <w:rPr>
-          <w:b/>
-          <w:bCs/>
+          <w:lang w:val="es-ES"/>
+        </w:rPr>
+      </w:pPr>
+    </w:p>
+    <w:p>
+      <w:pPr>
+        <w:pBdr>
+          <w:top w:val="nil"/>
+          <w:left w:val="nil"/>
+          <w:bottom w:val="nil"/>
+          <w:right w:val="nil"/>
+          <w:between w:val="nil"/>
+        </w:pBdr>
+        <w:rPr>
+          <w:lang w:val="es-ES"/>
+        </w:rPr>
+      </w:pPr>
+    </w:p>
+    <w:p>
+      <w:pPr>
+        <w:pBdr>
+          <w:top w:val="nil"/>
+          <w:left w:val="nil"/>
+          <w:bottom w:val="nil"/>
+          <w:right w:val="nil"/>
+          <w:between w:val="nil"/>
+        </w:pBdr>
+        <w:rPr>
+          <w:lang w:val="es-ES"/>
+        </w:rPr>
+      </w:pPr>
+    </w:p>
+    <w:p>
+      <w:pPr>
+        <w:pBdr>
+          <w:top w:val="nil"/>
+          <w:left w:val="nil"/>
+          <w:bottom w:val="nil"/>
+          <w:right w:val="nil"/>
+          <w:between w:val="nil"/>
+        </w:pBdr>
+        <w:rPr>
+          <w:lang w:val="es-ES"/>
+        </w:rPr>
+      </w:pPr>
+    </w:p>
+    <w:p>
+      <w:pPr>
+        <w:pBdr>
+          <w:top w:val="nil"/>
+          <w:left w:val="nil"/>
+          <w:bottom w:val="nil"/>
+          <w:right w:val="nil"/>
+          <w:between w:val="nil"/>
+        </w:pBdr>
+        <w:rPr>
+          <w:lang w:val="es-ES"/>
+        </w:rPr>
+      </w:pPr>
+    </w:p>
+    <w:p>
+      <w:pPr>
+        <w:pBdr>
+          <w:top w:val="nil"/>
+          <w:left w:val="nil"/>
+          <w:bottom w:val="nil"/>
+          <w:right w:val="nil"/>
+          <w:between w:val="nil"/>
+        </w:pBdr>
+        <w:rPr>
+          <w:lang w:val="es-ES"/>
+        </w:rPr>
+      </w:pPr>
+    </w:p>
+    <w:p>
+      <w:pPr>
+        <w:pBdr>
+          <w:top w:val="nil"/>
+          <w:left w:val="nil"/>
+          <w:bottom w:val="nil"/>
+          <w:right w:val="nil"/>
+          <w:between w:val="nil"/>
+        </w:pBdr>
+        <w:rPr>
+          <w:lang w:val="es-ES"/>
+        </w:rPr>
+      </w:pPr>
+    </w:p>
+    <w:p>
+      <w:pPr>
+        <w:pBdr>
+          <w:top w:val="nil"/>
+          <w:left w:val="nil"/>
+          <w:bottom w:val="nil"/>
+          <w:right w:val="nil"/>
+          <w:between w:val="nil"/>
+        </w:pBdr>
+        <w:rPr>
+          <w:lang w:val="es-ES"/>
+        </w:rPr>
+      </w:pPr>
+    </w:p>
+    <w:p>
+      <w:pPr>
+        <w:pBdr>
+          <w:top w:val="nil"/>
+          <w:left w:val="nil"/>
+          <w:bottom w:val="nil"/>
+          <w:right w:val="nil"/>
+          <w:between w:val="nil"/>
+        </w:pBdr>
+        <w:rPr>
+          <w:lang w:val="es-ES"/>
+        </w:rPr>
+      </w:pPr>
+    </w:p>
+    <w:p>
+      <w:pPr>
+        <w:pBdr>
+          <w:top w:val="nil"/>
+          <w:left w:val="nil"/>
+          <w:bottom w:val="nil"/>
+          <w:right w:val="nil"/>
+          <w:between w:val="nil"/>
+        </w:pBdr>
+        <w:rPr>
+          <w:lang w:val="es-ES"/>
+        </w:rPr>
+      </w:pPr>
+    </w:p>
+    <w:p>
+      <w:pPr>
+        <w:pBdr>
+          <w:top w:val="nil"/>
+          <w:left w:val="nil"/>
+          <w:bottom w:val="nil"/>
+          <w:right w:val="nil"/>
+          <w:between w:val="nil"/>
+        </w:pBdr>
+        <w:rPr>
+          <w:lang w:val="es-ES"/>
+        </w:rPr>
+      </w:pPr>
+    </w:p>
+    <w:p>
+      <w:pPr>
+        <w:pBdr>
+          <w:top w:val="nil"/>
+          <w:left w:val="nil"/>
+          <w:bottom w:val="nil"/>
+          <w:right w:val="nil"/>
+          <w:between w:val="nil"/>
+        </w:pBdr>
+        <w:rPr>
+          <w:lang w:val="es-ES"/>
+        </w:rPr>
+      </w:pPr>
+    </w:p>
+    <w:p>
+      <w:pPr>
+        <w:pBdr>
+          <w:top w:val="nil"/>
+          <w:left w:val="nil"/>
+          <w:bottom w:val="nil"/>
+          <w:right w:val="nil"/>
+          <w:between w:val="nil"/>
+        </w:pBdr>
+        <w:rPr>
+          <w:lang w:val="es-ES"/>
+        </w:rPr>
+      </w:pPr>
+    </w:p>
+    <w:p>
+      <w:pPr>
+        <w:pBdr>
+          <w:top w:val="nil"/>
+          <w:left w:val="nil"/>
+          <w:bottom w:val="nil"/>
+          <w:right w:val="nil"/>
+          <w:between w:val="nil"/>
+        </w:pBdr>
+        <w:rPr>
+          <w:lang w:val="es-ES"/>
+        </w:rPr>
+      </w:pPr>
+    </w:p>
+    <w:p>
+      <w:pPr>
+        <w:pBdr>
+          <w:top w:val="nil"/>
+          <w:left w:val="nil"/>
+          <w:bottom w:val="nil"/>
+          <w:right w:val="nil"/>
+          <w:between w:val="nil"/>
+        </w:pBdr>
+        <w:rPr>
+          <w:lang w:val="es-ES"/>
+        </w:rPr>
+      </w:pPr>
+    </w:p>
+    <w:p>
+      <w:pPr>
+        <w:pBdr>
+          <w:top w:val="nil"/>
+          <w:left w:val="nil"/>
+          <w:bottom w:val="nil"/>
+          <w:right w:val="nil"/>
+          <w:between w:val="nil"/>
+        </w:pBdr>
+        <w:rPr>
+          <w:lang w:val="es-ES"/>
+        </w:rPr>
+      </w:pPr>
+    </w:p>
+    <w:p>
+      <w:pPr>
+        <w:pBdr>
+          <w:top w:val="nil"/>
+          <w:left w:val="nil"/>
+          <w:bottom w:val="nil"/>
+          <w:right w:val="nil"/>
+          <w:between w:val="nil"/>
+        </w:pBdr>
+        <w:rPr>
+          <w:lang w:val="es-ES"/>
+        </w:rPr>
+      </w:pPr>
+    </w:p>
+    <w:p>
+      <w:pPr>
+        <w:pBdr>
+          <w:top w:val="nil"/>
+          <w:left w:val="nil"/>
+          <w:bottom w:val="nil"/>
+          <w:right w:val="nil"/>
+          <w:between w:val="nil"/>
+        </w:pBdr>
+        <w:rPr>
+          <w:lang w:val="es-ES"/>
+        </w:rPr>
+      </w:pPr>
+    </w:p>
+    <w:p>
+      <w:pPr>
+        <w:pBdr>
+          <w:top w:val="nil"/>
+          <w:left w:val="nil"/>
+          <w:bottom w:val="nil"/>
+          <w:right w:val="nil"/>
+          <w:between w:val="nil"/>
+        </w:pBdr>
+        <w:rPr>
+          <w:lang w:val="es-ES"/>
+        </w:rPr>
+      </w:pPr>
+    </w:p>
+    <w:p>
+      <w:pPr>
+        <w:pBdr>
+          <w:top w:val="nil"/>
+          <w:left w:val="nil"/>
+          <w:bottom w:val="nil"/>
+          <w:right w:val="nil"/>
+          <w:between w:val="nil"/>
+        </w:pBdr>
+        <w:rPr>
+          <w:lang w:val="es-ES"/>
+        </w:rPr>
+      </w:pPr>
+    </w:p>
+    <w:p>
+      <w:pPr>
+        <w:pBdr>
+          <w:top w:val="nil"/>
+          <w:left w:val="nil"/>
+          <w:bottom w:val="nil"/>
+          <w:right w:val="nil"/>
+          <w:between w:val="nil"/>
+        </w:pBdr>
+        <w:rPr>
+          <w:lang w:val="es-ES"/>
+        </w:rPr>
+      </w:pPr>
+    </w:p>
+    <w:p>
+      <w:pPr>
+        <w:pBdr>
+          <w:top w:val="nil"/>
+          <w:left w:val="nil"/>
+          <w:bottom w:val="nil"/>
+          <w:right w:val="nil"/>
+          <w:between w:val="nil"/>
+        </w:pBdr>
+        <w:rPr>
+          <w:lang w:val="es-ES"/>
+        </w:rPr>
+      </w:pPr>
+    </w:p>
+    <w:p>
+      <w:pPr>
+        <w:pBdr>
+          <w:top w:val="nil"/>
+          <w:left w:val="nil"/>
+          <w:bottom w:val="nil"/>
+          <w:right w:val="nil"/>
+          <w:between w:val="nil"/>
+        </w:pBdr>
+        <w:rPr>
+          <w:lang w:val="es-ES"/>
+        </w:rPr>
+      </w:pPr>
+    </w:p>
+    <w:p>
+      <w:pPr>
+        <w:pBdr>
+          <w:top w:val="nil"/>
+          <w:left w:val="nil"/>
+          <w:bottom w:val="nil"/>
+          <w:right w:val="nil"/>
+          <w:between w:val="nil"/>
+        </w:pBdr>
+        <w:rPr>
+          <w:lang w:val="es-ES"/>
+        </w:rPr>
+      </w:pPr>
+    </w:p>
+    <w:p>
+      <w:pPr>
+        <w:pBdr>
+          <w:top w:val="nil"/>
+          <w:left w:val="nil"/>
+          <w:bottom w:val="nil"/>
+          <w:right w:val="nil"/>
+          <w:between w:val="nil"/>
+        </w:pBdr>
+        <w:rPr>
+          <w:lang w:val="es-ES"/>
+        </w:rPr>
+      </w:pPr>
+    </w:p>
+    <w:p>
+      <w:pPr>
+        <w:pBdr>
+          <w:top w:val="nil"/>
+          <w:left w:val="nil"/>
+          <w:bottom w:val="nil"/>
+          <w:right w:val="nil"/>
+          <w:between w:val="nil"/>
+        </w:pBdr>
+        <w:rPr>
+          <w:lang w:val="es-ES"/>
+        </w:rPr>
+      </w:pPr>
+    </w:p>
+    <w:p>
+      <w:pPr>
+        <w:pBdr>
+          <w:top w:val="nil"/>
+          <w:left w:val="nil"/>
+          <w:bottom w:val="nil"/>
+          <w:right w:val="nil"/>
+          <w:between w:val="nil"/>
+        </w:pBdr>
+        <w:rPr>
+          <w:b/>
+          <w:bCs/>
+          <w:lang w:val="es-ES"/>
+        </w:rPr>
+      </w:pPr>
+      <w:r>
+        <w:rPr>
+          <w:b/>
+          <w:bCs/>
+          <w:lang w:val="es-ES"/>
+        </w:rPr>
+        <w:t>Escenarios de uso recomendados</w:t>
+      </w:r>
+    </w:p>
+    <w:p>
+      <w:pPr>
+        <w:pBdr>
+          <w:top w:val="nil"/>
+          <w:left w:val="nil"/>
+          <w:bottom w:val="nil"/>
+          <w:right w:val="nil"/>
+          <w:between w:val="nil"/>
+        </w:pBdr>
+        <w:rPr>
+          <w:b/>
+          <w:bCs/>
+          <w:lang w:val="es-ES"/>
+        </w:rPr>
+      </w:pPr>
+      <w:r>
+        <w:rPr>
+          <w:b/>
+          <w:bCs/>
+          <w:lang w:val="es-ES"/>
+        </w:rPr>
+        <w:t>1. Perfiles de usuario y departamentos</w:t>
+      </w:r>
+    </w:p>
+    <w:p>
+      <w:pPr>
+        <w:numPr>
+          <w:ilvl w:val="0"/>
+          <w:numId w:val="44"/>
+        </w:numPr>
+        <w:pBdr>
+          <w:top w:val="nil"/>
+          <w:left w:val="nil"/>
+          <w:bottom w:val="nil"/>
+          <w:right w:val="nil"/>
+          <w:between w:val="nil"/>
+        </w:pBdr>
+        <w:rPr>
+          <w:lang w:val="es-ES"/>
+        </w:rPr>
+      </w:pPr>
+      <w:r>
+        <w:rPr>
+          <w:b/>
+          <w:bCs/>
+          <w:lang w:val="es-ES"/>
+        </w:rPr>
+        <w:t>Administración, finanzas y recursos humanos:</w:t>
+      </w:r>
+      <w:r>
+        <w:rPr>
+          <w:lang w:val="es-ES"/>
+        </w:rPr>
+        <w:br/>
+      </w:r>
+      <w:r>
+        <w:rPr>
+          <w:b/>
+          <w:bCs/>
+          <w:lang w:val="es-ES"/>
+        </w:rPr>
+        <w:t>Recomendación: Windows</w:t>
+      </w:r>
+      <w:r>
+        <w:rPr>
+          <w:lang w:val="es-ES"/>
+        </w:rPr>
+        <w:t xml:space="preserve"> </w:t>
+      </w:r>
+    </w:p>
+    <w:p>
+      <w:pPr>
+        <w:numPr>
+          <w:ilvl w:val="1"/>
+          <w:numId w:val="44"/>
+        </w:numPr>
+        <w:pBdr>
+          <w:top w:val="nil"/>
+          <w:left w:val="nil"/>
+          <w:bottom w:val="nil"/>
+          <w:right w:val="nil"/>
+          <w:between w:val="nil"/>
+        </w:pBdr>
+        <w:rPr>
+          <w:lang w:val="es-ES"/>
+        </w:rPr>
+      </w:pPr>
+      <w:r>
+        <w:rPr>
+          <w:b/>
+          <w:bCs/>
+          <w:lang w:val="es-ES"/>
+        </w:rPr>
+        <w:t>Justificación:</w:t>
+      </w:r>
+      <w:r>
+        <w:rPr>
+          <w:lang w:val="es-ES"/>
+        </w:rPr>
+        <w:t xml:space="preserve"> Estos departamentos suelen depender de software empresarial ampliamente compatible con Windows, como Microsoft Office (Excel para análisis financiero, Word para documentación), sistemas de contabilidad (por ejemplo, SAP o </w:t>
+      </w:r>
+      <w:proofErr w:type="spellStart"/>
+      <w:r>
+        <w:rPr>
+          <w:lang w:val="es-ES"/>
+        </w:rPr>
+        <w:t>QuickBooks</w:t>
+      </w:r>
+      <w:proofErr w:type="spellEnd"/>
+      <w:r>
+        <w:rPr>
+          <w:lang w:val="es-ES"/>
+        </w:rPr>
+        <w:t xml:space="preserve">) y herramientas de colaboración como Microsoft </w:t>
+      </w:r>
+      <w:proofErr w:type="spellStart"/>
+      <w:r>
+        <w:rPr>
+          <w:lang w:val="es-ES"/>
+        </w:rPr>
+        <w:t>Teams</w:t>
+      </w:r>
+      <w:proofErr w:type="spellEnd"/>
+      <w:r>
+        <w:rPr>
+          <w:lang w:val="es-ES"/>
+        </w:rPr>
+        <w:t>.</w:t>
+      </w:r>
+    </w:p>
+    <w:p>
+      <w:pPr>
+        <w:numPr>
+          <w:ilvl w:val="1"/>
+          <w:numId w:val="44"/>
+        </w:numPr>
+        <w:pBdr>
+          <w:top w:val="nil"/>
+          <w:left w:val="nil"/>
+          <w:bottom w:val="nil"/>
+          <w:right w:val="nil"/>
+          <w:between w:val="nil"/>
+        </w:pBdr>
+        <w:rPr>
+          <w:lang w:val="es-ES"/>
+        </w:rPr>
+      </w:pPr>
+      <w:r>
+        <w:rPr>
+          <w:b/>
+          <w:bCs/>
+          <w:lang w:val="es-ES"/>
+        </w:rPr>
+        <w:t>Ventajas:</w:t>
+      </w:r>
+      <w:r>
+        <w:rPr>
+          <w:lang w:val="es-ES"/>
+        </w:rPr>
+        <w:t xml:space="preserve"> Interfaz gráfica intuitiva para usuarios no técnicos, soporte nativo para aplicaciones de gestión y facilidad para integrarse con servicios de Active </w:t>
+      </w:r>
+      <w:proofErr w:type="spellStart"/>
+      <w:r>
+        <w:rPr>
+          <w:lang w:val="es-ES"/>
+        </w:rPr>
+        <w:t>Directory</w:t>
+      </w:r>
+      <w:proofErr w:type="spellEnd"/>
+      <w:r>
+        <w:rPr>
+          <w:lang w:val="es-ES"/>
+        </w:rPr>
+        <w:t xml:space="preserve"> para autenticación y gestión de usuarios.</w:t>
+      </w:r>
+    </w:p>
+    <w:p>
+      <w:pPr>
+        <w:numPr>
+          <w:ilvl w:val="1"/>
+          <w:numId w:val="44"/>
+        </w:numPr>
+        <w:pBdr>
+          <w:top w:val="nil"/>
+          <w:left w:val="nil"/>
+          <w:bottom w:val="nil"/>
+          <w:right w:val="nil"/>
+          <w:between w:val="nil"/>
+        </w:pBdr>
+        <w:rPr>
+          <w:lang w:val="es-ES"/>
+        </w:rPr>
+      </w:pPr>
+      <w:r>
+        <w:rPr>
+          <w:b/>
+          <w:bCs/>
+          <w:lang w:val="es-ES"/>
+        </w:rPr>
+        <w:t>Ejemplo:</w:t>
+      </w:r>
+      <w:r>
+        <w:rPr>
+          <w:lang w:val="es-ES"/>
+        </w:rPr>
+        <w:t xml:space="preserve"> Un empleado de finanzas necesita generar reportes en Excel con macros y compartirlos en </w:t>
+      </w:r>
+      <w:proofErr w:type="spellStart"/>
+      <w:r>
+        <w:rPr>
+          <w:lang w:val="es-ES"/>
+        </w:rPr>
+        <w:t>Teams</w:t>
+      </w:r>
+      <w:proofErr w:type="spellEnd"/>
+      <w:r>
+        <w:rPr>
+          <w:lang w:val="es-ES"/>
+        </w:rPr>
+        <w:t>; Windows es la mejor opción por compatibilidad y usabilidad.</w:t>
+      </w:r>
+    </w:p>
+    <w:p>
+      <w:pPr>
+        <w:numPr>
+          <w:ilvl w:val="0"/>
+          <w:numId w:val="44"/>
+        </w:numPr>
+        <w:pBdr>
+          <w:top w:val="nil"/>
+          <w:left w:val="nil"/>
+          <w:bottom w:val="nil"/>
+          <w:right w:val="nil"/>
+          <w:between w:val="nil"/>
+        </w:pBdr>
+        <w:rPr>
+          <w:lang w:val="es-ES"/>
+        </w:rPr>
+      </w:pPr>
+      <w:r>
+        <w:rPr>
+          <w:b/>
+          <w:bCs/>
+          <w:lang w:val="es-ES"/>
+        </w:rPr>
+        <w:t>Desarrollo de software y TI:</w:t>
+      </w:r>
+      <w:r>
+        <w:rPr>
+          <w:lang w:val="es-ES"/>
+        </w:rPr>
+        <w:br/>
+      </w:r>
+      <w:r>
+        <w:rPr>
+          <w:b/>
+          <w:bCs/>
+          <w:lang w:val="es-ES"/>
+        </w:rPr>
+        <w:t>Recomendación: Linux</w:t>
+      </w:r>
+      <w:r>
+        <w:rPr>
+          <w:lang w:val="es-ES"/>
+        </w:rPr>
+        <w:t xml:space="preserve"> </w:t>
+      </w:r>
+    </w:p>
+    <w:p>
+      <w:pPr>
+        <w:numPr>
+          <w:ilvl w:val="1"/>
+          <w:numId w:val="44"/>
+        </w:numPr>
+        <w:pBdr>
+          <w:top w:val="nil"/>
+          <w:left w:val="nil"/>
+          <w:bottom w:val="nil"/>
+          <w:right w:val="nil"/>
+          <w:between w:val="nil"/>
+        </w:pBdr>
+        <w:rPr>
+          <w:lang w:val="es-ES"/>
+        </w:rPr>
+      </w:pPr>
+      <w:r>
+        <w:rPr>
+          <w:b/>
+          <w:bCs/>
+          <w:lang w:val="es-ES"/>
+        </w:rPr>
+        <w:t>Justificación:</w:t>
+      </w:r>
+      <w:r>
+        <w:rPr>
+          <w:lang w:val="es-ES"/>
+        </w:rPr>
+        <w:t xml:space="preserve"> Los equipos de desarrollo y TI suelen necesitar herramientas como Git, Docker, entornos de programación (Python, Node.js), y servidores locales para pruebas. Linux ofrece un entorno más flexible y eficiente para estas tareas, además de ser el estándar en servidores de desarrollo y producción.</w:t>
+      </w:r>
+    </w:p>
+    <w:p>
+      <w:pPr>
+        <w:numPr>
+          <w:ilvl w:val="1"/>
+          <w:numId w:val="44"/>
+        </w:numPr>
+        <w:pBdr>
+          <w:top w:val="nil"/>
+          <w:left w:val="nil"/>
+          <w:bottom w:val="nil"/>
+          <w:right w:val="nil"/>
+          <w:between w:val="nil"/>
+        </w:pBdr>
+        <w:rPr>
+          <w:lang w:val="en-US"/>
+        </w:rPr>
+      </w:pPr>
+      <w:r>
+        <w:rPr>
+          <w:b/>
+          <w:bCs/>
+          <w:lang w:val="es-ES"/>
+        </w:rPr>
+        <w:t>Ventajas:</w:t>
+      </w:r>
+      <w:r>
+        <w:rPr>
+          <w:lang w:val="es-ES"/>
+        </w:rPr>
+        <w:t xml:space="preserve"> Mayor control sobre el sistema, acceso a herramientas de línea de comandos potentes, y menor consumo de recursos. </w:t>
+      </w:r>
+      <w:proofErr w:type="spellStart"/>
+      <w:r>
+        <w:rPr>
+          <w:lang w:val="en-US"/>
+        </w:rPr>
+        <w:t>Distribuciones</w:t>
+      </w:r>
+      <w:proofErr w:type="spellEnd"/>
+      <w:r>
+        <w:rPr>
+          <w:lang w:val="en-US"/>
+        </w:rPr>
+        <w:t xml:space="preserve"> </w:t>
+      </w:r>
+      <w:proofErr w:type="spellStart"/>
+      <w:r>
+        <w:rPr>
+          <w:lang w:val="en-US"/>
+        </w:rPr>
+        <w:t>como</w:t>
+      </w:r>
+      <w:proofErr w:type="spellEnd"/>
+      <w:r>
+        <w:rPr>
+          <w:lang w:val="en-US"/>
+        </w:rPr>
+        <w:t xml:space="preserve"> Ubuntu o CentOS son </w:t>
+      </w:r>
+      <w:proofErr w:type="spellStart"/>
+      <w:r>
+        <w:rPr>
+          <w:lang w:val="en-US"/>
+        </w:rPr>
+        <w:t>ideales</w:t>
+      </w:r>
+      <w:proofErr w:type="spellEnd"/>
+      <w:r>
+        <w:rPr>
+          <w:lang w:val="en-US"/>
+        </w:rPr>
+        <w:t>.</w:t>
+      </w:r>
+    </w:p>
+    <w:p>
+      <w:pPr>
+        <w:numPr>
+          <w:ilvl w:val="1"/>
+          <w:numId w:val="44"/>
+        </w:numPr>
+        <w:pBdr>
+          <w:top w:val="nil"/>
+          <w:left w:val="nil"/>
+          <w:bottom w:val="nil"/>
+          <w:right w:val="nil"/>
+          <w:between w:val="nil"/>
+        </w:pBdr>
+        <w:rPr>
+          <w:lang w:val="es-ES"/>
+        </w:rPr>
+      </w:pPr>
+      <w:r>
+        <w:rPr>
+          <w:b/>
+          <w:bCs/>
+          <w:lang w:val="es-ES"/>
+        </w:rPr>
+        <w:t>Ejemplo:</w:t>
+      </w:r>
+      <w:r>
+        <w:rPr>
+          <w:lang w:val="es-ES"/>
+        </w:rPr>
+        <w:t xml:space="preserve"> Un desarrollador necesita configurar un entorno de pruebas con contenedores Docker y un servidor </w:t>
+      </w:r>
+      <w:proofErr w:type="spellStart"/>
+      <w:r>
+        <w:rPr>
+          <w:lang w:val="es-ES"/>
+        </w:rPr>
+        <w:t>Nginx</w:t>
+      </w:r>
+      <w:proofErr w:type="spellEnd"/>
+      <w:r>
+        <w:rPr>
+          <w:lang w:val="es-ES"/>
+        </w:rPr>
+        <w:t>; Linux permite hacerlo de forma más eficiente y con mejor soporte comunitario.</w:t>
+      </w:r>
+    </w:p>
+    <w:p>
+      <w:pPr>
+        <w:numPr>
+          <w:ilvl w:val="0"/>
+          <w:numId w:val="44"/>
+        </w:numPr>
+        <w:pBdr>
+          <w:top w:val="nil"/>
+          <w:left w:val="nil"/>
+          <w:bottom w:val="nil"/>
+          <w:right w:val="nil"/>
+          <w:between w:val="nil"/>
+        </w:pBdr>
+        <w:rPr>
+          <w:lang w:val="es-ES"/>
+        </w:rPr>
+      </w:pPr>
+      <w:r>
+        <w:rPr>
+          <w:b/>
+          <w:bCs/>
+          <w:lang w:val="es-ES"/>
+        </w:rPr>
+        <w:t>Soporte técnico y operaciones:</w:t>
+      </w:r>
+      <w:r>
+        <w:rPr>
+          <w:lang w:val="es-ES"/>
+        </w:rPr>
+        <w:br/>
+      </w:r>
+      <w:r>
+        <w:rPr>
+          <w:b/>
+          <w:bCs/>
+          <w:lang w:val="es-ES"/>
+        </w:rPr>
+        <w:t>Recomendación: Combinación de Windows y Linux</w:t>
+      </w:r>
+      <w:r>
+        <w:rPr>
+          <w:lang w:val="es-ES"/>
+        </w:rPr>
+        <w:t xml:space="preserve"> </w:t>
+      </w:r>
+    </w:p>
+    <w:p>
+      <w:pPr>
+        <w:numPr>
+          <w:ilvl w:val="1"/>
+          <w:numId w:val="44"/>
+        </w:numPr>
+        <w:pBdr>
+          <w:top w:val="nil"/>
+          <w:left w:val="nil"/>
+          <w:bottom w:val="nil"/>
+          <w:right w:val="nil"/>
+          <w:between w:val="nil"/>
+        </w:pBdr>
+        <w:rPr>
+          <w:lang w:val="es-ES"/>
+        </w:rPr>
+      </w:pPr>
+      <w:r>
+        <w:rPr>
+          <w:b/>
+          <w:bCs/>
+          <w:lang w:val="es-ES"/>
+        </w:rPr>
+        <w:t>Justificación:</w:t>
+      </w:r>
+      <w:r>
+        <w:rPr>
+          <w:lang w:val="es-ES"/>
+        </w:rPr>
+        <w:t xml:space="preserve"> El equipo de soporte técnico interactúa tanto con usuarios finales (que probablemente usan Windows) como con la infraestructura de servidores (donde Linux es más común). Por ello, las estaciones de trabajo pueden usar Windows para facilitar la comunicación con otros departamentos, mientras que los servidores y herramientas de monitoreo corren en Linux.</w:t>
+      </w:r>
+    </w:p>
+    <w:p>
+      <w:pPr>
+        <w:numPr>
+          <w:ilvl w:val="1"/>
+          <w:numId w:val="44"/>
+        </w:numPr>
+        <w:pBdr>
+          <w:top w:val="nil"/>
+          <w:left w:val="nil"/>
+          <w:bottom w:val="nil"/>
+          <w:right w:val="nil"/>
+          <w:between w:val="nil"/>
+        </w:pBdr>
+        <w:rPr>
+          <w:lang w:val="es-ES"/>
+        </w:rPr>
+      </w:pPr>
+      <w:r>
+        <w:rPr>
+          <w:b/>
+          <w:bCs/>
+          <w:lang w:val="es-ES"/>
+        </w:rPr>
+        <w:t>Ventajas:</w:t>
+      </w:r>
+      <w:r>
+        <w:rPr>
+          <w:lang w:val="es-ES"/>
+        </w:rPr>
+        <w:t xml:space="preserve"> Windows facilita la interacción con usuarios no técnicos, mientras que Linux es ideal para gestionar servidores, redes y herramientas de monitoreo como Nagios.</w:t>
+      </w:r>
+    </w:p>
+    <w:p>
+      <w:pPr>
+        <w:numPr>
+          <w:ilvl w:val="1"/>
+          <w:numId w:val="44"/>
+        </w:numPr>
+        <w:pBdr>
+          <w:top w:val="nil"/>
+          <w:left w:val="nil"/>
+          <w:bottom w:val="nil"/>
+          <w:right w:val="nil"/>
+          <w:between w:val="nil"/>
+        </w:pBdr>
+        <w:rPr>
+          <w:lang w:val="es-ES"/>
+        </w:rPr>
+      </w:pPr>
+      <w:r>
+        <w:rPr>
+          <w:b/>
+          <w:bCs/>
+          <w:lang w:val="es-ES"/>
+        </w:rPr>
+        <w:t>Ejemplo:</w:t>
+      </w:r>
+      <w:r>
+        <w:rPr>
+          <w:lang w:val="es-ES"/>
+        </w:rPr>
+        <w:t xml:space="preserve"> Un técnico de soporte usa una estación Windows para acceder a </w:t>
+      </w:r>
+      <w:proofErr w:type="gramStart"/>
+      <w:r>
+        <w:rPr>
+          <w:lang w:val="es-ES"/>
+        </w:rPr>
+        <w:t>tickets</w:t>
+      </w:r>
+      <w:proofErr w:type="gramEnd"/>
+      <w:r>
+        <w:rPr>
+          <w:lang w:val="es-ES"/>
+        </w:rPr>
+        <w:t xml:space="preserve"> de usuarios y una máquina virtual Linux para monitorear servidores.</w:t>
+      </w:r>
+    </w:p>
+    <w:p>
+      <w:pPr>
+        <w:numPr>
+          <w:ilvl w:val="0"/>
+          <w:numId w:val="44"/>
+        </w:numPr>
+        <w:pBdr>
+          <w:top w:val="nil"/>
+          <w:left w:val="nil"/>
+          <w:bottom w:val="nil"/>
+          <w:right w:val="nil"/>
+          <w:between w:val="nil"/>
+        </w:pBdr>
+        <w:rPr>
+          <w:lang w:val="es-ES"/>
+        </w:rPr>
+      </w:pPr>
+      <w:r>
+        <w:rPr>
+          <w:b/>
+          <w:bCs/>
+          <w:lang w:val="es-ES"/>
+        </w:rPr>
+        <w:t>Marketing y diseño gráfico:</w:t>
+      </w:r>
+      <w:r>
+        <w:rPr>
+          <w:lang w:val="es-ES"/>
+        </w:rPr>
+        <w:br/>
+      </w:r>
+      <w:r>
+        <w:rPr>
+          <w:b/>
+          <w:bCs/>
+          <w:lang w:val="es-ES"/>
+        </w:rPr>
+        <w:t>Recomendación: Windows</w:t>
+      </w:r>
+      <w:r>
+        <w:rPr>
+          <w:lang w:val="es-ES"/>
+        </w:rPr>
+        <w:t xml:space="preserve"> </w:t>
+      </w:r>
+    </w:p>
+    <w:p>
+      <w:pPr>
+        <w:numPr>
+          <w:ilvl w:val="1"/>
+          <w:numId w:val="44"/>
+        </w:numPr>
+        <w:pBdr>
+          <w:top w:val="nil"/>
+          <w:left w:val="nil"/>
+          <w:bottom w:val="nil"/>
+          <w:right w:val="nil"/>
+          <w:between w:val="nil"/>
+        </w:pBdr>
+        <w:rPr>
+          <w:lang w:val="es-ES"/>
+        </w:rPr>
+      </w:pPr>
+      <w:r>
+        <w:rPr>
+          <w:b/>
+          <w:bCs/>
+          <w:lang w:val="es-ES"/>
+        </w:rPr>
+        <w:t>Justificación:</w:t>
+      </w:r>
+      <w:r>
+        <w:rPr>
+          <w:lang w:val="es-ES"/>
+        </w:rPr>
+        <w:t xml:space="preserve"> Los equipos de marketing y diseño suelen usar software como Adobe Creative Suite (Photoshop, </w:t>
+      </w:r>
+      <w:proofErr w:type="spellStart"/>
+      <w:r>
+        <w:rPr>
+          <w:lang w:val="es-ES"/>
+        </w:rPr>
+        <w:t>Illustrator</w:t>
+      </w:r>
+      <w:proofErr w:type="spellEnd"/>
+      <w:r>
+        <w:rPr>
+          <w:lang w:val="es-ES"/>
+        </w:rPr>
+        <w:t xml:space="preserve">), que es más compatible con Windows. Además, necesitan acceso a herramientas de colaboración y presentación (PowerPoint, </w:t>
+      </w:r>
+      <w:proofErr w:type="spellStart"/>
+      <w:r>
+        <w:rPr>
+          <w:lang w:val="es-ES"/>
+        </w:rPr>
+        <w:t>Teams</w:t>
+      </w:r>
+      <w:proofErr w:type="spellEnd"/>
+      <w:r>
+        <w:rPr>
+          <w:lang w:val="es-ES"/>
+        </w:rPr>
+        <w:t>).</w:t>
+      </w:r>
+    </w:p>
+    <w:p>
+      <w:pPr>
+        <w:numPr>
+          <w:ilvl w:val="1"/>
+          <w:numId w:val="44"/>
+        </w:numPr>
+        <w:pBdr>
+          <w:top w:val="nil"/>
+          <w:left w:val="nil"/>
+          <w:bottom w:val="nil"/>
+          <w:right w:val="nil"/>
+          <w:between w:val="nil"/>
+        </w:pBdr>
+        <w:rPr>
+          <w:lang w:val="es-ES"/>
+        </w:rPr>
+      </w:pPr>
+      <w:r>
+        <w:rPr>
+          <w:b/>
+          <w:bCs/>
+          <w:lang w:val="es-ES"/>
+        </w:rPr>
+        <w:t>Ventajas:</w:t>
+      </w:r>
+      <w:r>
+        <w:rPr>
+          <w:lang w:val="es-ES"/>
+        </w:rPr>
+        <w:t xml:space="preserve"> Compatibilidad con software de diseño y facilidad para usuarios no técnicos.</w:t>
+      </w:r>
+    </w:p>
+    <w:p>
+      <w:pPr>
+        <w:numPr>
+          <w:ilvl w:val="1"/>
+          <w:numId w:val="44"/>
+        </w:numPr>
+        <w:pBdr>
+          <w:top w:val="nil"/>
+          <w:left w:val="nil"/>
+          <w:bottom w:val="nil"/>
+          <w:right w:val="nil"/>
+          <w:between w:val="nil"/>
+        </w:pBdr>
+        <w:rPr>
+          <w:lang w:val="es-ES"/>
+        </w:rPr>
+      </w:pPr>
+      <w:r>
+        <w:rPr>
+          <w:b/>
+          <w:bCs/>
+          <w:lang w:val="es-ES"/>
+        </w:rPr>
+        <w:t>Ejemplo:</w:t>
+      </w:r>
+      <w:r>
+        <w:rPr>
+          <w:lang w:val="es-ES"/>
+        </w:rPr>
+        <w:t xml:space="preserve"> Un diseñador necesita editar imágenes en Photoshop y preparar una presentación en PowerPoint; Windows es la opción más práctica.</w:t>
+      </w:r>
+    </w:p>
+    <w:p>
+      <w:pPr>
+        <w:pBdr>
+          <w:top w:val="nil"/>
+          <w:left w:val="nil"/>
+          <w:bottom w:val="nil"/>
+          <w:right w:val="nil"/>
+          <w:between w:val="nil"/>
+        </w:pBdr>
+        <w:rPr>
+          <w:lang w:val="en-US"/>
+        </w:rPr>
+      </w:pPr>
+      <w:r>
+        <w:rPr>
+          <w:lang w:val="en-US"/>
+        </w:rPr>
+        <w:pict w14:anchorId="4DCF8AFE">
+          <v:rect id="_x0000_i1065" style="width:0;height:1.5pt" o:hralign="center" o:hrstd="t" o:hr="t" fillcolor="#a0a0a0" stroked="f"/>
+        </w:pict>
+      </w:r>
+    </w:p>
+    <w:p>
+      <w:pPr>
+        <w:pBdr>
+          <w:top w:val="nil"/>
+          <w:left w:val="nil"/>
+          <w:bottom w:val="nil"/>
+          <w:right w:val="nil"/>
+          <w:between w:val="nil"/>
+        </w:pBdr>
+        <w:rPr>
+          <w:b/>
+          <w:bCs/>
+          <w:lang w:val="en-US"/>
+        </w:rPr>
+      </w:pPr>
+      <w:r>
+        <w:rPr>
+          <w:b/>
+          <w:bCs/>
+          <w:lang w:val="en-US"/>
+        </w:rPr>
+        <w:t xml:space="preserve">2. </w:t>
+      </w:r>
+      <w:proofErr w:type="spellStart"/>
+      <w:r>
+        <w:rPr>
+          <w:b/>
+          <w:bCs/>
+          <w:lang w:val="en-US"/>
+        </w:rPr>
+        <w:t>Tareas</w:t>
+      </w:r>
+      <w:proofErr w:type="spellEnd"/>
+      <w:r>
+        <w:rPr>
+          <w:b/>
+          <w:bCs/>
+          <w:lang w:val="en-US"/>
+        </w:rPr>
+        <w:t xml:space="preserve"> </w:t>
+      </w:r>
+      <w:proofErr w:type="spellStart"/>
+      <w:r>
+        <w:rPr>
+          <w:b/>
+          <w:bCs/>
+          <w:lang w:val="en-US"/>
+        </w:rPr>
+        <w:t>específicas</w:t>
+      </w:r>
+      <w:proofErr w:type="spellEnd"/>
+    </w:p>
+    <w:p>
+      <w:pPr>
+        <w:numPr>
+          <w:ilvl w:val="0"/>
+          <w:numId w:val="45"/>
+        </w:numPr>
+        <w:pBdr>
+          <w:top w:val="nil"/>
+          <w:left w:val="nil"/>
+          <w:bottom w:val="nil"/>
+          <w:right w:val="nil"/>
+          <w:between w:val="nil"/>
+        </w:pBdr>
+        <w:rPr>
           <w:lang w:val="es-ES"/>
         </w:rPr>
       </w:pPr>
@@ -6575,6 +7883,1770 @@
           <w:lang w:val="es-ES"/>
         </w:rPr>
         <w:lastRenderedPageBreak/>
+        <w:t>Servidores web, bases de datos y almacenamiento:</w:t>
+      </w:r>
+      <w:r>
+        <w:rPr>
+          <w:lang w:val="es-ES"/>
+        </w:rPr>
+        <w:br/>
+      </w:r>
+      <w:r>
+        <w:rPr>
+          <w:b/>
+          <w:bCs/>
+          <w:lang w:val="es-ES"/>
+        </w:rPr>
+        <w:t>Recomendación: Linux</w:t>
+      </w:r>
+      <w:r>
+        <w:rPr>
+          <w:lang w:val="es-ES"/>
+        </w:rPr>
+        <w:t xml:space="preserve"> </w:t>
+      </w:r>
+    </w:p>
+    <w:p>
+      <w:pPr>
+        <w:numPr>
+          <w:ilvl w:val="1"/>
+          <w:numId w:val="45"/>
+        </w:numPr>
+        <w:pBdr>
+          <w:top w:val="nil"/>
+          <w:left w:val="nil"/>
+          <w:bottom w:val="nil"/>
+          <w:right w:val="nil"/>
+          <w:between w:val="nil"/>
+        </w:pBdr>
+        <w:rPr>
+          <w:lang w:val="es-ES"/>
+        </w:rPr>
+      </w:pPr>
+      <w:r>
+        <w:rPr>
+          <w:b/>
+          <w:bCs/>
+          <w:lang w:val="es-ES"/>
+        </w:rPr>
+        <w:t>Justificación:</w:t>
+      </w:r>
+      <w:r>
+        <w:rPr>
+          <w:lang w:val="es-ES"/>
+        </w:rPr>
+        <w:t xml:space="preserve"> Linux es la opción preferida para servidores debido a su estabilidad, seguridad y eficiencia. Herramientas como Apache, </w:t>
+      </w:r>
+      <w:proofErr w:type="spellStart"/>
+      <w:r>
+        <w:rPr>
+          <w:lang w:val="es-ES"/>
+        </w:rPr>
+        <w:t>Nginx</w:t>
+      </w:r>
+      <w:proofErr w:type="spellEnd"/>
+      <w:r>
+        <w:rPr>
+          <w:lang w:val="es-ES"/>
+        </w:rPr>
+        <w:t>, MySQL o PostgreSQL funcionan mejor en entornos Linux, y distribuciones como Ubuntu Server o CentOS son estándares en la industria.</w:t>
+      </w:r>
+    </w:p>
+    <w:p>
+      <w:pPr>
+        <w:numPr>
+          <w:ilvl w:val="1"/>
+          <w:numId w:val="45"/>
+        </w:numPr>
+        <w:pBdr>
+          <w:top w:val="nil"/>
+          <w:left w:val="nil"/>
+          <w:bottom w:val="nil"/>
+          <w:right w:val="nil"/>
+          <w:between w:val="nil"/>
+        </w:pBdr>
+        <w:rPr>
+          <w:lang w:val="es-ES"/>
+        </w:rPr>
+      </w:pPr>
+      <w:r>
+        <w:rPr>
+          <w:b/>
+          <w:bCs/>
+          <w:lang w:val="es-ES"/>
+        </w:rPr>
+        <w:t>Ventajas:</w:t>
+      </w:r>
+      <w:r>
+        <w:rPr>
+          <w:lang w:val="es-ES"/>
+        </w:rPr>
+        <w:t xml:space="preserve"> Menor consumo de recursos, mayor seguridad (menos vulnerabilidades explotables), y soporte para configuraciones avanzadas como clústeres o balanceadores de carga.</w:t>
+      </w:r>
+    </w:p>
+    <w:p>
+      <w:pPr>
+        <w:numPr>
+          <w:ilvl w:val="1"/>
+          <w:numId w:val="45"/>
+        </w:numPr>
+        <w:pBdr>
+          <w:top w:val="nil"/>
+          <w:left w:val="nil"/>
+          <w:bottom w:val="nil"/>
+          <w:right w:val="nil"/>
+          <w:between w:val="nil"/>
+        </w:pBdr>
+        <w:rPr>
+          <w:lang w:val="es-ES"/>
+        </w:rPr>
+      </w:pPr>
+      <w:r>
+        <w:rPr>
+          <w:b/>
+          <w:bCs/>
+          <w:lang w:val="es-ES"/>
+        </w:rPr>
+        <w:t>Ejemplo:</w:t>
+      </w:r>
+      <w:r>
+        <w:rPr>
+          <w:lang w:val="es-ES"/>
+        </w:rPr>
+        <w:t xml:space="preserve"> La empresa necesita un servidor web para su sitio corporativo; un servidor Linux con </w:t>
+      </w:r>
+      <w:proofErr w:type="spellStart"/>
+      <w:r>
+        <w:rPr>
+          <w:lang w:val="es-ES"/>
+        </w:rPr>
+        <w:t>Nginx</w:t>
+      </w:r>
+      <w:proofErr w:type="spellEnd"/>
+      <w:r>
+        <w:rPr>
+          <w:lang w:val="es-ES"/>
+        </w:rPr>
+        <w:t xml:space="preserve"> y una base de datos MySQL es ideal.</w:t>
+      </w:r>
+    </w:p>
+    <w:p>
+      <w:pPr>
+        <w:numPr>
+          <w:ilvl w:val="0"/>
+          <w:numId w:val="45"/>
+        </w:numPr>
+        <w:pBdr>
+          <w:top w:val="nil"/>
+          <w:left w:val="nil"/>
+          <w:bottom w:val="nil"/>
+          <w:right w:val="nil"/>
+          <w:between w:val="nil"/>
+        </w:pBdr>
+        <w:rPr>
+          <w:lang w:val="es-ES"/>
+        </w:rPr>
+      </w:pPr>
+      <w:r>
+        <w:rPr>
+          <w:b/>
+          <w:bCs/>
+          <w:lang w:val="es-ES"/>
+        </w:rPr>
+        <w:t>Gestión de documentos y colaboración:</w:t>
+      </w:r>
+      <w:r>
+        <w:rPr>
+          <w:lang w:val="es-ES"/>
+        </w:rPr>
+        <w:br/>
+      </w:r>
+      <w:r>
+        <w:rPr>
+          <w:b/>
+          <w:bCs/>
+          <w:lang w:val="es-ES"/>
+        </w:rPr>
+        <w:t>Recomendación: Windows</w:t>
+      </w:r>
+      <w:r>
+        <w:rPr>
+          <w:lang w:val="es-ES"/>
+        </w:rPr>
+        <w:t xml:space="preserve"> </w:t>
+      </w:r>
+    </w:p>
+    <w:p>
+      <w:pPr>
+        <w:numPr>
+          <w:ilvl w:val="1"/>
+          <w:numId w:val="45"/>
+        </w:numPr>
+        <w:pBdr>
+          <w:top w:val="nil"/>
+          <w:left w:val="nil"/>
+          <w:bottom w:val="nil"/>
+          <w:right w:val="nil"/>
+          <w:between w:val="nil"/>
+        </w:pBdr>
+        <w:rPr>
+          <w:lang w:val="es-ES"/>
+        </w:rPr>
+      </w:pPr>
+      <w:r>
+        <w:rPr>
+          <w:b/>
+          <w:bCs/>
+          <w:lang w:val="es-ES"/>
+        </w:rPr>
+        <w:t>Justificación:</w:t>
+      </w:r>
+      <w:r>
+        <w:rPr>
+          <w:lang w:val="es-ES"/>
+        </w:rPr>
+        <w:t xml:space="preserve"> Windows ofrece herramientas integradas como Microsoft Office y SharePoint, que son estándares para la gestión documental y la colaboración en equipo. También se integra fácilmente con servicios en la nube como OneDrive.</w:t>
+      </w:r>
+    </w:p>
+    <w:p>
+      <w:pPr>
+        <w:numPr>
+          <w:ilvl w:val="1"/>
+          <w:numId w:val="45"/>
+        </w:numPr>
+        <w:pBdr>
+          <w:top w:val="nil"/>
+          <w:left w:val="nil"/>
+          <w:bottom w:val="nil"/>
+          <w:right w:val="nil"/>
+          <w:between w:val="nil"/>
+        </w:pBdr>
+        <w:rPr>
+          <w:lang w:val="es-ES"/>
+        </w:rPr>
+      </w:pPr>
+      <w:r>
+        <w:rPr>
+          <w:b/>
+          <w:bCs/>
+          <w:lang w:val="es-ES"/>
+        </w:rPr>
+        <w:t>Ventajas:</w:t>
+      </w:r>
+      <w:r>
+        <w:rPr>
+          <w:lang w:val="es-ES"/>
+        </w:rPr>
+        <w:t xml:space="preserve"> Facilidad de uso para usuarios no técnicos y compatibilidad con flujos de trabajo empresariales.</w:t>
+      </w:r>
+    </w:p>
+    <w:p>
+      <w:pPr>
+        <w:numPr>
+          <w:ilvl w:val="1"/>
+          <w:numId w:val="45"/>
+        </w:numPr>
+        <w:pBdr>
+          <w:top w:val="nil"/>
+          <w:left w:val="nil"/>
+          <w:bottom w:val="nil"/>
+          <w:right w:val="nil"/>
+          <w:between w:val="nil"/>
+        </w:pBdr>
+        <w:rPr>
+          <w:lang w:val="es-ES"/>
+        </w:rPr>
+      </w:pPr>
+      <w:r>
+        <w:rPr>
+          <w:b/>
+          <w:bCs/>
+          <w:lang w:val="es-ES"/>
+        </w:rPr>
+        <w:t>Ejemplo:</w:t>
+      </w:r>
+      <w:r>
+        <w:rPr>
+          <w:lang w:val="es-ES"/>
+        </w:rPr>
+        <w:t xml:space="preserve"> El departamento de recursos humanos necesita un repositorio centralizado de contratos en SharePoint; Windows facilita la integración y el acceso.</w:t>
+      </w:r>
+    </w:p>
+    <w:p>
+      <w:pPr>
+        <w:numPr>
+          <w:ilvl w:val="0"/>
+          <w:numId w:val="45"/>
+        </w:numPr>
+        <w:pBdr>
+          <w:top w:val="nil"/>
+          <w:left w:val="nil"/>
+          <w:bottom w:val="nil"/>
+          <w:right w:val="nil"/>
+          <w:between w:val="nil"/>
+        </w:pBdr>
+        <w:rPr>
+          <w:lang w:val="es-ES"/>
+        </w:rPr>
+      </w:pPr>
+      <w:r>
+        <w:rPr>
+          <w:b/>
+          <w:bCs/>
+          <w:lang w:val="es-ES"/>
+        </w:rPr>
+        <w:t>Seguridad y monitoreo de red:</w:t>
+      </w:r>
+      <w:r>
+        <w:rPr>
+          <w:lang w:val="es-ES"/>
+        </w:rPr>
+        <w:br/>
+      </w:r>
+      <w:r>
+        <w:rPr>
+          <w:b/>
+          <w:bCs/>
+          <w:lang w:val="es-ES"/>
+        </w:rPr>
+        <w:t>Recomendación: Linux</w:t>
+      </w:r>
+      <w:r>
+        <w:rPr>
+          <w:lang w:val="es-ES"/>
+        </w:rPr>
+        <w:t xml:space="preserve"> </w:t>
+      </w:r>
+    </w:p>
+    <w:p>
+      <w:pPr>
+        <w:numPr>
+          <w:ilvl w:val="1"/>
+          <w:numId w:val="45"/>
+        </w:numPr>
+        <w:pBdr>
+          <w:top w:val="nil"/>
+          <w:left w:val="nil"/>
+          <w:bottom w:val="nil"/>
+          <w:right w:val="nil"/>
+          <w:between w:val="nil"/>
+        </w:pBdr>
+        <w:rPr>
+          <w:lang w:val="es-ES"/>
+        </w:rPr>
+      </w:pPr>
+      <w:r>
+        <w:rPr>
+          <w:b/>
+          <w:bCs/>
+          <w:lang w:val="es-ES"/>
+        </w:rPr>
+        <w:t>Justificación:</w:t>
+      </w:r>
+      <w:r>
+        <w:rPr>
+          <w:lang w:val="es-ES"/>
+        </w:rPr>
+        <w:t xml:space="preserve"> Linux ofrece herramientas avanzadas para seguridad y monitoreo, como </w:t>
+      </w:r>
+      <w:proofErr w:type="spellStart"/>
+      <w:r>
+        <w:rPr>
+          <w:lang w:val="es-ES"/>
+        </w:rPr>
+        <w:t>iptables</w:t>
+      </w:r>
+      <w:proofErr w:type="spellEnd"/>
+      <w:r>
+        <w:rPr>
+          <w:lang w:val="es-ES"/>
+        </w:rPr>
+        <w:t xml:space="preserve"> o </w:t>
+      </w:r>
+      <w:proofErr w:type="spellStart"/>
+      <w:r>
+        <w:rPr>
+          <w:lang w:val="es-ES"/>
+        </w:rPr>
+        <w:t>ufw</w:t>
+      </w:r>
+      <w:proofErr w:type="spellEnd"/>
+      <w:r>
+        <w:rPr>
+          <w:lang w:val="es-ES"/>
+        </w:rPr>
+        <w:t xml:space="preserve"> para firewalls, y soluciones como Nagios o </w:t>
+      </w:r>
+      <w:proofErr w:type="spellStart"/>
+      <w:r>
+        <w:rPr>
+          <w:lang w:val="es-ES"/>
+        </w:rPr>
+        <w:t>Zabbix</w:t>
+      </w:r>
+      <w:proofErr w:type="spellEnd"/>
+      <w:r>
+        <w:rPr>
+          <w:lang w:val="es-ES"/>
+        </w:rPr>
+        <w:t xml:space="preserve"> para monitoreo de red. Su arquitectura permite un control granular sobre los permisos y los servicios.</w:t>
+      </w:r>
+    </w:p>
+    <w:p>
+      <w:pPr>
+        <w:numPr>
+          <w:ilvl w:val="1"/>
+          <w:numId w:val="45"/>
+        </w:numPr>
+        <w:pBdr>
+          <w:top w:val="nil"/>
+          <w:left w:val="nil"/>
+          <w:bottom w:val="nil"/>
+          <w:right w:val="nil"/>
+          <w:between w:val="nil"/>
+        </w:pBdr>
+        <w:rPr>
+          <w:lang w:val="es-ES"/>
+        </w:rPr>
+      </w:pPr>
+      <w:r>
+        <w:rPr>
+          <w:b/>
+          <w:bCs/>
+          <w:lang w:val="es-ES"/>
+        </w:rPr>
+        <w:t>Ventajas:</w:t>
+      </w:r>
+      <w:r>
+        <w:rPr>
+          <w:lang w:val="es-ES"/>
+        </w:rPr>
+        <w:t xml:space="preserve"> Mayor seguridad inherente, flexibilidad para configuraciones personalizadas y soporte comunitario para herramientas de código abierto.</w:t>
+      </w:r>
+    </w:p>
+    <w:p>
+      <w:pPr>
+        <w:numPr>
+          <w:ilvl w:val="1"/>
+          <w:numId w:val="45"/>
+        </w:numPr>
+        <w:pBdr>
+          <w:top w:val="nil"/>
+          <w:left w:val="nil"/>
+          <w:bottom w:val="nil"/>
+          <w:right w:val="nil"/>
+          <w:between w:val="nil"/>
+        </w:pBdr>
+        <w:rPr>
+          <w:lang w:val="es-ES"/>
+        </w:rPr>
+      </w:pPr>
+      <w:r>
+        <w:rPr>
+          <w:b/>
+          <w:bCs/>
+          <w:lang w:val="es-ES"/>
+        </w:rPr>
+        <w:t>Ejemplo:</w:t>
+      </w:r>
+      <w:r>
+        <w:rPr>
+          <w:lang w:val="es-ES"/>
+        </w:rPr>
+        <w:t xml:space="preserve"> La empresa quiere monitorear el tráfico de red y configurar un firewall; un servidor Linux con </w:t>
+      </w:r>
+      <w:proofErr w:type="spellStart"/>
+      <w:r>
+        <w:rPr>
+          <w:lang w:val="es-ES"/>
+        </w:rPr>
+        <w:t>ufw</w:t>
+      </w:r>
+      <w:proofErr w:type="spellEnd"/>
+      <w:r>
+        <w:rPr>
+          <w:lang w:val="es-ES"/>
+        </w:rPr>
+        <w:t xml:space="preserve"> y </w:t>
+      </w:r>
+      <w:proofErr w:type="spellStart"/>
+      <w:r>
+        <w:rPr>
+          <w:lang w:val="es-ES"/>
+        </w:rPr>
+        <w:t>Zabbix</w:t>
+      </w:r>
+      <w:proofErr w:type="spellEnd"/>
+      <w:r>
+        <w:rPr>
+          <w:lang w:val="es-ES"/>
+        </w:rPr>
+        <w:t xml:space="preserve"> es una solución robusta.</w:t>
+      </w:r>
+    </w:p>
+    <w:p>
+      <w:pPr>
+        <w:numPr>
+          <w:ilvl w:val="0"/>
+          <w:numId w:val="45"/>
+        </w:numPr>
+        <w:pBdr>
+          <w:top w:val="nil"/>
+          <w:left w:val="nil"/>
+          <w:bottom w:val="nil"/>
+          <w:right w:val="nil"/>
+          <w:between w:val="nil"/>
+        </w:pBdr>
+        <w:rPr>
+          <w:lang w:val="es-ES"/>
+        </w:rPr>
+      </w:pPr>
+      <w:r>
+        <w:rPr>
+          <w:b/>
+          <w:bCs/>
+          <w:lang w:val="es-ES"/>
+        </w:rPr>
+        <w:t>Copias de seguridad y recuperación:</w:t>
+      </w:r>
+      <w:r>
+        <w:rPr>
+          <w:lang w:val="es-ES"/>
+        </w:rPr>
+        <w:br/>
+      </w:r>
+      <w:r>
+        <w:rPr>
+          <w:b/>
+          <w:bCs/>
+          <w:lang w:val="es-ES"/>
+        </w:rPr>
+        <w:t>Recomendación: Linux</w:t>
+      </w:r>
+      <w:r>
+        <w:rPr>
+          <w:lang w:val="es-ES"/>
+        </w:rPr>
+        <w:t xml:space="preserve"> </w:t>
+      </w:r>
+    </w:p>
+    <w:p>
+      <w:pPr>
+        <w:numPr>
+          <w:ilvl w:val="1"/>
+          <w:numId w:val="45"/>
+        </w:numPr>
+        <w:pBdr>
+          <w:top w:val="nil"/>
+          <w:left w:val="nil"/>
+          <w:bottom w:val="nil"/>
+          <w:right w:val="nil"/>
+          <w:between w:val="nil"/>
+        </w:pBdr>
+        <w:rPr>
+          <w:lang w:val="es-ES"/>
+        </w:rPr>
+      </w:pPr>
+      <w:r>
+        <w:rPr>
+          <w:b/>
+          <w:bCs/>
+          <w:lang w:val="es-ES"/>
+        </w:rPr>
+        <w:t>Justificación:</w:t>
+      </w:r>
+      <w:r>
+        <w:rPr>
+          <w:lang w:val="es-ES"/>
+        </w:rPr>
+        <w:t xml:space="preserve"> Linux permite automatizar copias de seguridad con herramientas como </w:t>
+      </w:r>
+      <w:proofErr w:type="spellStart"/>
+      <w:r>
+        <w:rPr>
+          <w:lang w:val="es-ES"/>
+        </w:rPr>
+        <w:t>rsync</w:t>
+      </w:r>
+      <w:proofErr w:type="spellEnd"/>
+      <w:r>
+        <w:rPr>
+          <w:lang w:val="es-ES"/>
+        </w:rPr>
+        <w:t xml:space="preserve"> o soluciones como </w:t>
+      </w:r>
+      <w:proofErr w:type="spellStart"/>
+      <w:r>
+        <w:rPr>
+          <w:lang w:val="es-ES"/>
+        </w:rPr>
+        <w:t>Bacula</w:t>
+      </w:r>
+      <w:proofErr w:type="spellEnd"/>
+      <w:r>
+        <w:rPr>
+          <w:lang w:val="es-ES"/>
+        </w:rPr>
+        <w:t>, y es más eficiente para gestionar grandes volúmenes de datos en servidores.</w:t>
+      </w:r>
+    </w:p>
+    <w:p>
+      <w:pPr>
+        <w:numPr>
+          <w:ilvl w:val="1"/>
+          <w:numId w:val="45"/>
+        </w:numPr>
+        <w:pBdr>
+          <w:top w:val="nil"/>
+          <w:left w:val="nil"/>
+          <w:bottom w:val="nil"/>
+          <w:right w:val="nil"/>
+          <w:between w:val="nil"/>
+        </w:pBdr>
+        <w:rPr>
+          <w:lang w:val="es-ES"/>
+        </w:rPr>
+      </w:pPr>
+      <w:r>
+        <w:rPr>
+          <w:b/>
+          <w:bCs/>
+          <w:lang w:val="es-ES"/>
+        </w:rPr>
+        <w:t>Ventajas:</w:t>
+      </w:r>
+      <w:r>
+        <w:rPr>
+          <w:lang w:val="es-ES"/>
+        </w:rPr>
+        <w:t xml:space="preserve"> Automatización sencilla con scripts y menor costo al no requerir licencias.</w:t>
+      </w:r>
+    </w:p>
+    <w:p>
+      <w:pPr>
+        <w:numPr>
+          <w:ilvl w:val="1"/>
+          <w:numId w:val="45"/>
+        </w:numPr>
+        <w:pBdr>
+          <w:top w:val="nil"/>
+          <w:left w:val="nil"/>
+          <w:bottom w:val="nil"/>
+          <w:right w:val="nil"/>
+          <w:between w:val="nil"/>
+        </w:pBdr>
+        <w:rPr>
+          <w:lang w:val="es-ES"/>
+        </w:rPr>
+      </w:pPr>
+      <w:r>
+        <w:rPr>
+          <w:b/>
+          <w:bCs/>
+          <w:lang w:val="es-ES"/>
+        </w:rPr>
+        <w:t>Ejemplo:</w:t>
+      </w:r>
+      <w:r>
+        <w:rPr>
+          <w:lang w:val="es-ES"/>
+        </w:rPr>
+        <w:t xml:space="preserve"> Configurar un servidor Linux para hacer copias diarias de los datos de la empresa usando </w:t>
+      </w:r>
+      <w:proofErr w:type="spellStart"/>
+      <w:r>
+        <w:rPr>
+          <w:lang w:val="es-ES"/>
+        </w:rPr>
+        <w:t>rsync</w:t>
+      </w:r>
+      <w:proofErr w:type="spellEnd"/>
+      <w:r>
+        <w:rPr>
+          <w:lang w:val="es-ES"/>
+        </w:rPr>
+        <w:t xml:space="preserve"> y almacenarlas </w:t>
+      </w:r>
+      <w:proofErr w:type="spellStart"/>
+      <w:r>
+        <w:rPr>
+          <w:lang w:val="es-ES"/>
+        </w:rPr>
+        <w:t>Inception</w:t>
+      </w:r>
+      <w:proofErr w:type="spellEnd"/>
+    </w:p>
+    <w:p>
+      <w:pPr>
+        <w:pBdr>
+          <w:top w:val="nil"/>
+          <w:left w:val="nil"/>
+          <w:bottom w:val="nil"/>
+          <w:right w:val="nil"/>
+          <w:between w:val="nil"/>
+        </w:pBdr>
+        <w:rPr>
+          <w:lang w:val="en-US"/>
+        </w:rPr>
+      </w:pPr>
+      <w:r>
+        <w:rPr>
+          <w:lang w:val="en-US"/>
+        </w:rPr>
+        <w:pict w14:anchorId="2E141CE6">
+          <v:rect id="_x0000_i1066" style="width:0;height:1.5pt" o:hralign="center" o:hrstd="t" o:hr="t" fillcolor="#a0a0a0" stroked="f"/>
+        </w:pict>
+      </w:r>
+    </w:p>
+    <w:p>
+      <w:pPr>
+        <w:pBdr>
+          <w:top w:val="nil"/>
+          <w:left w:val="nil"/>
+          <w:bottom w:val="nil"/>
+          <w:right w:val="nil"/>
+          <w:between w:val="nil"/>
+        </w:pBdr>
+        <w:rPr>
+          <w:b/>
+          <w:bCs/>
+          <w:lang w:val="es-ES"/>
+        </w:rPr>
+      </w:pPr>
+      <w:r>
+        <w:rPr>
+          <w:b/>
+          <w:bCs/>
+          <w:lang w:val="es-ES"/>
+        </w:rPr>
+        <w:t>3. Propuesta de escenario híbrido</w:t>
+      </w:r>
+    </w:p>
+    <w:p>
+      <w:pPr>
+        <w:pBdr>
+          <w:top w:val="nil"/>
+          <w:left w:val="nil"/>
+          <w:bottom w:val="nil"/>
+          <w:right w:val="nil"/>
+          <w:between w:val="nil"/>
+        </w:pBdr>
+        <w:rPr>
+          <w:lang w:val="es-ES"/>
+        </w:rPr>
+      </w:pPr>
+      <w:r>
+        <w:rPr>
+          <w:b/>
+          <w:bCs/>
+          <w:lang w:val="es-ES"/>
+        </w:rPr>
+        <w:t>Recomendación: Combinación estratégica de Windows y Linux</w:t>
+      </w:r>
+    </w:p>
+    <w:p>
+      <w:pPr>
+        <w:numPr>
+          <w:ilvl w:val="0"/>
+          <w:numId w:val="46"/>
+        </w:numPr>
+        <w:pBdr>
+          <w:top w:val="nil"/>
+          <w:left w:val="nil"/>
+          <w:bottom w:val="nil"/>
+          <w:right w:val="nil"/>
+          <w:between w:val="nil"/>
+        </w:pBdr>
+        <w:rPr>
+          <w:lang w:val="en-US"/>
+        </w:rPr>
+      </w:pPr>
+      <w:proofErr w:type="spellStart"/>
+      <w:r>
+        <w:rPr>
+          <w:b/>
+          <w:bCs/>
+          <w:lang w:val="en-US"/>
+        </w:rPr>
+        <w:t>Infraestructura</w:t>
+      </w:r>
+      <w:proofErr w:type="spellEnd"/>
+      <w:r>
+        <w:rPr>
+          <w:b/>
+          <w:bCs/>
+          <w:lang w:val="en-US"/>
+        </w:rPr>
+        <w:t xml:space="preserve"> general:</w:t>
+      </w:r>
+      <w:r>
+        <w:rPr>
+          <w:lang w:val="en-US"/>
+        </w:rPr>
+        <w:t xml:space="preserve"> </w:t>
+      </w:r>
+    </w:p>
+    <w:p>
+      <w:pPr>
+        <w:numPr>
+          <w:ilvl w:val="1"/>
+          <w:numId w:val="46"/>
+        </w:numPr>
+        <w:pBdr>
+          <w:top w:val="nil"/>
+          <w:left w:val="nil"/>
+          <w:bottom w:val="nil"/>
+          <w:right w:val="nil"/>
+          <w:between w:val="nil"/>
+        </w:pBdr>
+        <w:rPr>
+          <w:lang w:val="es-ES"/>
+        </w:rPr>
+      </w:pPr>
+      <w:r>
+        <w:rPr>
+          <w:b/>
+          <w:bCs/>
+          <w:lang w:val="es-ES"/>
+        </w:rPr>
+        <w:t>Servidores:</w:t>
+      </w:r>
+      <w:r>
+        <w:rPr>
+          <w:lang w:val="es-ES"/>
+        </w:rPr>
+        <w:t xml:space="preserve"> Usar Linux para servidores críticos (web, bases de datos, copias de seguridad) debido a su estabilidad y seguridad. Por ejemplo, un servidor Ubuntu con Apache para el sitio web y otro con PostgreSQL para datos.</w:t>
+      </w:r>
+    </w:p>
+    <w:p>
+      <w:pPr>
+        <w:numPr>
+          <w:ilvl w:val="1"/>
+          <w:numId w:val="46"/>
+        </w:numPr>
+        <w:pBdr>
+          <w:top w:val="nil"/>
+          <w:left w:val="nil"/>
+          <w:bottom w:val="nil"/>
+          <w:right w:val="nil"/>
+          <w:between w:val="nil"/>
+        </w:pBdr>
+        <w:rPr>
+          <w:lang w:val="es-ES"/>
+        </w:rPr>
+      </w:pPr>
+      <w:r>
+        <w:rPr>
+          <w:b/>
+          <w:bCs/>
+          <w:lang w:val="es-ES"/>
+        </w:rPr>
+        <w:t>Estaciones de trabajo:</w:t>
+      </w:r>
+      <w:r>
+        <w:rPr>
+          <w:lang w:val="es-ES"/>
+        </w:rPr>
+        <w:t xml:space="preserve"> Usar Windows para usuarios no técnicos (administración, marketing) y Linux para desarrolladores o administradores de sistemas.</w:t>
+      </w:r>
+    </w:p>
+    <w:p>
+      <w:pPr>
+        <w:numPr>
+          <w:ilvl w:val="1"/>
+          <w:numId w:val="46"/>
+        </w:numPr>
+        <w:pBdr>
+          <w:top w:val="nil"/>
+          <w:left w:val="nil"/>
+          <w:bottom w:val="nil"/>
+          <w:right w:val="nil"/>
+          <w:between w:val="nil"/>
+        </w:pBdr>
+        <w:rPr>
+          <w:lang w:val="es-ES"/>
+        </w:rPr>
+      </w:pPr>
+      <w:r>
+        <w:rPr>
+          <w:b/>
+          <w:bCs/>
+          <w:lang w:val="es-ES"/>
+        </w:rPr>
+        <w:t>Integración:</w:t>
+      </w:r>
+      <w:r>
+        <w:rPr>
+          <w:lang w:val="es-ES"/>
+        </w:rPr>
+        <w:t xml:space="preserve"> Implementar Active </w:t>
+      </w:r>
+      <w:proofErr w:type="spellStart"/>
+      <w:r>
+        <w:rPr>
+          <w:lang w:val="es-ES"/>
+        </w:rPr>
+        <w:t>Directory</w:t>
+      </w:r>
+      <w:proofErr w:type="spellEnd"/>
+      <w:r>
+        <w:rPr>
+          <w:lang w:val="es-ES"/>
+        </w:rPr>
+        <w:t xml:space="preserve"> en un servidor Windows para gestionar usuarios y permisos, pero permitir que los servidores Linux se integren mediante Samba o LDAP.</w:t>
+      </w:r>
+    </w:p>
+    <w:p>
+      <w:pPr>
+        <w:numPr>
+          <w:ilvl w:val="0"/>
+          <w:numId w:val="46"/>
+        </w:numPr>
+        <w:pBdr>
+          <w:top w:val="nil"/>
+          <w:left w:val="nil"/>
+          <w:bottom w:val="nil"/>
+          <w:right w:val="nil"/>
+          <w:between w:val="nil"/>
+        </w:pBdr>
+        <w:rPr>
+          <w:lang w:val="en-US"/>
+        </w:rPr>
+      </w:pPr>
+      <w:proofErr w:type="spellStart"/>
+      <w:r>
+        <w:rPr>
+          <w:b/>
+          <w:bCs/>
+          <w:lang w:val="en-US"/>
+        </w:rPr>
+        <w:lastRenderedPageBreak/>
+        <w:t>Ventajas</w:t>
+      </w:r>
+      <w:proofErr w:type="spellEnd"/>
+      <w:r>
+        <w:rPr>
+          <w:b/>
+          <w:bCs/>
+          <w:lang w:val="en-US"/>
+        </w:rPr>
+        <w:t xml:space="preserve"> del </w:t>
+      </w:r>
+      <w:proofErr w:type="spellStart"/>
+      <w:r>
+        <w:rPr>
+          <w:b/>
+          <w:bCs/>
+          <w:lang w:val="en-US"/>
+        </w:rPr>
+        <w:t>enfoque</w:t>
+      </w:r>
+      <w:proofErr w:type="spellEnd"/>
+      <w:r>
+        <w:rPr>
+          <w:b/>
+          <w:bCs/>
+          <w:lang w:val="en-US"/>
+        </w:rPr>
+        <w:t xml:space="preserve"> </w:t>
+      </w:r>
+      <w:proofErr w:type="spellStart"/>
+      <w:r>
+        <w:rPr>
+          <w:b/>
+          <w:bCs/>
+          <w:lang w:val="en-US"/>
+        </w:rPr>
+        <w:t>híbrido</w:t>
+      </w:r>
+      <w:proofErr w:type="spellEnd"/>
+      <w:r>
+        <w:rPr>
+          <w:b/>
+          <w:bCs/>
+          <w:lang w:val="en-US"/>
+        </w:rPr>
+        <w:t>:</w:t>
+      </w:r>
+      <w:r>
+        <w:rPr>
+          <w:lang w:val="en-US"/>
+        </w:rPr>
+        <w:t xml:space="preserve"> </w:t>
+      </w:r>
+    </w:p>
+    <w:p>
+      <w:pPr>
+        <w:numPr>
+          <w:ilvl w:val="1"/>
+          <w:numId w:val="46"/>
+        </w:numPr>
+        <w:pBdr>
+          <w:top w:val="nil"/>
+          <w:left w:val="nil"/>
+          <w:bottom w:val="nil"/>
+          <w:right w:val="nil"/>
+          <w:between w:val="nil"/>
+        </w:pBdr>
+        <w:rPr>
+          <w:lang w:val="es-ES"/>
+        </w:rPr>
+      </w:pPr>
+      <w:r>
+        <w:rPr>
+          <w:lang w:val="es-ES"/>
+        </w:rPr>
+        <w:t>Aprovecha las fortalezas de cada sistema: Windows para usuarios finales y Linux para infraestructura técnica.</w:t>
+      </w:r>
+    </w:p>
+    <w:p>
+      <w:pPr>
+        <w:numPr>
+          <w:ilvl w:val="1"/>
+          <w:numId w:val="46"/>
+        </w:numPr>
+        <w:pBdr>
+          <w:top w:val="nil"/>
+          <w:left w:val="nil"/>
+          <w:bottom w:val="nil"/>
+          <w:right w:val="nil"/>
+          <w:between w:val="nil"/>
+        </w:pBdr>
+        <w:rPr>
+          <w:lang w:val="es-ES"/>
+        </w:rPr>
+      </w:pPr>
+      <w:r>
+        <w:rPr>
+          <w:lang w:val="es-ES"/>
+        </w:rPr>
+        <w:t>Optimiza costos: Linux reduce gastos en licencias para servidores, mientras que Windows satisface necesidades de software propietario.</w:t>
+      </w:r>
+    </w:p>
+    <w:p>
+      <w:pPr>
+        <w:numPr>
+          <w:ilvl w:val="1"/>
+          <w:numId w:val="46"/>
+        </w:numPr>
+        <w:pBdr>
+          <w:top w:val="nil"/>
+          <w:left w:val="nil"/>
+          <w:bottom w:val="nil"/>
+          <w:right w:val="nil"/>
+          <w:between w:val="nil"/>
+        </w:pBdr>
+        <w:rPr>
+          <w:lang w:val="es-ES"/>
+        </w:rPr>
+      </w:pPr>
+      <w:r>
+        <w:rPr>
+          <w:lang w:val="es-ES"/>
+        </w:rPr>
+        <w:t>Flexibilidad: Permite escalar la infraestructura según las necesidades de la empresa.</w:t>
+      </w:r>
+    </w:p>
+    <w:p>
+      <w:pPr>
+        <w:numPr>
+          <w:ilvl w:val="0"/>
+          <w:numId w:val="46"/>
+        </w:numPr>
+        <w:pBdr>
+          <w:top w:val="nil"/>
+          <w:left w:val="nil"/>
+          <w:bottom w:val="nil"/>
+          <w:right w:val="nil"/>
+          <w:between w:val="nil"/>
+        </w:pBdr>
+        <w:rPr>
+          <w:lang w:val="es-ES"/>
+        </w:rPr>
+      </w:pPr>
+      <w:r>
+        <w:rPr>
+          <w:b/>
+          <w:bCs/>
+          <w:lang w:val="es-ES"/>
+        </w:rPr>
+        <w:t>Ejemplo práctico:</w:t>
+      </w:r>
+      <w:r>
+        <w:rPr>
+          <w:lang w:val="es-ES"/>
+        </w:rPr>
+        <w:br/>
+        <w:t>La empresa tiene un servidor Linux que aloja la base de datos y el sitio web, mientras que los empleados de finanzas usan Windows para acceder a esa base de datos mediante una aplicación cliente compatible. Los desarrolladores usan Linux en sus estaciones de trabajo para interactuar directamente con el servidor.</w:t>
+      </w:r>
+    </w:p>
+    <w:p>
+      <w:pPr>
+        <w:pBdr>
+          <w:top w:val="nil"/>
+          <w:left w:val="nil"/>
+          <w:bottom w:val="nil"/>
+          <w:right w:val="nil"/>
+          <w:between w:val="nil"/>
+        </w:pBdr>
+        <w:rPr>
+          <w:lang w:val="en-US"/>
+        </w:rPr>
+      </w:pPr>
+      <w:r>
+        <w:rPr>
+          <w:lang w:val="en-US"/>
+        </w:rPr>
+        <w:pict w14:anchorId="54A5693D">
+          <v:rect id="_x0000_i1067" style="width:0;height:1.5pt" o:hralign="center" o:hrstd="t" o:hr="t" fillcolor="#a0a0a0" stroked="f"/>
+        </w:pict>
+      </w:r>
+    </w:p>
+    <w:p>
+      <w:pPr>
+        <w:pBdr>
+          <w:top w:val="nil"/>
+          <w:left w:val="nil"/>
+          <w:bottom w:val="nil"/>
+          <w:right w:val="nil"/>
+          <w:between w:val="nil"/>
+        </w:pBdr>
+        <w:rPr>
+          <w:b/>
+          <w:bCs/>
+          <w:lang w:val="en-US"/>
+        </w:rPr>
+      </w:pPr>
+      <w:r>
+        <w:rPr>
+          <w:b/>
+          <w:bCs/>
+          <w:lang w:val="en-US"/>
+        </w:rPr>
+        <w:t xml:space="preserve">4. </w:t>
+      </w:r>
+      <w:proofErr w:type="spellStart"/>
+      <w:r>
+        <w:rPr>
+          <w:b/>
+          <w:bCs/>
+          <w:lang w:val="en-US"/>
+        </w:rPr>
+        <w:t>Consideraciones</w:t>
+      </w:r>
+      <w:proofErr w:type="spellEnd"/>
+      <w:r>
+        <w:rPr>
+          <w:b/>
+          <w:bCs/>
+          <w:lang w:val="en-US"/>
+        </w:rPr>
+        <w:t xml:space="preserve"> </w:t>
+      </w:r>
+      <w:proofErr w:type="spellStart"/>
+      <w:r>
+        <w:rPr>
+          <w:b/>
+          <w:bCs/>
+          <w:lang w:val="en-US"/>
+        </w:rPr>
+        <w:t>adicionales</w:t>
+      </w:r>
+      <w:proofErr w:type="spellEnd"/>
+    </w:p>
+    <w:p>
+      <w:pPr>
+        <w:numPr>
+          <w:ilvl w:val="0"/>
+          <w:numId w:val="47"/>
+        </w:numPr>
+        <w:pBdr>
+          <w:top w:val="nil"/>
+          <w:left w:val="nil"/>
+          <w:bottom w:val="nil"/>
+          <w:right w:val="nil"/>
+          <w:between w:val="nil"/>
+        </w:pBdr>
+        <w:rPr>
+          <w:lang w:val="es-ES"/>
+        </w:rPr>
+      </w:pPr>
+      <w:r>
+        <w:rPr>
+          <w:b/>
+          <w:bCs/>
+          <w:lang w:val="es-ES"/>
+        </w:rPr>
+        <w:t>Escalabilidad:</w:t>
+      </w:r>
+      <w:r>
+        <w:rPr>
+          <w:lang w:val="es-ES"/>
+        </w:rPr>
+        <w:t xml:space="preserve"> Linux es más adecuado para escalar servidores (por ejemplo, con contenedores o máquinas virtuales), mientras que Windows puede ser suficiente para estaciones de trabajo en departamentos pequeños.</w:t>
+      </w:r>
+    </w:p>
+    <w:p>
+      <w:pPr>
+        <w:numPr>
+          <w:ilvl w:val="0"/>
+          <w:numId w:val="47"/>
+        </w:numPr>
+        <w:pBdr>
+          <w:top w:val="nil"/>
+          <w:left w:val="nil"/>
+          <w:bottom w:val="nil"/>
+          <w:right w:val="nil"/>
+          <w:between w:val="nil"/>
+        </w:pBdr>
+        <w:rPr>
+          <w:lang w:val="es-ES"/>
+        </w:rPr>
+      </w:pPr>
+      <w:r>
+        <w:rPr>
+          <w:b/>
+          <w:bCs/>
+          <w:lang w:val="es-ES"/>
+        </w:rPr>
+        <w:t>Capacitación:</w:t>
+      </w:r>
+      <w:r>
+        <w:rPr>
+          <w:lang w:val="es-ES"/>
+        </w:rPr>
+        <w:t xml:space="preserve"> Los usuarios de Windows suelen requerir menos capacitación, pero para Linux puede ser necesario formar al equipo de TI en herramientas como </w:t>
+      </w:r>
+      <w:proofErr w:type="spellStart"/>
+      <w:r>
+        <w:rPr>
+          <w:lang w:val="es-ES"/>
+        </w:rPr>
+        <w:t>Bash</w:t>
+      </w:r>
+      <w:proofErr w:type="spellEnd"/>
+      <w:r>
+        <w:rPr>
+          <w:lang w:val="es-ES"/>
+        </w:rPr>
+        <w:t xml:space="preserve"> o gestión de paquetes.</w:t>
+      </w:r>
+    </w:p>
+    <w:p>
+      <w:pPr>
+        <w:numPr>
+          <w:ilvl w:val="0"/>
+          <w:numId w:val="47"/>
+        </w:numPr>
+        <w:pBdr>
+          <w:top w:val="nil"/>
+          <w:left w:val="nil"/>
+          <w:bottom w:val="nil"/>
+          <w:right w:val="nil"/>
+          <w:between w:val="nil"/>
+        </w:pBdr>
+        <w:rPr>
+          <w:lang w:val="es-ES"/>
+        </w:rPr>
+      </w:pPr>
+      <w:r>
+        <w:rPr>
+          <w:b/>
+          <w:bCs/>
+          <w:lang w:val="es-ES"/>
+        </w:rPr>
+        <w:t>Soporte técnico:</w:t>
+      </w:r>
+      <w:r>
+        <w:rPr>
+          <w:lang w:val="es-ES"/>
+        </w:rPr>
+        <w:t xml:space="preserve"> Windows ofrece soporte oficial de Microsoft, mientras que Linux depende más de la comunidad o soporte empresarial (como Red </w:t>
+      </w:r>
+      <w:proofErr w:type="spellStart"/>
+      <w:r>
+        <w:rPr>
+          <w:lang w:val="es-ES"/>
+        </w:rPr>
+        <w:t>Hat</w:t>
+      </w:r>
+      <w:proofErr w:type="spellEnd"/>
+      <w:r>
+        <w:rPr>
+          <w:lang w:val="es-ES"/>
+        </w:rPr>
+        <w:t>), lo que debe considerarse según el presupuesto.</w:t>
+      </w:r>
+    </w:p>
+    <w:p>
+      <w:pPr>
+        <w:pBdr>
+          <w:top w:val="nil"/>
+          <w:left w:val="nil"/>
+          <w:bottom w:val="nil"/>
+          <w:right w:val="nil"/>
+          <w:between w:val="nil"/>
+        </w:pBdr>
+        <w:rPr>
+          <w:lang w:val="es-ES"/>
+        </w:rPr>
+      </w:pPr>
+    </w:p>
+    <w:p>
+      <w:pPr>
+        <w:pBdr>
+          <w:top w:val="nil"/>
+          <w:left w:val="nil"/>
+          <w:bottom w:val="nil"/>
+          <w:right w:val="nil"/>
+          <w:between w:val="nil"/>
+        </w:pBdr>
+        <w:rPr>
+          <w:lang w:val="es-ES"/>
+        </w:rPr>
+      </w:pPr>
+    </w:p>
+    <w:p>
+      <w:pPr>
+        <w:pBdr>
+          <w:top w:val="nil"/>
+          <w:left w:val="nil"/>
+          <w:bottom w:val="nil"/>
+          <w:right w:val="nil"/>
+          <w:between w:val="nil"/>
+        </w:pBdr>
+        <w:rPr>
+          <w:lang w:val="es-ES"/>
+        </w:rPr>
+      </w:pPr>
+    </w:p>
+    <w:p>
+      <w:pPr>
+        <w:pBdr>
+          <w:top w:val="nil"/>
+          <w:left w:val="nil"/>
+          <w:bottom w:val="nil"/>
+          <w:right w:val="nil"/>
+          <w:between w:val="nil"/>
+        </w:pBdr>
+        <w:rPr>
+          <w:lang w:val="es-ES"/>
+        </w:rPr>
+      </w:pPr>
+    </w:p>
+    <w:p>
+      <w:pPr>
+        <w:pBdr>
+          <w:top w:val="nil"/>
+          <w:left w:val="nil"/>
+          <w:bottom w:val="nil"/>
+          <w:right w:val="nil"/>
+          <w:between w:val="nil"/>
+        </w:pBdr>
+        <w:rPr>
+          <w:lang w:val="es-ES"/>
+        </w:rPr>
+      </w:pPr>
+    </w:p>
+    <w:p>
+      <w:pPr>
+        <w:pBdr>
+          <w:top w:val="nil"/>
+          <w:left w:val="nil"/>
+          <w:bottom w:val="nil"/>
+          <w:right w:val="nil"/>
+          <w:between w:val="nil"/>
+        </w:pBdr>
+        <w:rPr>
+          <w:lang w:val="es-ES"/>
+        </w:rPr>
+      </w:pPr>
+    </w:p>
+    <w:p>
+      <w:pPr>
+        <w:pBdr>
+          <w:top w:val="nil"/>
+          <w:left w:val="nil"/>
+          <w:bottom w:val="nil"/>
+          <w:right w:val="nil"/>
+          <w:between w:val="nil"/>
+        </w:pBdr>
+        <w:rPr>
+          <w:lang w:val="es-ES"/>
+        </w:rPr>
+      </w:pPr>
+    </w:p>
+    <w:p>
+      <w:pPr>
+        <w:pBdr>
+          <w:top w:val="nil"/>
+          <w:left w:val="nil"/>
+          <w:bottom w:val="nil"/>
+          <w:right w:val="nil"/>
+          <w:between w:val="nil"/>
+        </w:pBdr>
+        <w:rPr>
+          <w:lang w:val="es-ES"/>
+        </w:rPr>
+      </w:pPr>
+    </w:p>
+    <w:p>
+      <w:pPr>
+        <w:pBdr>
+          <w:top w:val="nil"/>
+          <w:left w:val="nil"/>
+          <w:bottom w:val="nil"/>
+          <w:right w:val="nil"/>
+          <w:between w:val="nil"/>
+        </w:pBdr>
+        <w:rPr>
+          <w:lang w:val="es-ES"/>
+        </w:rPr>
+      </w:pPr>
+    </w:p>
+    <w:p>
+      <w:pPr>
+        <w:pBdr>
+          <w:top w:val="nil"/>
+          <w:left w:val="nil"/>
+          <w:bottom w:val="nil"/>
+          <w:right w:val="nil"/>
+          <w:between w:val="nil"/>
+        </w:pBdr>
+        <w:rPr>
+          <w:lang w:val="es-ES"/>
+        </w:rPr>
+      </w:pPr>
+    </w:p>
+    <w:p>
+      <w:pPr>
+        <w:pBdr>
+          <w:top w:val="nil"/>
+          <w:left w:val="nil"/>
+          <w:bottom w:val="nil"/>
+          <w:right w:val="nil"/>
+          <w:between w:val="nil"/>
+        </w:pBdr>
+        <w:rPr>
+          <w:lang w:val="es-ES"/>
+        </w:rPr>
+      </w:pPr>
+    </w:p>
+    <w:p>
+      <w:pPr>
+        <w:pBdr>
+          <w:top w:val="nil"/>
+          <w:left w:val="nil"/>
+          <w:bottom w:val="nil"/>
+          <w:right w:val="nil"/>
+          <w:between w:val="nil"/>
+        </w:pBdr>
+        <w:rPr>
+          <w:lang w:val="es-ES"/>
+        </w:rPr>
+      </w:pPr>
+    </w:p>
+    <w:p>
+      <w:pPr>
+        <w:pBdr>
+          <w:top w:val="nil"/>
+          <w:left w:val="nil"/>
+          <w:bottom w:val="nil"/>
+          <w:right w:val="nil"/>
+          <w:between w:val="nil"/>
+        </w:pBdr>
+        <w:rPr>
+          <w:lang w:val="es-ES"/>
+        </w:rPr>
+      </w:pPr>
+    </w:p>
+    <w:p>
+      <w:pPr>
+        <w:pBdr>
+          <w:top w:val="nil"/>
+          <w:left w:val="nil"/>
+          <w:bottom w:val="nil"/>
+          <w:right w:val="nil"/>
+          <w:between w:val="nil"/>
+        </w:pBdr>
+        <w:rPr>
+          <w:lang w:val="es-ES"/>
+        </w:rPr>
+      </w:pPr>
+    </w:p>
+    <w:p>
+      <w:pPr>
+        <w:pBdr>
+          <w:top w:val="nil"/>
+          <w:left w:val="nil"/>
+          <w:bottom w:val="nil"/>
+          <w:right w:val="nil"/>
+          <w:between w:val="nil"/>
+        </w:pBdr>
+        <w:rPr>
+          <w:lang w:val="es-ES"/>
+        </w:rPr>
+      </w:pPr>
+    </w:p>
+    <w:p>
+      <w:pPr>
+        <w:pBdr>
+          <w:top w:val="nil"/>
+          <w:left w:val="nil"/>
+          <w:bottom w:val="nil"/>
+          <w:right w:val="nil"/>
+          <w:between w:val="nil"/>
+        </w:pBdr>
+        <w:rPr>
+          <w:lang w:val="es-ES"/>
+        </w:rPr>
+      </w:pPr>
+    </w:p>
+    <w:p>
+      <w:pPr>
+        <w:pBdr>
+          <w:top w:val="nil"/>
+          <w:left w:val="nil"/>
+          <w:bottom w:val="nil"/>
+          <w:right w:val="nil"/>
+          <w:between w:val="nil"/>
+        </w:pBdr>
+        <w:rPr>
+          <w:lang w:val="es-ES"/>
+        </w:rPr>
+      </w:pPr>
+    </w:p>
+    <w:p>
+      <w:pPr>
+        <w:pBdr>
+          <w:top w:val="nil"/>
+          <w:left w:val="nil"/>
+          <w:bottom w:val="nil"/>
+          <w:right w:val="nil"/>
+          <w:between w:val="nil"/>
+        </w:pBdr>
+        <w:rPr>
+          <w:lang w:val="es-ES"/>
+        </w:rPr>
+      </w:pPr>
+    </w:p>
+    <w:p>
+      <w:pPr>
+        <w:pBdr>
+          <w:top w:val="nil"/>
+          <w:left w:val="nil"/>
+          <w:bottom w:val="nil"/>
+          <w:right w:val="nil"/>
+          <w:between w:val="nil"/>
+        </w:pBdr>
+        <w:rPr>
+          <w:lang w:val="es-ES"/>
+        </w:rPr>
+      </w:pPr>
+    </w:p>
+    <w:p>
+      <w:pPr>
+        <w:pBdr>
+          <w:top w:val="nil"/>
+          <w:left w:val="nil"/>
+          <w:bottom w:val="nil"/>
+          <w:right w:val="nil"/>
+          <w:between w:val="nil"/>
+        </w:pBdr>
+        <w:rPr>
+          <w:lang w:val="es-ES"/>
+        </w:rPr>
+      </w:pPr>
+    </w:p>
+    <w:p>
+      <w:pPr>
+        <w:pBdr>
+          <w:top w:val="nil"/>
+          <w:left w:val="nil"/>
+          <w:bottom w:val="nil"/>
+          <w:right w:val="nil"/>
+          <w:between w:val="nil"/>
+        </w:pBdr>
+        <w:rPr>
+          <w:lang w:val="es-ES"/>
+        </w:rPr>
+      </w:pPr>
+    </w:p>
+    <w:p>
+      <w:pPr>
+        <w:pBdr>
+          <w:top w:val="nil"/>
+          <w:left w:val="nil"/>
+          <w:bottom w:val="nil"/>
+          <w:right w:val="nil"/>
+          <w:between w:val="nil"/>
+        </w:pBdr>
+        <w:rPr>
+          <w:lang w:val="es-ES"/>
+        </w:rPr>
+      </w:pPr>
+    </w:p>
+    <w:p>
+      <w:pPr>
+        <w:pBdr>
+          <w:top w:val="nil"/>
+          <w:left w:val="nil"/>
+          <w:bottom w:val="nil"/>
+          <w:right w:val="nil"/>
+          <w:between w:val="nil"/>
+        </w:pBdr>
+        <w:rPr>
+          <w:lang w:val="es-ES"/>
+        </w:rPr>
+      </w:pPr>
+    </w:p>
+    <w:p>
+      <w:pPr>
+        <w:pBdr>
+          <w:top w:val="nil"/>
+          <w:left w:val="nil"/>
+          <w:bottom w:val="nil"/>
+          <w:right w:val="nil"/>
+          <w:between w:val="nil"/>
+        </w:pBdr>
+        <w:rPr>
+          <w:lang w:val="es-ES"/>
+        </w:rPr>
+      </w:pPr>
+    </w:p>
+    <w:p>
+      <w:pPr>
+        <w:pBdr>
+          <w:top w:val="nil"/>
+          <w:left w:val="nil"/>
+          <w:bottom w:val="nil"/>
+          <w:right w:val="nil"/>
+          <w:between w:val="nil"/>
+        </w:pBdr>
+        <w:rPr>
+          <w:lang w:val="es-ES"/>
+        </w:rPr>
+      </w:pPr>
+    </w:p>
+    <w:p>
+      <w:pPr>
+        <w:pBdr>
+          <w:top w:val="nil"/>
+          <w:left w:val="nil"/>
+          <w:bottom w:val="nil"/>
+          <w:right w:val="nil"/>
+          <w:between w:val="nil"/>
+        </w:pBdr>
+        <w:rPr>
+          <w:lang w:val="es-ES"/>
+        </w:rPr>
+      </w:pPr>
+    </w:p>
+    <w:p>
+      <w:pPr>
+        <w:pBdr>
+          <w:top w:val="nil"/>
+          <w:left w:val="nil"/>
+          <w:bottom w:val="nil"/>
+          <w:right w:val="nil"/>
+          <w:between w:val="nil"/>
+        </w:pBdr>
+        <w:rPr>
+          <w:lang w:val="es-ES"/>
+        </w:rPr>
+      </w:pPr>
+    </w:p>
+    <w:p>
+      <w:pPr>
+        <w:pBdr>
+          <w:top w:val="nil"/>
+          <w:left w:val="nil"/>
+          <w:bottom w:val="nil"/>
+          <w:right w:val="nil"/>
+          <w:between w:val="nil"/>
+        </w:pBdr>
+        <w:rPr>
+          <w:lang w:val="es-ES"/>
+        </w:rPr>
+      </w:pPr>
+    </w:p>
+    <w:p>
+      <w:pPr>
+        <w:pBdr>
+          <w:top w:val="nil"/>
+          <w:left w:val="nil"/>
+          <w:bottom w:val="nil"/>
+          <w:right w:val="nil"/>
+          <w:between w:val="nil"/>
+        </w:pBdr>
+        <w:rPr>
+          <w:lang w:val="es-ES"/>
+        </w:rPr>
+      </w:pPr>
+    </w:p>
+    <w:p>
+      <w:pPr>
+        <w:pBdr>
+          <w:top w:val="nil"/>
+          <w:left w:val="nil"/>
+          <w:bottom w:val="nil"/>
+          <w:right w:val="nil"/>
+          <w:between w:val="nil"/>
+        </w:pBdr>
+        <w:rPr>
+          <w:lang w:val="es-ES"/>
+        </w:rPr>
+      </w:pPr>
+    </w:p>
+    <w:p>
+      <w:pPr>
+        <w:pBdr>
+          <w:top w:val="nil"/>
+          <w:left w:val="nil"/>
+          <w:bottom w:val="nil"/>
+          <w:right w:val="nil"/>
+          <w:between w:val="nil"/>
+        </w:pBdr>
+        <w:rPr>
+          <w:lang w:val="es-ES"/>
+        </w:rPr>
+      </w:pPr>
+    </w:p>
+    <w:p>
+      <w:pPr>
+        <w:pBdr>
+          <w:top w:val="nil"/>
+          <w:left w:val="nil"/>
+          <w:bottom w:val="nil"/>
+          <w:right w:val="nil"/>
+          <w:between w:val="nil"/>
+        </w:pBdr>
+        <w:rPr>
+          <w:lang w:val="es-ES"/>
+        </w:rPr>
+      </w:pPr>
+    </w:p>
+    <w:p>
+      <w:pPr>
+        <w:pBdr>
+          <w:top w:val="nil"/>
+          <w:left w:val="nil"/>
+          <w:bottom w:val="nil"/>
+          <w:right w:val="nil"/>
+          <w:between w:val="nil"/>
+        </w:pBdr>
+        <w:rPr>
+          <w:b/>
+          <w:bCs/>
+          <w:lang w:val="es-ES"/>
+        </w:rPr>
+      </w:pPr>
+      <w:r>
+        <w:rPr>
+          <w:b/>
+          <w:bCs/>
+          <w:lang w:val="es-ES"/>
+        </w:rPr>
         <w:t>6. Seguridad del Sistema</w:t>
       </w:r>
     </w:p>
@@ -7743,6 +10815,7 @@
           <w:bCs/>
           <w:lang w:val="es-ES"/>
         </w:rPr>
+        <w:lastRenderedPageBreak/>
         <w:t>En Linux</w:t>
       </w:r>
     </w:p>
@@ -7889,7 +10962,6 @@
         <w:rPr>
           <w:lang w:val="es-ES"/>
         </w:rPr>
-        <w:lastRenderedPageBreak/>
         <w:t>Análisis programado de directorios críticos y logs.</w:t>
       </w:r>
     </w:p>
@@ -8996,6 +12068,7 @@
           <w:bCs/>
           <w:lang w:val="es-ES"/>
         </w:rPr>
+        <w:lastRenderedPageBreak/>
         <w:t xml:space="preserve">6.1. Red </w:t>
       </w:r>
       <w:proofErr w:type="spellStart"/>
@@ -9152,7 +12225,6 @@
         <w:rPr>
           <w:lang w:val="es-ES"/>
         </w:rPr>
-        <w:lastRenderedPageBreak/>
         <w:t xml:space="preserve">En nuestro caso, el enfoque Red </w:t>
       </w:r>
       <w:proofErr w:type="spellStart"/>
@@ -11250,6 +14322,7 @@
         <w:rPr>
           <w:lang w:val="es-ES"/>
         </w:rPr>
+        <w:lastRenderedPageBreak/>
         <w:t>Actualizaciones automatizadas habilitadas.</w:t>
       </w:r>
     </w:p>
@@ -11368,7 +14441,6 @@
           <w:bCs/>
           <w:lang w:val="es-ES"/>
         </w:rPr>
-        <w:lastRenderedPageBreak/>
         <w:t>6.5. Conclusión</w:t>
       </w:r>
     </w:p>
@@ -11894,6 +14966,7 @@
           <w:b/>
           <w:bCs/>
         </w:rPr>
+        <w:lastRenderedPageBreak/>
         <w:t>Departamento comercial y atención al cliente</w:t>
       </w:r>
       <w:r>
@@ -11910,7 +14983,6 @@
           <w:b/>
           <w:bCs/>
         </w:rPr>
-        <w:lastRenderedPageBreak/>
         <w:t>3. Servicios ofrecidos</w:t>
       </w:r>
     </w:p>
@@ -12371,6 +15443,7 @@
         <w:outlineLvl w:val="9"/>
       </w:pPr>
       <w:r>
+        <w:lastRenderedPageBreak/>
         <w:t xml:space="preserve">Autenticación </w:t>
       </w:r>
       <w:proofErr w:type="spellStart"/>
@@ -12436,7 +15509,6 @@
       </w:pPr>
       <w:proofErr w:type="spellStart"/>
       <w:r>
-        <w:lastRenderedPageBreak/>
         <w:t>Backups</w:t>
       </w:r>
       <w:proofErr w:type="spellEnd"/>
@@ -12635,6 +15707,7 @@
         <w:rPr>
           <w:noProof/>
         </w:rPr>
+        <w:lastRenderedPageBreak/>
         <w:drawing>
           <wp:inline distT="0" distB="0" distL="0" distR="0" wp14:anchorId="290142AD" wp14:editId="5D1FDD4D">
             <wp:extent cx="5724524" cy="3114675"/>
@@ -12715,7 +15788,6 @@
           <w:sz w:val="22"/>
           <w:szCs w:val="22"/>
         </w:rPr>
-        <w:lastRenderedPageBreak/>
         <w:t>Una vez descargada la abrimos y esperamos a que se realicen los preparativos.</w:t>
       </w:r>
     </w:p>
@@ -12834,6 +15906,7 @@
           <w:sz w:val="22"/>
           <w:szCs w:val="22"/>
         </w:rPr>
+        <w:lastRenderedPageBreak/>
         <w:t>Seleccionamos las características del equipo en el que vamos a instalar Windows.</w:t>
       </w:r>
     </w:p>
@@ -12951,7 +16024,6 @@
           <w:sz w:val="22"/>
           <w:szCs w:val="22"/>
         </w:rPr>
-        <w:lastRenderedPageBreak/>
         <w:t>Y aquí seleccionamos la letra de la unidad USB que vamos a usar.</w:t>
       </w:r>
     </w:p>
@@ -12970,7 +16042,7 @@
           <w:noProof/>
         </w:rPr>
         <w:drawing>
-          <wp:inline distT="0" distB="0" distL="0" distR="0" wp14:anchorId="47D0C9C2" wp14:editId="71441D2B">
+          <wp:inline distT="0" distB="0" distL="0" distR="0" wp14:anchorId="47D0C9C2" wp14:editId="5262BDA3">
             <wp:extent cx="4486275" cy="2571750"/>
             <wp:effectExtent l="0" t="0" r="0" b="0"/>
             <wp:docPr id="455745080" name="Imagen 455745080" descr="Captura de pantalla de computadora&#10;&#10;Descripción generada automáticamente, Imagen"/>
@@ -13069,6 +16141,7 @@
           <w:sz w:val="22"/>
           <w:szCs w:val="22"/>
         </w:rPr>
+        <w:lastRenderedPageBreak/>
         <w:t>Una vez termine podemos sacar el USB del ordenador.</w:t>
       </w:r>
     </w:p>
@@ -13168,7 +16241,6 @@
           <w:sz w:val="22"/>
           <w:szCs w:val="22"/>
         </w:rPr>
-        <w:lastRenderedPageBreak/>
         <w:t>Presionamos la tecla ENTER</w:t>
       </w:r>
     </w:p>
@@ -13187,7 +16259,7 @@
           <w:noProof/>
         </w:rPr>
         <w:drawing>
-          <wp:inline distT="0" distB="0" distL="0" distR="0" wp14:anchorId="361F7D7C" wp14:editId="4F07974C">
+          <wp:inline distT="0" distB="0" distL="0" distR="0" wp14:anchorId="361F7D7C" wp14:editId="329D2A0B">
             <wp:extent cx="4219575" cy="3171825"/>
             <wp:effectExtent l="0" t="0" r="0" b="0"/>
             <wp:docPr id="381430627" name="Imagen 381430627" descr="Interfaz de usuario gráfica&#10;&#10;Descripción generada automáticamente, Imagen"/>
@@ -13247,6 +16319,7 @@
           <w:sz w:val="22"/>
           <w:szCs w:val="22"/>
         </w:rPr>
+        <w:lastRenderedPageBreak/>
         <w:t>Cuando salga esta pantalla presione siguiente y realice una configuración acorde a sus características.</w:t>
       </w:r>
     </w:p>
@@ -13265,7 +16338,7 @@
           <w:noProof/>
         </w:rPr>
         <w:drawing>
-          <wp:inline distT="0" distB="0" distL="0" distR="0" wp14:anchorId="1D88F853" wp14:editId="47883289">
+          <wp:inline distT="0" distB="0" distL="0" distR="0" wp14:anchorId="1D88F853" wp14:editId="43BC873E">
             <wp:extent cx="4019550" cy="3009900"/>
             <wp:effectExtent l="0" t="0" r="0" b="0"/>
             <wp:docPr id="471501990" name="Imagen 471501990" descr="Interfaz de usuario gráfica, Aplicación&#10;&#10;Descripción generada automáticamente, Imagen"/>
@@ -13345,7 +16418,6 @@
           <w:sz w:val="22"/>
           <w:szCs w:val="22"/>
         </w:rPr>
-        <w:lastRenderedPageBreak/>
         <w:t>.</w:t>
       </w:r>
       <w:r>
@@ -13353,7 +16425,7 @@
           <w:noProof/>
         </w:rPr>
         <w:drawing>
-          <wp:inline distT="0" distB="0" distL="0" distR="0" wp14:anchorId="0934BD78" wp14:editId="7B5002CB">
+          <wp:inline distT="0" distB="0" distL="0" distR="0" wp14:anchorId="0934BD78" wp14:editId="1D93A20D">
             <wp:extent cx="4248150" cy="3171825"/>
             <wp:effectExtent l="0" t="0" r="0" b="0"/>
             <wp:docPr id="606650551" name="Imagen 606650551" descr="Interfaz de usuario gráfica, Aplicación, Teams&#10;&#10;Descripción generada automáticamente, Imagen"/>
@@ -13433,6 +16505,7 @@
           <w:sz w:val="22"/>
           <w:szCs w:val="22"/>
         </w:rPr>
+        <w:lastRenderedPageBreak/>
         <w:t>Aceptamos los términos de licencia y le damos a siguiente.</w:t>
       </w:r>
     </w:p>
@@ -13471,7 +16544,7 @@
           <w:noProof/>
         </w:rPr>
         <w:drawing>
-          <wp:inline distT="0" distB="0" distL="0" distR="0" wp14:anchorId="3214A5B6" wp14:editId="1558660F">
+          <wp:inline distT="0" distB="0" distL="0" distR="0" wp14:anchorId="3214A5B6" wp14:editId="4DAA693A">
             <wp:extent cx="3381375" cy="2533650"/>
             <wp:effectExtent l="0" t="0" r="0" b="0"/>
             <wp:docPr id="783874725" name="Imagen 783874725" descr="Interfaz de usuario gráfica, Aplicación&#10;&#10;Descripción generada automáticamente, Imagen"/>
@@ -13552,7 +16625,6 @@
           <w:sz w:val="22"/>
           <w:szCs w:val="22"/>
         </w:rPr>
-        <w:lastRenderedPageBreak/>
         <w:t>Saldrá una pantalla que dirá que está instalando Windows, esperamos hasta que se haya instalado todo.</w:t>
       </w:r>
     </w:p>
@@ -13668,6 +16740,7 @@
         <w:rPr>
           <w:noProof/>
         </w:rPr>
+        <w:lastRenderedPageBreak/>
         <w:drawing>
           <wp:inline distT="0" distB="0" distL="0" distR="0" wp14:anchorId="37C92F64" wp14:editId="3C2BDCE1">
             <wp:extent cx="4371975" cy="3000375"/>
@@ -13746,7 +16819,6 @@
         <w:rPr>
           <w:noProof/>
         </w:rPr>
-        <w:lastRenderedPageBreak/>
         <w:drawing>
           <wp:inline distT="0" distB="0" distL="0" distR="0" wp14:anchorId="79C57D80" wp14:editId="286C8892">
             <wp:extent cx="4791076" cy="3600450"/>
@@ -13850,6 +16922,7 @@
           <w:sz w:val="22"/>
           <w:szCs w:val="22"/>
         </w:rPr>
+        <w:lastRenderedPageBreak/>
         <w:t>Nada más encender Windows irnos a configuración.</w:t>
       </w:r>
     </w:p>
@@ -13868,7 +16941,7 @@
           <w:noProof/>
         </w:rPr>
         <w:drawing>
-          <wp:inline distT="0" distB="0" distL="0" distR="0" wp14:anchorId="66C00042" wp14:editId="083385E1">
+          <wp:inline distT="0" distB="0" distL="0" distR="0" wp14:anchorId="66C00042" wp14:editId="242229CD">
             <wp:extent cx="3867150" cy="2886075"/>
             <wp:effectExtent l="0" t="0" r="0" b="0"/>
             <wp:docPr id="35036125" name="Imagen 35036125" descr="Captura de pantalla de un celular&#10;&#10;Descripción generada automáticamente, Imagen"/>
@@ -13945,7 +17018,6 @@
         <w:rPr>
           <w:noProof/>
         </w:rPr>
-        <w:lastRenderedPageBreak/>
         <w:drawing>
           <wp:inline distT="0" distB="0" distL="0" distR="0" wp14:anchorId="443BF30C" wp14:editId="4AE7F464">
             <wp:extent cx="4362450" cy="3267075"/>
@@ -14030,6 +17102,7 @@
           <w:sz w:val="22"/>
           <w:szCs w:val="22"/>
         </w:rPr>
+        <w:lastRenderedPageBreak/>
         <w:t>En caso de que un controlador no se detecte o no este actualizado lo podremos ver en el administrador de dispositivos.</w:t>
       </w:r>
     </w:p>
@@ -14109,7 +17182,6 @@
           <w:sz w:val="22"/>
           <w:szCs w:val="22"/>
         </w:rPr>
-        <w:lastRenderedPageBreak/>
         <w:t xml:space="preserve">En caso de necesitar ser actualizado lo podremos hacer desde Windows </w:t>
       </w:r>
       <w:proofErr w:type="spellStart"/>
@@ -15263,6 +18335,155 @@
     </w:lvl>
   </w:abstractNum>
   <w:abstractNum w:abstractNumId="3" w15:restartNumberingAfterBreak="0">
+    <w:nsid w:val="13822479"/>
+    <w:multiLevelType w:val="multilevel"/>
+    <w:tmpl w:val="019E67D4"/>
+    <w:lvl w:ilvl="0">
+      <w:start w:val="1"/>
+      <w:numFmt w:val="bullet"/>
+      <w:lvlText w:val=""/>
+      <w:lvlJc w:val="left"/>
+      <w:pPr>
+        <w:tabs>
+          <w:tab w:val="num" w:pos="720"/>
+        </w:tabs>
+        <w:ind w:left="720" w:hanging="360"/>
+      </w:pPr>
+      <w:rPr>
+        <w:rFonts w:ascii="Symbol" w:hAnsi="Symbol" w:hint="default"/>
+        <w:sz w:val="20"/>
+      </w:rPr>
+    </w:lvl>
+    <w:lvl w:ilvl="1">
+      <w:start w:val="1"/>
+      <w:numFmt w:val="bullet"/>
+      <w:lvlText w:val="o"/>
+      <w:lvlJc w:val="left"/>
+      <w:pPr>
+        <w:tabs>
+          <w:tab w:val="num" w:pos="1440"/>
+        </w:tabs>
+        <w:ind w:left="1440" w:hanging="360"/>
+      </w:pPr>
+      <w:rPr>
+        <w:rFonts w:ascii="Courier New" w:hAnsi="Courier New" w:hint="default"/>
+        <w:sz w:val="20"/>
+      </w:rPr>
+    </w:lvl>
+    <w:lvl w:ilvl="2" w:tentative="1">
+      <w:start w:val="1"/>
+      <w:numFmt w:val="bullet"/>
+      <w:lvlText w:val=""/>
+      <w:lvlJc w:val="left"/>
+      <w:pPr>
+        <w:tabs>
+          <w:tab w:val="num" w:pos="2160"/>
+        </w:tabs>
+        <w:ind w:left="2160" w:hanging="360"/>
+      </w:pPr>
+      <w:rPr>
+        <w:rFonts w:ascii="Wingdings" w:hAnsi="Wingdings" w:hint="default"/>
+        <w:sz w:val="20"/>
+      </w:rPr>
+    </w:lvl>
+    <w:lvl w:ilvl="3" w:tentative="1">
+      <w:start w:val="1"/>
+      <w:numFmt w:val="bullet"/>
+      <w:lvlText w:val=""/>
+      <w:lvlJc w:val="left"/>
+      <w:pPr>
+        <w:tabs>
+          <w:tab w:val="num" w:pos="2880"/>
+        </w:tabs>
+        <w:ind w:left="2880" w:hanging="360"/>
+      </w:pPr>
+      <w:rPr>
+        <w:rFonts w:ascii="Wingdings" w:hAnsi="Wingdings" w:hint="default"/>
+        <w:sz w:val="20"/>
+      </w:rPr>
+    </w:lvl>
+    <w:lvl w:ilvl="4" w:tentative="1">
+      <w:start w:val="1"/>
+      <w:numFmt w:val="bullet"/>
+      <w:lvlText w:val=""/>
+      <w:lvlJc w:val="left"/>
+      <w:pPr>
+        <w:tabs>
+          <w:tab w:val="num" w:pos="3600"/>
+        </w:tabs>
+        <w:ind w:left="3600" w:hanging="360"/>
+      </w:pPr>
+      <w:rPr>
+        <w:rFonts w:ascii="Wingdings" w:hAnsi="Wingdings" w:hint="default"/>
+        <w:sz w:val="20"/>
+      </w:rPr>
+    </w:lvl>
+    <w:lvl w:ilvl="5" w:tentative="1">
+      <w:start w:val="1"/>
+      <w:numFmt w:val="bullet"/>
+      <w:lvlText w:val=""/>
+      <w:lvlJc w:val="left"/>
+      <w:pPr>
+        <w:tabs>
+          <w:tab w:val="num" w:pos="4320"/>
+        </w:tabs>
+        <w:ind w:left="4320" w:hanging="360"/>
+      </w:pPr>
+      <w:rPr>
+        <w:rFonts w:ascii="Wingdings" w:hAnsi="Wingdings" w:hint="default"/>
+        <w:sz w:val="20"/>
+      </w:rPr>
+    </w:lvl>
+    <w:lvl w:ilvl="6" w:tentative="1">
+      <w:start w:val="1"/>
+      <w:numFmt w:val="bullet"/>
+      <w:lvlText w:val=""/>
+      <w:lvlJc w:val="left"/>
+      <w:pPr>
+        <w:tabs>
+          <w:tab w:val="num" w:pos="5040"/>
+        </w:tabs>
+        <w:ind w:left="5040" w:hanging="360"/>
+      </w:pPr>
+      <w:rPr>
+        <w:rFonts w:ascii="Wingdings" w:hAnsi="Wingdings" w:hint="default"/>
+        <w:sz w:val="20"/>
+      </w:rPr>
+    </w:lvl>
+    <w:lvl w:ilvl="7" w:tentative="1">
+      <w:start w:val="1"/>
+      <w:numFmt w:val="bullet"/>
+      <w:lvlText w:val=""/>
+      <w:lvlJc w:val="left"/>
+      <w:pPr>
+        <w:tabs>
+          <w:tab w:val="num" w:pos="5760"/>
+        </w:tabs>
+        <w:ind w:left="5760" w:hanging="360"/>
+      </w:pPr>
+      <w:rPr>
+        <w:rFonts w:ascii="Wingdings" w:hAnsi="Wingdings" w:hint="default"/>
+        <w:sz w:val="20"/>
+      </w:rPr>
+    </w:lvl>
+    <w:lvl w:ilvl="8" w:tentative="1">
+      <w:start w:val="1"/>
+      <w:numFmt w:val="bullet"/>
+      <w:lvlText w:val=""/>
+      <w:lvlJc w:val="left"/>
+      <w:pPr>
+        <w:tabs>
+          <w:tab w:val="num" w:pos="6480"/>
+        </w:tabs>
+        <w:ind w:left="6480" w:hanging="360"/>
+      </w:pPr>
+      <w:rPr>
+        <w:rFonts w:ascii="Wingdings" w:hAnsi="Wingdings" w:hint="default"/>
+        <w:sz w:val="20"/>
+      </w:rPr>
+    </w:lvl>
+  </w:abstractNum>
+  <w:abstractNum w:abstractNumId="4" w15:restartNumberingAfterBreak="0">
     <w:nsid w:val="13F960F1"/>
     <w:multiLevelType w:val="multilevel"/>
     <w:tmpl w:val="95E05572"/>
@@ -15411,7 +18632,7 @@
       </w:rPr>
     </w:lvl>
   </w:abstractNum>
-  <w:abstractNum w:abstractNumId="4" w15:restartNumberingAfterBreak="0">
+  <w:abstractNum w:abstractNumId="5" w15:restartNumberingAfterBreak="0">
     <w:nsid w:val="17930E92"/>
     <w:multiLevelType w:val="multilevel"/>
     <w:tmpl w:val="30988BC8"/>
@@ -15560,7 +18781,7 @@
       </w:rPr>
     </w:lvl>
   </w:abstractNum>
-  <w:abstractNum w:abstractNumId="5" w15:restartNumberingAfterBreak="0">
+  <w:abstractNum w:abstractNumId="6" w15:restartNumberingAfterBreak="0">
     <w:nsid w:val="17C41AC9"/>
     <w:multiLevelType w:val="hybridMultilevel"/>
     <w:tmpl w:val="FFFFFFFF"/>
@@ -15646,7 +18867,7 @@
       </w:pPr>
     </w:lvl>
   </w:abstractNum>
-  <w:abstractNum w:abstractNumId="6" w15:restartNumberingAfterBreak="0">
+  <w:abstractNum w:abstractNumId="7" w15:restartNumberingAfterBreak="0">
     <w:nsid w:val="1C2F7C2C"/>
     <w:multiLevelType w:val="multilevel"/>
     <w:tmpl w:val="D6E47552"/>
@@ -15795,7 +19016,7 @@
       </w:rPr>
     </w:lvl>
   </w:abstractNum>
-  <w:abstractNum w:abstractNumId="7" w15:restartNumberingAfterBreak="0">
+  <w:abstractNum w:abstractNumId="8" w15:restartNumberingAfterBreak="0">
     <w:nsid w:val="1E2D48CA"/>
     <w:multiLevelType w:val="multilevel"/>
     <w:tmpl w:val="6EAC3C3A"/>
@@ -15944,7 +19165,7 @@
       </w:rPr>
     </w:lvl>
   </w:abstractNum>
-  <w:abstractNum w:abstractNumId="8" w15:restartNumberingAfterBreak="0">
+  <w:abstractNum w:abstractNumId="9" w15:restartNumberingAfterBreak="0">
     <w:nsid w:val="1EAD1697"/>
     <w:multiLevelType w:val="multilevel"/>
     <w:tmpl w:val="A89E5394"/>
@@ -16093,7 +19314,7 @@
       </w:rPr>
     </w:lvl>
   </w:abstractNum>
-  <w:abstractNum w:abstractNumId="9" w15:restartNumberingAfterBreak="0">
+  <w:abstractNum w:abstractNumId="10" w15:restartNumberingAfterBreak="0">
     <w:nsid w:val="21091949"/>
     <w:multiLevelType w:val="multilevel"/>
     <w:tmpl w:val="7CA2D502"/>
@@ -16242,7 +19463,7 @@
       </w:rPr>
     </w:lvl>
   </w:abstractNum>
-  <w:abstractNum w:abstractNumId="10" w15:restartNumberingAfterBreak="0">
+  <w:abstractNum w:abstractNumId="11" w15:restartNumberingAfterBreak="0">
     <w:nsid w:val="21B858AB"/>
     <w:multiLevelType w:val="multilevel"/>
     <w:tmpl w:val="A672EC92"/>
@@ -16391,7 +19612,7 @@
       </w:rPr>
     </w:lvl>
   </w:abstractNum>
-  <w:abstractNum w:abstractNumId="11" w15:restartNumberingAfterBreak="0">
+  <w:abstractNum w:abstractNumId="12" w15:restartNumberingAfterBreak="0">
     <w:nsid w:val="24EC3482"/>
     <w:multiLevelType w:val="multilevel"/>
     <w:tmpl w:val="4D7E648C"/>
@@ -16540,7 +19761,7 @@
       </w:rPr>
     </w:lvl>
   </w:abstractNum>
-  <w:abstractNum w:abstractNumId="12" w15:restartNumberingAfterBreak="0">
+  <w:abstractNum w:abstractNumId="13" w15:restartNumberingAfterBreak="0">
     <w:nsid w:val="260372A5"/>
     <w:multiLevelType w:val="multilevel"/>
     <w:tmpl w:val="076CF518"/>
@@ -16689,7 +19910,7 @@
       </w:rPr>
     </w:lvl>
   </w:abstractNum>
-  <w:abstractNum w:abstractNumId="13" w15:restartNumberingAfterBreak="0">
+  <w:abstractNum w:abstractNumId="14" w15:restartNumberingAfterBreak="0">
     <w:nsid w:val="26D73990"/>
     <w:multiLevelType w:val="multilevel"/>
     <w:tmpl w:val="32EA9DA0"/>
@@ -16838,7 +20059,7 @@
       </w:rPr>
     </w:lvl>
   </w:abstractNum>
-  <w:abstractNum w:abstractNumId="14" w15:restartNumberingAfterBreak="0">
+  <w:abstractNum w:abstractNumId="15" w15:restartNumberingAfterBreak="0">
     <w:nsid w:val="27692DA9"/>
     <w:multiLevelType w:val="multilevel"/>
     <w:tmpl w:val="B6B01920"/>
@@ -16987,7 +20208,156 @@
       </w:rPr>
     </w:lvl>
   </w:abstractNum>
-  <w:abstractNum w:abstractNumId="15" w15:restartNumberingAfterBreak="0">
+  <w:abstractNum w:abstractNumId="16" w15:restartNumberingAfterBreak="0">
+    <w:nsid w:val="292A65B9"/>
+    <w:multiLevelType w:val="multilevel"/>
+    <w:tmpl w:val="6F688B46"/>
+    <w:lvl w:ilvl="0">
+      <w:start w:val="1"/>
+      <w:numFmt w:val="bullet"/>
+      <w:lvlText w:val=""/>
+      <w:lvlJc w:val="left"/>
+      <w:pPr>
+        <w:tabs>
+          <w:tab w:val="num" w:pos="720"/>
+        </w:tabs>
+        <w:ind w:left="720" w:hanging="360"/>
+      </w:pPr>
+      <w:rPr>
+        <w:rFonts w:ascii="Symbol" w:hAnsi="Symbol" w:hint="default"/>
+        <w:sz w:val="20"/>
+      </w:rPr>
+    </w:lvl>
+    <w:lvl w:ilvl="1">
+      <w:start w:val="1"/>
+      <w:numFmt w:val="bullet"/>
+      <w:lvlText w:val="o"/>
+      <w:lvlJc w:val="left"/>
+      <w:pPr>
+        <w:tabs>
+          <w:tab w:val="num" w:pos="1440"/>
+        </w:tabs>
+        <w:ind w:left="1440" w:hanging="360"/>
+      </w:pPr>
+      <w:rPr>
+        <w:rFonts w:ascii="Courier New" w:hAnsi="Courier New" w:hint="default"/>
+        <w:sz w:val="20"/>
+      </w:rPr>
+    </w:lvl>
+    <w:lvl w:ilvl="2" w:tentative="1">
+      <w:start w:val="1"/>
+      <w:numFmt w:val="bullet"/>
+      <w:lvlText w:val=""/>
+      <w:lvlJc w:val="left"/>
+      <w:pPr>
+        <w:tabs>
+          <w:tab w:val="num" w:pos="2160"/>
+        </w:tabs>
+        <w:ind w:left="2160" w:hanging="360"/>
+      </w:pPr>
+      <w:rPr>
+        <w:rFonts w:ascii="Wingdings" w:hAnsi="Wingdings" w:hint="default"/>
+        <w:sz w:val="20"/>
+      </w:rPr>
+    </w:lvl>
+    <w:lvl w:ilvl="3" w:tentative="1">
+      <w:start w:val="1"/>
+      <w:numFmt w:val="bullet"/>
+      <w:lvlText w:val=""/>
+      <w:lvlJc w:val="left"/>
+      <w:pPr>
+        <w:tabs>
+          <w:tab w:val="num" w:pos="2880"/>
+        </w:tabs>
+        <w:ind w:left="2880" w:hanging="360"/>
+      </w:pPr>
+      <w:rPr>
+        <w:rFonts w:ascii="Wingdings" w:hAnsi="Wingdings" w:hint="default"/>
+        <w:sz w:val="20"/>
+      </w:rPr>
+    </w:lvl>
+    <w:lvl w:ilvl="4" w:tentative="1">
+      <w:start w:val="1"/>
+      <w:numFmt w:val="bullet"/>
+      <w:lvlText w:val=""/>
+      <w:lvlJc w:val="left"/>
+      <w:pPr>
+        <w:tabs>
+          <w:tab w:val="num" w:pos="3600"/>
+        </w:tabs>
+        <w:ind w:left="3600" w:hanging="360"/>
+      </w:pPr>
+      <w:rPr>
+        <w:rFonts w:ascii="Wingdings" w:hAnsi="Wingdings" w:hint="default"/>
+        <w:sz w:val="20"/>
+      </w:rPr>
+    </w:lvl>
+    <w:lvl w:ilvl="5" w:tentative="1">
+      <w:start w:val="1"/>
+      <w:numFmt w:val="bullet"/>
+      <w:lvlText w:val=""/>
+      <w:lvlJc w:val="left"/>
+      <w:pPr>
+        <w:tabs>
+          <w:tab w:val="num" w:pos="4320"/>
+        </w:tabs>
+        <w:ind w:left="4320" w:hanging="360"/>
+      </w:pPr>
+      <w:rPr>
+        <w:rFonts w:ascii="Wingdings" w:hAnsi="Wingdings" w:hint="default"/>
+        <w:sz w:val="20"/>
+      </w:rPr>
+    </w:lvl>
+    <w:lvl w:ilvl="6" w:tentative="1">
+      <w:start w:val="1"/>
+      <w:numFmt w:val="bullet"/>
+      <w:lvlText w:val=""/>
+      <w:lvlJc w:val="left"/>
+      <w:pPr>
+        <w:tabs>
+          <w:tab w:val="num" w:pos="5040"/>
+        </w:tabs>
+        <w:ind w:left="5040" w:hanging="360"/>
+      </w:pPr>
+      <w:rPr>
+        <w:rFonts w:ascii="Wingdings" w:hAnsi="Wingdings" w:hint="default"/>
+        <w:sz w:val="20"/>
+      </w:rPr>
+    </w:lvl>
+    <w:lvl w:ilvl="7" w:tentative="1">
+      <w:start w:val="1"/>
+      <w:numFmt w:val="bullet"/>
+      <w:lvlText w:val=""/>
+      <w:lvlJc w:val="left"/>
+      <w:pPr>
+        <w:tabs>
+          <w:tab w:val="num" w:pos="5760"/>
+        </w:tabs>
+        <w:ind w:left="5760" w:hanging="360"/>
+      </w:pPr>
+      <w:rPr>
+        <w:rFonts w:ascii="Wingdings" w:hAnsi="Wingdings" w:hint="default"/>
+        <w:sz w:val="20"/>
+      </w:rPr>
+    </w:lvl>
+    <w:lvl w:ilvl="8" w:tentative="1">
+      <w:start w:val="1"/>
+      <w:numFmt w:val="bullet"/>
+      <w:lvlText w:val=""/>
+      <w:lvlJc w:val="left"/>
+      <w:pPr>
+        <w:tabs>
+          <w:tab w:val="num" w:pos="6480"/>
+        </w:tabs>
+        <w:ind w:left="6480" w:hanging="360"/>
+      </w:pPr>
+      <w:rPr>
+        <w:rFonts w:ascii="Wingdings" w:hAnsi="Wingdings" w:hint="default"/>
+        <w:sz w:val="20"/>
+      </w:rPr>
+    </w:lvl>
+  </w:abstractNum>
+  <w:abstractNum w:abstractNumId="17" w15:restartNumberingAfterBreak="0">
     <w:nsid w:val="2AA3683D"/>
     <w:multiLevelType w:val="multilevel"/>
     <w:tmpl w:val="5C301A9C"/>
@@ -17128,7 +20498,7 @@
       </w:rPr>
     </w:lvl>
   </w:abstractNum>
-  <w:abstractNum w:abstractNumId="16" w15:restartNumberingAfterBreak="0">
+  <w:abstractNum w:abstractNumId="18" w15:restartNumberingAfterBreak="0">
     <w:nsid w:val="2C254F57"/>
     <w:multiLevelType w:val="multilevel"/>
     <w:tmpl w:val="15A0F09A"/>
@@ -17277,7 +20647,7 @@
       </w:rPr>
     </w:lvl>
   </w:abstractNum>
-  <w:abstractNum w:abstractNumId="17" w15:restartNumberingAfterBreak="0">
+  <w:abstractNum w:abstractNumId="19" w15:restartNumberingAfterBreak="0">
     <w:nsid w:val="35123025"/>
     <w:multiLevelType w:val="multilevel"/>
     <w:tmpl w:val="553C641C"/>
@@ -17426,7 +20796,7 @@
       </w:rPr>
     </w:lvl>
   </w:abstractNum>
-  <w:abstractNum w:abstractNumId="18" w15:restartNumberingAfterBreak="0">
+  <w:abstractNum w:abstractNumId="20" w15:restartNumberingAfterBreak="0">
     <w:nsid w:val="35E26C84"/>
     <w:multiLevelType w:val="multilevel"/>
     <w:tmpl w:val="8A0C7C46"/>
@@ -17575,7 +20945,7 @@
       </w:rPr>
     </w:lvl>
   </w:abstractNum>
-  <w:abstractNum w:abstractNumId="19" w15:restartNumberingAfterBreak="0">
+  <w:abstractNum w:abstractNumId="21" w15:restartNumberingAfterBreak="0">
     <w:nsid w:val="372D6D70"/>
     <w:multiLevelType w:val="multilevel"/>
     <w:tmpl w:val="4FCE049C"/>
@@ -17724,7 +21094,7 @@
       </w:rPr>
     </w:lvl>
   </w:abstractNum>
-  <w:abstractNum w:abstractNumId="20" w15:restartNumberingAfterBreak="0">
+  <w:abstractNum w:abstractNumId="22" w15:restartNumberingAfterBreak="0">
     <w:nsid w:val="38276FC5"/>
     <w:multiLevelType w:val="multilevel"/>
     <w:tmpl w:val="61F6873A"/>
@@ -17873,7 +21243,7 @@
       </w:rPr>
     </w:lvl>
   </w:abstractNum>
-  <w:abstractNum w:abstractNumId="21" w15:restartNumberingAfterBreak="0">
+  <w:abstractNum w:abstractNumId="23" w15:restartNumberingAfterBreak="0">
     <w:nsid w:val="38321447"/>
     <w:multiLevelType w:val="multilevel"/>
     <w:tmpl w:val="500EB7DC"/>
@@ -18022,7 +21392,7 @@
       </w:rPr>
     </w:lvl>
   </w:abstractNum>
-  <w:abstractNum w:abstractNumId="22" w15:restartNumberingAfterBreak="0">
+  <w:abstractNum w:abstractNumId="24" w15:restartNumberingAfterBreak="0">
     <w:nsid w:val="3AF765D8"/>
     <w:multiLevelType w:val="multilevel"/>
     <w:tmpl w:val="9426F0C6"/>
@@ -18171,7 +21541,7 @@
       </w:rPr>
     </w:lvl>
   </w:abstractNum>
-  <w:abstractNum w:abstractNumId="23" w15:restartNumberingAfterBreak="0">
+  <w:abstractNum w:abstractNumId="25" w15:restartNumberingAfterBreak="0">
     <w:nsid w:val="3DF408B5"/>
     <w:multiLevelType w:val="multilevel"/>
     <w:tmpl w:val="823E2918"/>
@@ -18320,7 +21690,7 @@
       </w:rPr>
     </w:lvl>
   </w:abstractNum>
-  <w:abstractNum w:abstractNumId="24" w15:restartNumberingAfterBreak="0">
+  <w:abstractNum w:abstractNumId="26" w15:restartNumberingAfterBreak="0">
     <w:nsid w:val="3E1C797D"/>
     <w:multiLevelType w:val="multilevel"/>
     <w:tmpl w:val="F8BA925C"/>
@@ -18469,7 +21839,7 @@
       </w:rPr>
     </w:lvl>
   </w:abstractNum>
-  <w:abstractNum w:abstractNumId="25" w15:restartNumberingAfterBreak="0">
+  <w:abstractNum w:abstractNumId="27" w15:restartNumberingAfterBreak="0">
     <w:nsid w:val="40664A01"/>
     <w:multiLevelType w:val="multilevel"/>
     <w:tmpl w:val="86CEFB76"/>
@@ -18618,7 +21988,156 @@
       </w:rPr>
     </w:lvl>
   </w:abstractNum>
-  <w:abstractNum w:abstractNumId="26" w15:restartNumberingAfterBreak="0">
+  <w:abstractNum w:abstractNumId="28" w15:restartNumberingAfterBreak="0">
+    <w:nsid w:val="470018C6"/>
+    <w:multiLevelType w:val="multilevel"/>
+    <w:tmpl w:val="3306E604"/>
+    <w:lvl w:ilvl="0">
+      <w:start w:val="1"/>
+      <w:numFmt w:val="bullet"/>
+      <w:lvlText w:val=""/>
+      <w:lvlJc w:val="left"/>
+      <w:pPr>
+        <w:tabs>
+          <w:tab w:val="num" w:pos="720"/>
+        </w:tabs>
+        <w:ind w:left="720" w:hanging="360"/>
+      </w:pPr>
+      <w:rPr>
+        <w:rFonts w:ascii="Symbol" w:hAnsi="Symbol" w:hint="default"/>
+        <w:sz w:val="20"/>
+      </w:rPr>
+    </w:lvl>
+    <w:lvl w:ilvl="1">
+      <w:start w:val="1"/>
+      <w:numFmt w:val="bullet"/>
+      <w:lvlText w:val="o"/>
+      <w:lvlJc w:val="left"/>
+      <w:pPr>
+        <w:tabs>
+          <w:tab w:val="num" w:pos="1440"/>
+        </w:tabs>
+        <w:ind w:left="1440" w:hanging="360"/>
+      </w:pPr>
+      <w:rPr>
+        <w:rFonts w:ascii="Courier New" w:hAnsi="Courier New" w:hint="default"/>
+        <w:sz w:val="20"/>
+      </w:rPr>
+    </w:lvl>
+    <w:lvl w:ilvl="2" w:tentative="1">
+      <w:start w:val="1"/>
+      <w:numFmt w:val="bullet"/>
+      <w:lvlText w:val=""/>
+      <w:lvlJc w:val="left"/>
+      <w:pPr>
+        <w:tabs>
+          <w:tab w:val="num" w:pos="2160"/>
+        </w:tabs>
+        <w:ind w:left="2160" w:hanging="360"/>
+      </w:pPr>
+      <w:rPr>
+        <w:rFonts w:ascii="Wingdings" w:hAnsi="Wingdings" w:hint="default"/>
+        <w:sz w:val="20"/>
+      </w:rPr>
+    </w:lvl>
+    <w:lvl w:ilvl="3" w:tentative="1">
+      <w:start w:val="1"/>
+      <w:numFmt w:val="bullet"/>
+      <w:lvlText w:val=""/>
+      <w:lvlJc w:val="left"/>
+      <w:pPr>
+        <w:tabs>
+          <w:tab w:val="num" w:pos="2880"/>
+        </w:tabs>
+        <w:ind w:left="2880" w:hanging="360"/>
+      </w:pPr>
+      <w:rPr>
+        <w:rFonts w:ascii="Wingdings" w:hAnsi="Wingdings" w:hint="default"/>
+        <w:sz w:val="20"/>
+      </w:rPr>
+    </w:lvl>
+    <w:lvl w:ilvl="4" w:tentative="1">
+      <w:start w:val="1"/>
+      <w:numFmt w:val="bullet"/>
+      <w:lvlText w:val=""/>
+      <w:lvlJc w:val="left"/>
+      <w:pPr>
+        <w:tabs>
+          <w:tab w:val="num" w:pos="3600"/>
+        </w:tabs>
+        <w:ind w:left="3600" w:hanging="360"/>
+      </w:pPr>
+      <w:rPr>
+        <w:rFonts w:ascii="Wingdings" w:hAnsi="Wingdings" w:hint="default"/>
+        <w:sz w:val="20"/>
+      </w:rPr>
+    </w:lvl>
+    <w:lvl w:ilvl="5" w:tentative="1">
+      <w:start w:val="1"/>
+      <w:numFmt w:val="bullet"/>
+      <w:lvlText w:val=""/>
+      <w:lvlJc w:val="left"/>
+      <w:pPr>
+        <w:tabs>
+          <w:tab w:val="num" w:pos="4320"/>
+        </w:tabs>
+        <w:ind w:left="4320" w:hanging="360"/>
+      </w:pPr>
+      <w:rPr>
+        <w:rFonts w:ascii="Wingdings" w:hAnsi="Wingdings" w:hint="default"/>
+        <w:sz w:val="20"/>
+      </w:rPr>
+    </w:lvl>
+    <w:lvl w:ilvl="6" w:tentative="1">
+      <w:start w:val="1"/>
+      <w:numFmt w:val="bullet"/>
+      <w:lvlText w:val=""/>
+      <w:lvlJc w:val="left"/>
+      <w:pPr>
+        <w:tabs>
+          <w:tab w:val="num" w:pos="5040"/>
+        </w:tabs>
+        <w:ind w:left="5040" w:hanging="360"/>
+      </w:pPr>
+      <w:rPr>
+        <w:rFonts w:ascii="Wingdings" w:hAnsi="Wingdings" w:hint="default"/>
+        <w:sz w:val="20"/>
+      </w:rPr>
+    </w:lvl>
+    <w:lvl w:ilvl="7" w:tentative="1">
+      <w:start w:val="1"/>
+      <w:numFmt w:val="bullet"/>
+      <w:lvlText w:val=""/>
+      <w:lvlJc w:val="left"/>
+      <w:pPr>
+        <w:tabs>
+          <w:tab w:val="num" w:pos="5760"/>
+        </w:tabs>
+        <w:ind w:left="5760" w:hanging="360"/>
+      </w:pPr>
+      <w:rPr>
+        <w:rFonts w:ascii="Wingdings" w:hAnsi="Wingdings" w:hint="default"/>
+        <w:sz w:val="20"/>
+      </w:rPr>
+    </w:lvl>
+    <w:lvl w:ilvl="8" w:tentative="1">
+      <w:start w:val="1"/>
+      <w:numFmt w:val="bullet"/>
+      <w:lvlText w:val=""/>
+      <w:lvlJc w:val="left"/>
+      <w:pPr>
+        <w:tabs>
+          <w:tab w:val="num" w:pos="6480"/>
+        </w:tabs>
+        <w:ind w:left="6480" w:hanging="360"/>
+      </w:pPr>
+      <w:rPr>
+        <w:rFonts w:ascii="Wingdings" w:hAnsi="Wingdings" w:hint="default"/>
+        <w:sz w:val="20"/>
+      </w:rPr>
+    </w:lvl>
+  </w:abstractNum>
+  <w:abstractNum w:abstractNumId="29" w15:restartNumberingAfterBreak="0">
     <w:nsid w:val="49895FDC"/>
     <w:multiLevelType w:val="multilevel"/>
     <w:tmpl w:val="A762F6E6"/>
@@ -18767,7 +22286,7 @@
       </w:rPr>
     </w:lvl>
   </w:abstractNum>
-  <w:abstractNum w:abstractNumId="27" w15:restartNumberingAfterBreak="0">
+  <w:abstractNum w:abstractNumId="30" w15:restartNumberingAfterBreak="0">
     <w:nsid w:val="4B3E5E74"/>
     <w:multiLevelType w:val="multilevel"/>
     <w:tmpl w:val="82742D72"/>
@@ -18916,7 +22435,156 @@
       </w:rPr>
     </w:lvl>
   </w:abstractNum>
-  <w:abstractNum w:abstractNumId="28" w15:restartNumberingAfterBreak="0">
+  <w:abstractNum w:abstractNumId="31" w15:restartNumberingAfterBreak="0">
+    <w:nsid w:val="4CA94559"/>
+    <w:multiLevelType w:val="multilevel"/>
+    <w:tmpl w:val="50FA1276"/>
+    <w:lvl w:ilvl="0">
+      <w:start w:val="1"/>
+      <w:numFmt w:val="bullet"/>
+      <w:lvlText w:val=""/>
+      <w:lvlJc w:val="left"/>
+      <w:pPr>
+        <w:tabs>
+          <w:tab w:val="num" w:pos="720"/>
+        </w:tabs>
+        <w:ind w:left="720" w:hanging="360"/>
+      </w:pPr>
+      <w:rPr>
+        <w:rFonts w:ascii="Symbol" w:hAnsi="Symbol" w:hint="default"/>
+        <w:sz w:val="20"/>
+      </w:rPr>
+    </w:lvl>
+    <w:lvl w:ilvl="1" w:tentative="1">
+      <w:start w:val="1"/>
+      <w:numFmt w:val="bullet"/>
+      <w:lvlText w:val="o"/>
+      <w:lvlJc w:val="left"/>
+      <w:pPr>
+        <w:tabs>
+          <w:tab w:val="num" w:pos="1440"/>
+        </w:tabs>
+        <w:ind w:left="1440" w:hanging="360"/>
+      </w:pPr>
+      <w:rPr>
+        <w:rFonts w:ascii="Courier New" w:hAnsi="Courier New" w:hint="default"/>
+        <w:sz w:val="20"/>
+      </w:rPr>
+    </w:lvl>
+    <w:lvl w:ilvl="2" w:tentative="1">
+      <w:start w:val="1"/>
+      <w:numFmt w:val="bullet"/>
+      <w:lvlText w:val=""/>
+      <w:lvlJc w:val="left"/>
+      <w:pPr>
+        <w:tabs>
+          <w:tab w:val="num" w:pos="2160"/>
+        </w:tabs>
+        <w:ind w:left="2160" w:hanging="360"/>
+      </w:pPr>
+      <w:rPr>
+        <w:rFonts w:ascii="Wingdings" w:hAnsi="Wingdings" w:hint="default"/>
+        <w:sz w:val="20"/>
+      </w:rPr>
+    </w:lvl>
+    <w:lvl w:ilvl="3" w:tentative="1">
+      <w:start w:val="1"/>
+      <w:numFmt w:val="bullet"/>
+      <w:lvlText w:val=""/>
+      <w:lvlJc w:val="left"/>
+      <w:pPr>
+        <w:tabs>
+          <w:tab w:val="num" w:pos="2880"/>
+        </w:tabs>
+        <w:ind w:left="2880" w:hanging="360"/>
+      </w:pPr>
+      <w:rPr>
+        <w:rFonts w:ascii="Wingdings" w:hAnsi="Wingdings" w:hint="default"/>
+        <w:sz w:val="20"/>
+      </w:rPr>
+    </w:lvl>
+    <w:lvl w:ilvl="4" w:tentative="1">
+      <w:start w:val="1"/>
+      <w:numFmt w:val="bullet"/>
+      <w:lvlText w:val=""/>
+      <w:lvlJc w:val="left"/>
+      <w:pPr>
+        <w:tabs>
+          <w:tab w:val="num" w:pos="3600"/>
+        </w:tabs>
+        <w:ind w:left="3600" w:hanging="360"/>
+      </w:pPr>
+      <w:rPr>
+        <w:rFonts w:ascii="Wingdings" w:hAnsi="Wingdings" w:hint="default"/>
+        <w:sz w:val="20"/>
+      </w:rPr>
+    </w:lvl>
+    <w:lvl w:ilvl="5" w:tentative="1">
+      <w:start w:val="1"/>
+      <w:numFmt w:val="bullet"/>
+      <w:lvlText w:val=""/>
+      <w:lvlJc w:val="left"/>
+      <w:pPr>
+        <w:tabs>
+          <w:tab w:val="num" w:pos="4320"/>
+        </w:tabs>
+        <w:ind w:left="4320" w:hanging="360"/>
+      </w:pPr>
+      <w:rPr>
+        <w:rFonts w:ascii="Wingdings" w:hAnsi="Wingdings" w:hint="default"/>
+        <w:sz w:val="20"/>
+      </w:rPr>
+    </w:lvl>
+    <w:lvl w:ilvl="6" w:tentative="1">
+      <w:start w:val="1"/>
+      <w:numFmt w:val="bullet"/>
+      <w:lvlText w:val=""/>
+      <w:lvlJc w:val="left"/>
+      <w:pPr>
+        <w:tabs>
+          <w:tab w:val="num" w:pos="5040"/>
+        </w:tabs>
+        <w:ind w:left="5040" w:hanging="360"/>
+      </w:pPr>
+      <w:rPr>
+        <w:rFonts w:ascii="Wingdings" w:hAnsi="Wingdings" w:hint="default"/>
+        <w:sz w:val="20"/>
+      </w:rPr>
+    </w:lvl>
+    <w:lvl w:ilvl="7" w:tentative="1">
+      <w:start w:val="1"/>
+      <w:numFmt w:val="bullet"/>
+      <w:lvlText w:val=""/>
+      <w:lvlJc w:val="left"/>
+      <w:pPr>
+        <w:tabs>
+          <w:tab w:val="num" w:pos="5760"/>
+        </w:tabs>
+        <w:ind w:left="5760" w:hanging="360"/>
+      </w:pPr>
+      <w:rPr>
+        <w:rFonts w:ascii="Wingdings" w:hAnsi="Wingdings" w:hint="default"/>
+        <w:sz w:val="20"/>
+      </w:rPr>
+    </w:lvl>
+    <w:lvl w:ilvl="8" w:tentative="1">
+      <w:start w:val="1"/>
+      <w:numFmt w:val="bullet"/>
+      <w:lvlText w:val=""/>
+      <w:lvlJc w:val="left"/>
+      <w:pPr>
+        <w:tabs>
+          <w:tab w:val="num" w:pos="6480"/>
+        </w:tabs>
+        <w:ind w:left="6480" w:hanging="360"/>
+      </w:pPr>
+      <w:rPr>
+        <w:rFonts w:ascii="Wingdings" w:hAnsi="Wingdings" w:hint="default"/>
+        <w:sz w:val="20"/>
+      </w:rPr>
+    </w:lvl>
+  </w:abstractNum>
+  <w:abstractNum w:abstractNumId="32" w15:restartNumberingAfterBreak="0">
     <w:nsid w:val="4FE1358C"/>
     <w:multiLevelType w:val="multilevel"/>
     <w:tmpl w:val="FA6EE39E"/>
@@ -19065,7 +22733,7 @@
       </w:rPr>
     </w:lvl>
   </w:abstractNum>
-  <w:abstractNum w:abstractNumId="29" w15:restartNumberingAfterBreak="0">
+  <w:abstractNum w:abstractNumId="33" w15:restartNumberingAfterBreak="0">
     <w:nsid w:val="537450CC"/>
     <w:multiLevelType w:val="multilevel"/>
     <w:tmpl w:val="C0A28146"/>
@@ -19214,7 +22882,7 @@
       </w:rPr>
     </w:lvl>
   </w:abstractNum>
-  <w:abstractNum w:abstractNumId="30" w15:restartNumberingAfterBreak="0">
+  <w:abstractNum w:abstractNumId="34" w15:restartNumberingAfterBreak="0">
     <w:nsid w:val="559A445E"/>
     <w:multiLevelType w:val="multilevel"/>
     <w:tmpl w:val="1AF8DC40"/>
@@ -19363,7 +23031,7 @@
       </w:rPr>
     </w:lvl>
   </w:abstractNum>
-  <w:abstractNum w:abstractNumId="31" w15:restartNumberingAfterBreak="0">
+  <w:abstractNum w:abstractNumId="35" w15:restartNumberingAfterBreak="0">
     <w:nsid w:val="59C17D7A"/>
     <w:multiLevelType w:val="multilevel"/>
     <w:tmpl w:val="E83A9B78"/>
@@ -19512,7 +23180,7 @@
       </w:rPr>
     </w:lvl>
   </w:abstractNum>
-  <w:abstractNum w:abstractNumId="32" w15:restartNumberingAfterBreak="0">
+  <w:abstractNum w:abstractNumId="36" w15:restartNumberingAfterBreak="0">
     <w:nsid w:val="5EF34A85"/>
     <w:multiLevelType w:val="multilevel"/>
     <w:tmpl w:val="27C06780"/>
@@ -19661,7 +23329,7 @@
       </w:rPr>
     </w:lvl>
   </w:abstractNum>
-  <w:abstractNum w:abstractNumId="33" w15:restartNumberingAfterBreak="0">
+  <w:abstractNum w:abstractNumId="37" w15:restartNumberingAfterBreak="0">
     <w:nsid w:val="60184BA3"/>
     <w:multiLevelType w:val="multilevel"/>
     <w:tmpl w:val="D7BE2C64"/>
@@ -19810,7 +23478,7 @@
       </w:rPr>
     </w:lvl>
   </w:abstractNum>
-  <w:abstractNum w:abstractNumId="34" w15:restartNumberingAfterBreak="0">
+  <w:abstractNum w:abstractNumId="38" w15:restartNumberingAfterBreak="0">
     <w:nsid w:val="606C5B30"/>
     <w:multiLevelType w:val="multilevel"/>
     <w:tmpl w:val="1004A91A"/>
@@ -19959,7 +23627,7 @@
       </w:rPr>
     </w:lvl>
   </w:abstractNum>
-  <w:abstractNum w:abstractNumId="35" w15:restartNumberingAfterBreak="0">
+  <w:abstractNum w:abstractNumId="39" w15:restartNumberingAfterBreak="0">
     <w:nsid w:val="62B503C3"/>
     <w:multiLevelType w:val="multilevel"/>
     <w:tmpl w:val="1E7E13EE"/>
@@ -20100,7 +23768,7 @@
       </w:rPr>
     </w:lvl>
   </w:abstractNum>
-  <w:abstractNum w:abstractNumId="36" w15:restartNumberingAfterBreak="0">
+  <w:abstractNum w:abstractNumId="40" w15:restartNumberingAfterBreak="0">
     <w:nsid w:val="663B282C"/>
     <w:multiLevelType w:val="multilevel"/>
     <w:tmpl w:val="93F493A0"/>
@@ -20249,7 +23917,7 @@
       </w:rPr>
     </w:lvl>
   </w:abstractNum>
-  <w:abstractNum w:abstractNumId="37" w15:restartNumberingAfterBreak="0">
+  <w:abstractNum w:abstractNumId="41" w15:restartNumberingAfterBreak="0">
     <w:nsid w:val="67AA2D74"/>
     <w:multiLevelType w:val="multilevel"/>
     <w:tmpl w:val="FD7ADD0A"/>
@@ -20398,7 +24066,7 @@
       </w:rPr>
     </w:lvl>
   </w:abstractNum>
-  <w:abstractNum w:abstractNumId="38" w15:restartNumberingAfterBreak="0">
+  <w:abstractNum w:abstractNumId="42" w15:restartNumberingAfterBreak="0">
     <w:nsid w:val="6A1629D4"/>
     <w:multiLevelType w:val="multilevel"/>
     <w:tmpl w:val="EE527A5A"/>
@@ -20547,7 +24215,7 @@
       </w:rPr>
     </w:lvl>
   </w:abstractNum>
-  <w:abstractNum w:abstractNumId="39" w15:restartNumberingAfterBreak="0">
+  <w:abstractNum w:abstractNumId="43" w15:restartNumberingAfterBreak="0">
     <w:nsid w:val="733F1377"/>
     <w:multiLevelType w:val="multilevel"/>
     <w:tmpl w:val="CAE2D6D0"/>
@@ -20687,7 +24355,7 @@
       </w:rPr>
     </w:lvl>
   </w:abstractNum>
-  <w:abstractNum w:abstractNumId="40" w15:restartNumberingAfterBreak="0">
+  <w:abstractNum w:abstractNumId="44" w15:restartNumberingAfterBreak="0">
     <w:nsid w:val="7A3A5EF5"/>
     <w:multiLevelType w:val="multilevel"/>
     <w:tmpl w:val="662E9332"/>
@@ -20836,7 +24504,7 @@
       </w:rPr>
     </w:lvl>
   </w:abstractNum>
-  <w:abstractNum w:abstractNumId="41" w15:restartNumberingAfterBreak="0">
+  <w:abstractNum w:abstractNumId="45" w15:restartNumberingAfterBreak="0">
     <w:nsid w:val="7B2041C2"/>
     <w:multiLevelType w:val="multilevel"/>
     <w:tmpl w:val="DDFA71DA"/>
@@ -20985,7 +24653,7 @@
       </w:rPr>
     </w:lvl>
   </w:abstractNum>
-  <w:abstractNum w:abstractNumId="42" w15:restartNumberingAfterBreak="0">
+  <w:abstractNum w:abstractNumId="46" w15:restartNumberingAfterBreak="0">
     <w:nsid w:val="7E0C6092"/>
     <w:multiLevelType w:val="multilevel"/>
     <w:tmpl w:val="290AE4A8"/>
@@ -21135,133 +24803,145 @@
     </w:lvl>
   </w:abstractNum>
   <w:num w:numId="1" w16cid:durableId="433941384">
-    <w:abstractNumId w:val="35"/>
+    <w:abstractNumId w:val="39"/>
   </w:num>
   <w:num w:numId="2" w16cid:durableId="1431198050">
-    <w:abstractNumId w:val="39"/>
+    <w:abstractNumId w:val="43"/>
   </w:num>
   <w:num w:numId="3" w16cid:durableId="1916475794">
-    <w:abstractNumId w:val="24"/>
+    <w:abstractNumId w:val="26"/>
   </w:num>
   <w:num w:numId="4" w16cid:durableId="1157575474">
-    <w:abstractNumId w:val="15"/>
+    <w:abstractNumId w:val="17"/>
   </w:num>
   <w:num w:numId="5" w16cid:durableId="626011114">
     <w:abstractNumId w:val="2"/>
   </w:num>
   <w:num w:numId="6" w16cid:durableId="689529166">
-    <w:abstractNumId w:val="5"/>
+    <w:abstractNumId w:val="6"/>
   </w:num>
   <w:num w:numId="7" w16cid:durableId="534391802">
-    <w:abstractNumId w:val="33"/>
+    <w:abstractNumId w:val="37"/>
   </w:num>
   <w:num w:numId="8" w16cid:durableId="1919702941">
-    <w:abstractNumId w:val="11"/>
+    <w:abstractNumId w:val="12"/>
   </w:num>
   <w:num w:numId="9" w16cid:durableId="132718915">
+    <w:abstractNumId w:val="36"/>
+  </w:num>
+  <w:num w:numId="10" w16cid:durableId="1951669793">
     <w:abstractNumId w:val="32"/>
   </w:num>
-  <w:num w:numId="10" w16cid:durableId="1951669793">
-    <w:abstractNumId w:val="28"/>
-  </w:num>
   <w:num w:numId="11" w16cid:durableId="1820730884">
-    <w:abstractNumId w:val="8"/>
+    <w:abstractNumId w:val="9"/>
   </w:num>
   <w:num w:numId="12" w16cid:durableId="847015584">
-    <w:abstractNumId w:val="3"/>
+    <w:abstractNumId w:val="4"/>
   </w:num>
   <w:num w:numId="13" w16cid:durableId="331565494">
-    <w:abstractNumId w:val="19"/>
+    <w:abstractNumId w:val="21"/>
   </w:num>
   <w:num w:numId="14" w16cid:durableId="701856894">
-    <w:abstractNumId w:val="6"/>
+    <w:abstractNumId w:val="7"/>
   </w:num>
   <w:num w:numId="15" w16cid:durableId="2025355229">
-    <w:abstractNumId w:val="18"/>
+    <w:abstractNumId w:val="20"/>
   </w:num>
   <w:num w:numId="16" w16cid:durableId="508371538">
-    <w:abstractNumId w:val="14"/>
+    <w:abstractNumId w:val="15"/>
   </w:num>
   <w:num w:numId="17" w16cid:durableId="1122311796">
-    <w:abstractNumId w:val="37"/>
+    <w:abstractNumId w:val="41"/>
   </w:num>
   <w:num w:numId="18" w16cid:durableId="1824619579">
     <w:abstractNumId w:val="1"/>
   </w:num>
   <w:num w:numId="19" w16cid:durableId="750279506">
-    <w:abstractNumId w:val="20"/>
+    <w:abstractNumId w:val="22"/>
   </w:num>
   <w:num w:numId="20" w16cid:durableId="510798520">
-    <w:abstractNumId w:val="12"/>
+    <w:abstractNumId w:val="13"/>
   </w:num>
   <w:num w:numId="21" w16cid:durableId="1699547637">
-    <w:abstractNumId w:val="7"/>
+    <w:abstractNumId w:val="8"/>
   </w:num>
   <w:num w:numId="22" w16cid:durableId="2028825363">
-    <w:abstractNumId w:val="27"/>
+    <w:abstractNumId w:val="30"/>
   </w:num>
   <w:num w:numId="23" w16cid:durableId="1034696831">
-    <w:abstractNumId w:val="40"/>
+    <w:abstractNumId w:val="44"/>
   </w:num>
   <w:num w:numId="24" w16cid:durableId="397822415">
-    <w:abstractNumId w:val="10"/>
+    <w:abstractNumId w:val="11"/>
   </w:num>
   <w:num w:numId="25" w16cid:durableId="1789009664">
-    <w:abstractNumId w:val="34"/>
+    <w:abstractNumId w:val="38"/>
   </w:num>
   <w:num w:numId="26" w16cid:durableId="2139493317">
     <w:abstractNumId w:val="0"/>
   </w:num>
   <w:num w:numId="27" w16cid:durableId="1370036726">
-    <w:abstractNumId w:val="13"/>
+    <w:abstractNumId w:val="14"/>
   </w:num>
   <w:num w:numId="28" w16cid:durableId="238254683">
-    <w:abstractNumId w:val="17"/>
+    <w:abstractNumId w:val="19"/>
   </w:num>
   <w:num w:numId="29" w16cid:durableId="418915634">
-    <w:abstractNumId w:val="30"/>
+    <w:abstractNumId w:val="34"/>
   </w:num>
   <w:num w:numId="30" w16cid:durableId="70742095">
-    <w:abstractNumId w:val="21"/>
+    <w:abstractNumId w:val="23"/>
   </w:num>
   <w:num w:numId="31" w16cid:durableId="1690598977">
+    <w:abstractNumId w:val="33"/>
+  </w:num>
+  <w:num w:numId="32" w16cid:durableId="744306125">
+    <w:abstractNumId w:val="42"/>
+  </w:num>
+  <w:num w:numId="33" w16cid:durableId="958758740">
     <w:abstractNumId w:val="29"/>
   </w:num>
-  <w:num w:numId="32" w16cid:durableId="744306125">
-    <w:abstractNumId w:val="38"/>
-  </w:num>
-  <w:num w:numId="33" w16cid:durableId="958758740">
-    <w:abstractNumId w:val="26"/>
-  </w:num>
   <w:num w:numId="34" w16cid:durableId="95294511">
-    <w:abstractNumId w:val="36"/>
+    <w:abstractNumId w:val="40"/>
   </w:num>
   <w:num w:numId="35" w16cid:durableId="998075929">
+    <w:abstractNumId w:val="27"/>
+  </w:num>
+  <w:num w:numId="36" w16cid:durableId="742600745">
+    <w:abstractNumId w:val="45"/>
+  </w:num>
+  <w:num w:numId="37" w16cid:durableId="1659141893">
+    <w:abstractNumId w:val="35"/>
+  </w:num>
+  <w:num w:numId="38" w16cid:durableId="1762138799">
+    <w:abstractNumId w:val="18"/>
+  </w:num>
+  <w:num w:numId="39" w16cid:durableId="1087728286">
+    <w:abstractNumId w:val="46"/>
+  </w:num>
+  <w:num w:numId="40" w16cid:durableId="1944801977">
     <w:abstractNumId w:val="25"/>
   </w:num>
-  <w:num w:numId="36" w16cid:durableId="742600745">
-    <w:abstractNumId w:val="41"/>
+  <w:num w:numId="41" w16cid:durableId="1985892116">
+    <w:abstractNumId w:val="5"/>
   </w:num>
-  <w:num w:numId="37" w16cid:durableId="1659141893">
-    <w:abstractNumId w:val="31"/>
+  <w:num w:numId="42" w16cid:durableId="373504008">
+    <w:abstractNumId w:val="10"/>
   </w:num>
-  <w:num w:numId="38" w16cid:durableId="1762138799">
+  <w:num w:numId="43" w16cid:durableId="938566322">
+    <w:abstractNumId w:val="24"/>
+  </w:num>
+  <w:num w:numId="44" w16cid:durableId="1684093025">
+    <w:abstractNumId w:val="3"/>
+  </w:num>
+  <w:num w:numId="45" w16cid:durableId="775254215">
     <w:abstractNumId w:val="16"/>
   </w:num>
-  <w:num w:numId="39" w16cid:durableId="1087728286">
-    <w:abstractNumId w:val="42"/>
+  <w:num w:numId="46" w16cid:durableId="1606187184">
+    <w:abstractNumId w:val="28"/>
   </w:num>
-  <w:num w:numId="40" w16cid:durableId="1944801977">
-    <w:abstractNumId w:val="23"/>
-  </w:num>
-  <w:num w:numId="41" w16cid:durableId="1985892116">
-    <w:abstractNumId w:val="4"/>
-  </w:num>
-  <w:num w:numId="42" w16cid:durableId="373504008">
-    <w:abstractNumId w:val="9"/>
-  </w:num>
-  <w:num w:numId="43" w16cid:durableId="938566322">
-    <w:abstractNumId w:val="22"/>
+  <w:num w:numId="47" w16cid:durableId="1400202418">
+    <w:abstractNumId w:val="31"/>
   </w:num>
 </w:numbering>
 </file>
@@ -21796,7 +25476,6 @@
   <w:style w:type="character" w:default="1" w:styleId="Fuentedeprrafopredeter">
     <w:name w:val="Default Paragraph Font"/>
     <w:uiPriority w:val="1"/>
-    <w:semiHidden/>
     <w:unhideWhenUsed/>
   </w:style>
   <w:style w:type="table" w:default="1" w:styleId="Tablanormal">
@@ -23168,23 +26847,6 @@
 </file>
 
 <file path=customXml/item2.xml><?xml version="1.0" encoding="utf-8"?>
-<p:properties xmlns:p="http://schemas.microsoft.com/office/2006/metadata/properties" xmlns:xsi="http://www.w3.org/2001/XMLSchema-instance" xmlns:pc="http://schemas.microsoft.com/office/infopath/2007/PartnerControls">
-  <documentManagement>
-    <_activity xmlns="7713669d-9321-4e2a-a1d7-f1aa3e52e558" xsi:nil="true"/>
-  </documentManagement>
-</p:properties>
-</file>
-
-<file path=customXml/item3.xml><?xml version="1.0" encoding="utf-8"?>
-<?mso-contentType ?>
-<FormTemplates xmlns="http://schemas.microsoft.com/sharepoint/v3/contenttype/forms">
-  <Display>DocumentLibraryForm</Display>
-  <Edit>DocumentLibraryForm</Edit>
-  <New>DocumentLibraryForm</New>
-</FormTemplates>
-</file>
-
-<file path=customXml/item4.xml><?xml version="1.0" encoding="utf-8"?>
 <ct:contentTypeSchema xmlns:ct="http://schemas.microsoft.com/office/2006/metadata/contentType" xmlns:ma="http://schemas.microsoft.com/office/2006/metadata/properties/metaAttributes" ct:_="" ma:_="" ma:contentTypeName="Documento" ma:contentTypeID="0x0101005A693247CE1B7F4EB373C1D952AF144A" ma:contentTypeVersion="11" ma:contentTypeDescription="Crear nuevo documento." ma:contentTypeScope="" ma:versionID="439fb1bb77aca0e777f85fb1e5c2a465">
   <xsd:schema xmlns:xsd="http://www.w3.org/2001/XMLSchema" xmlns:xs="http://www.w3.org/2001/XMLSchema" xmlns:p="http://schemas.microsoft.com/office/2006/metadata/properties" xmlns:ns3="7713669d-9321-4e2a-a1d7-f1aa3e52e558" targetNamespace="http://schemas.microsoft.com/office/2006/metadata/properties" ma:root="true" ma:fieldsID="b0dbecc566bd6c7d741f085871d852fb" ns3:_="">
     <xsd:import namespace="7713669d-9321-4e2a-a1d7-f1aa3e52e558"/>
@@ -23372,6 +27034,23 @@
 </ct:contentTypeSchema>
 </file>
 
+<file path=customXml/item3.xml><?xml version="1.0" encoding="utf-8"?>
+<?mso-contentType ?>
+<FormTemplates xmlns="http://schemas.microsoft.com/sharepoint/v3/contenttype/forms">
+  <Display>DocumentLibraryForm</Display>
+  <Edit>DocumentLibraryForm</Edit>
+  <New>DocumentLibraryForm</New>
+</FormTemplates>
+</file>
+
+<file path=customXml/item4.xml><?xml version="1.0" encoding="utf-8"?>
+<p:properties xmlns:p="http://schemas.microsoft.com/office/2006/metadata/properties" xmlns:xsi="http://www.w3.org/2001/XMLSchema-instance" xmlns:pc="http://schemas.microsoft.com/office/infopath/2007/PartnerControls">
+  <documentManagement>
+    <_activity xmlns="7713669d-9321-4e2a-a1d7-f1aa3e52e558" xsi:nil="true"/>
+  </documentManagement>
+</p:properties>
+</file>
+
 <file path=customXml/itemProps1.xml><?xml version="1.0" encoding="utf-8"?>
 <ds:datastoreItem xmlns:ds="http://schemas.openxmlformats.org/officeDocument/2006/customXml" ds:itemID="{11111111-1234-1234-1234-123412341234}">
   <ds:schemaRefs>
@@ -23382,24 +27061,6 @@
 </file>
 
 <file path=customXml/itemProps2.xml><?xml version="1.0" encoding="utf-8"?>
-<ds:datastoreItem xmlns:ds="http://schemas.openxmlformats.org/officeDocument/2006/customXml" ds:itemID="{AFF4CD67-10DE-49CE-8AF6-E615DE1D06D0}">
-  <ds:schemaRefs>
-    <ds:schemaRef ds:uri="http://schemas.microsoft.com/office/2006/metadata/properties"/>
-    <ds:schemaRef ds:uri="http://schemas.microsoft.com/office/infopath/2007/PartnerControls"/>
-    <ds:schemaRef ds:uri="7713669d-9321-4e2a-a1d7-f1aa3e52e558"/>
-  </ds:schemaRefs>
-</ds:datastoreItem>
-</file>
-
-<file path=customXml/itemProps3.xml><?xml version="1.0" encoding="utf-8"?>
-<ds:datastoreItem xmlns:ds="http://schemas.openxmlformats.org/officeDocument/2006/customXml" ds:itemID="{71775D2C-E231-4CB0-BF8B-3DD0AAB5A4DF}">
-  <ds:schemaRefs>
-    <ds:schemaRef ds:uri="http://schemas.microsoft.com/sharepoint/v3/contenttype/forms"/>
-  </ds:schemaRefs>
-</ds:datastoreItem>
-</file>
-
-<file path=customXml/itemProps4.xml><?xml version="1.0" encoding="utf-8"?>
 <ds:datastoreItem xmlns:ds="http://schemas.openxmlformats.org/officeDocument/2006/customXml" ds:itemID="{CFC4579C-3CC4-4FEA-B3F4-6970E232118D}">
   <ds:schemaRefs>
     <ds:schemaRef ds:uri="http://schemas.microsoft.com/office/2006/metadata/contentType"/>
@@ -23415,4 +27076,22 @@
     <ds:schemaRef ds:uri="http://schemas.microsoft.com/internal/obd"/>
   </ds:schemaRefs>
 </ds:datastoreItem>
+</file>
+
+<file path=customXml/itemProps3.xml><?xml version="1.0" encoding="utf-8"?>
+<ds:datastoreItem xmlns:ds="http://schemas.openxmlformats.org/officeDocument/2006/customXml" ds:itemID="{71775D2C-E231-4CB0-BF8B-3DD0AAB5A4DF}">
+  <ds:schemaRefs>
+    <ds:schemaRef ds:uri="http://schemas.microsoft.com/sharepoint/v3/contenttype/forms"/>
+  </ds:schemaRefs>
+</ds:datastoreItem>
+</file>
+
+<file path=customXml/itemProps4.xml><?xml version="1.0" encoding="utf-8"?>
+<ds:datastoreItem xmlns:ds="http://schemas.openxmlformats.org/officeDocument/2006/customXml" ds:itemID="{AFF4CD67-10DE-49CE-8AF6-E615DE1D06D0}">
+  <ds:schemaRefs>
+    <ds:schemaRef ds:uri="http://schemas.microsoft.com/office/2006/metadata/properties"/>
+    <ds:schemaRef ds:uri="http://schemas.microsoft.com/office/infopath/2007/PartnerControls"/>
+    <ds:schemaRef ds:uri="7713669d-9321-4e2a-a1d7-f1aa3e52e558"/>
+  </ds:schemaRefs>
+</ds:datastoreItem>
 </file>
--- a/REDEX.docx
+++ b/REDEX.docx
@@ -151,7 +151,7 @@
                     </a:prstGeom>
                     <a:extLst>
                       <a:ext uri="{FAA26D3D-D897-4be2-8F04-BA451C77F1D7}">
-                        <ma14:placeholderFlag xmlns:a14="http://schemas.microsoft.com/office/drawing/2010/main" xmlns:ma14="http://schemas.microsoft.com/office/mac/drawingml/2011/main" xmlns:w="http://schemas.openxmlformats.org/wordprocessingml/2006/main" xmlns:w10="urn:schemas-microsoft-com:office:word" xmlns:v="urn:schemas-microsoft-com:vml" xmlns:o="urn:schemas-microsoft-com:office:office" xmlns:mv="urn:schemas-microsoft-com:mac:vml" xmlns:mo="http://schemas.microsoft.com/office/mac/office/2008/main" xmlns="" xmlns:arto="http://schemas.microsoft.com/office/word/2006/arto"/>
+                        <ma14:placeholderFlag xmlns:arto="http://schemas.microsoft.com/office/word/2006/arto" xmlns="" xmlns:mo="http://schemas.microsoft.com/office/mac/office/2008/main" xmlns:mv="urn:schemas-microsoft-com:mac:vml" xmlns:o="urn:schemas-microsoft-com:office:office" xmlns:v="urn:schemas-microsoft-com:vml" xmlns:w10="urn:schemas-microsoft-com:office:word" xmlns:w="http://schemas.openxmlformats.org/wordprocessingml/2006/main" xmlns:ma14="http://schemas.microsoft.com/office/mac/drawingml/2011/main" xmlns:a14="http://schemas.microsoft.com/office/drawing/2010/main"/>
                       </a:ext>
                     </a:extLst>
                   </pic:spPr>
@@ -432,8 +432,6 @@
           <w:szCs w:val="24"/>
         </w:rPr>
       </w:pPr>
-      <w:proofErr w:type="spellStart"/>
-      <w:proofErr w:type="gramStart"/>
       <w:r>
         <w:rPr>
           <w:rFonts w:ascii="Calibri" w:eastAsia="Calibri" w:hAnsi="Calibri" w:cs="Calibri"/>
@@ -443,7 +441,6 @@
         </w:rPr>
         <w:t>ScrumMaster</w:t>
       </w:r>
-      <w:proofErr w:type="spellEnd"/>
       <w:r>
         <w:rPr>
           <w:rFonts w:ascii="Calibri" w:eastAsia="Calibri" w:hAnsi="Calibri" w:cs="Calibri"/>
@@ -453,7 +450,6 @@
         </w:rPr>
         <w:t>(</w:t>
       </w:r>
-      <w:proofErr w:type="gramEnd"/>
       <w:r>
         <w:rPr>
           <w:rFonts w:ascii="Calibri" w:eastAsia="Calibri" w:hAnsi="Calibri" w:cs="Calibri"/>
@@ -1323,7 +1319,6 @@
           <w:sz w:val="28"/>
           <w:szCs w:val="28"/>
         </w:rPr>
-        <w:lastRenderedPageBreak/>
         <w:t xml:space="preserve"> </w:t>
       </w:r>
       <w:r>
@@ -1374,29 +1369,7 @@
           <w:sz w:val="24"/>
           <w:szCs w:val="24"/>
         </w:rPr>
-        <w:t xml:space="preserve">al </w:t>
-      </w:r>
-      <w:proofErr w:type="spellStart"/>
-      <w:r>
-        <w:rPr>
-          <w:rFonts w:ascii="Calibri" w:eastAsia="Calibri" w:hAnsi="Calibri" w:cs="Calibri"/>
-          <w:bCs/>
-          <w:smallCaps/>
-          <w:sz w:val="24"/>
-          <w:szCs w:val="24"/>
-        </w:rPr>
-        <w:t>Github</w:t>
-      </w:r>
-      <w:proofErr w:type="spellEnd"/>
-      <w:r>
-        <w:rPr>
-          <w:rFonts w:ascii="Calibri" w:eastAsia="Calibri" w:hAnsi="Calibri" w:cs="Calibri"/>
-          <w:bCs/>
-          <w:smallCaps/>
-          <w:sz w:val="24"/>
-          <w:szCs w:val="24"/>
-        </w:rPr>
-        <w:t xml:space="preserve">: </w:t>
+        <w:t xml:space="preserve">al Github: </w:t>
       </w:r>
       <w:hyperlink r:id="rId12" w:history="1">
         <w:r>
@@ -2073,7 +2046,6 @@
           <w:szCs w:val="24"/>
           <w:lang w:val="es-ES"/>
         </w:rPr>
-        <w:lastRenderedPageBreak/>
         <w:t>2.2 Comparativa Técnica</w:t>
       </w:r>
     </w:p>
@@ -2778,7 +2750,6 @@
           <w:szCs w:val="24"/>
           <w:lang w:val="es-ES"/>
         </w:rPr>
-        <w:lastRenderedPageBreak/>
         <w:t>5. Configuración Básica y Avanzada</w:t>
       </w:r>
     </w:p>
@@ -2815,31 +2786,7 @@
           <w:szCs w:val="24"/>
           <w:lang w:val="es-ES"/>
         </w:rPr>
-        <w:t xml:space="preserve">Configuración de red, </w:t>
-      </w:r>
-      <w:proofErr w:type="spellStart"/>
-      <w:r>
-        <w:rPr>
-          <w:rFonts w:ascii="Calibri" w:eastAsia="Calibri" w:hAnsi="Calibri" w:cs="Calibri"/>
-          <w:bCs/>
-          <w:smallCaps/>
-          <w:sz w:val="24"/>
-          <w:szCs w:val="24"/>
-          <w:lang w:val="es-ES"/>
-        </w:rPr>
-        <w:t>hostname</w:t>
-      </w:r>
-      <w:proofErr w:type="spellEnd"/>
-      <w:r>
-        <w:rPr>
-          <w:rFonts w:ascii="Calibri" w:eastAsia="Calibri" w:hAnsi="Calibri" w:cs="Calibri"/>
-          <w:bCs/>
-          <w:smallCaps/>
-          <w:sz w:val="24"/>
-          <w:szCs w:val="24"/>
-          <w:lang w:val="es-ES"/>
-        </w:rPr>
-        <w:t>, usuarios iniciales</w:t>
+        <w:t>Configuración de red, hostname, usuarios iniciales</w:t>
       </w:r>
     </w:p>
     <w:p>
@@ -3218,7 +3165,6 @@
           <w:lang w:val="en-US"/>
         </w:rPr>
       </w:pPr>
-      <w:proofErr w:type="spellStart"/>
       <w:r>
         <w:rPr>
           <w:rFonts w:ascii="Calibri" w:eastAsia="Calibri" w:hAnsi="Calibri" w:cs="Calibri"/>
@@ -3228,43 +3174,7 @@
           <w:szCs w:val="24"/>
           <w:lang w:val="en-US"/>
         </w:rPr>
-        <w:t>Tareas</w:t>
-      </w:r>
-      <w:proofErr w:type="spellEnd"/>
-      <w:r>
-        <w:rPr>
-          <w:rFonts w:ascii="Calibri" w:eastAsia="Calibri" w:hAnsi="Calibri" w:cs="Calibri"/>
-          <w:bCs/>
-          <w:smallCaps/>
-          <w:sz w:val="24"/>
-          <w:szCs w:val="24"/>
-          <w:lang w:val="en-US"/>
-        </w:rPr>
-        <w:t xml:space="preserve"> </w:t>
-      </w:r>
-      <w:proofErr w:type="spellStart"/>
-      <w:r>
-        <w:rPr>
-          <w:rFonts w:ascii="Calibri" w:eastAsia="Calibri" w:hAnsi="Calibri" w:cs="Calibri"/>
-          <w:bCs/>
-          <w:smallCaps/>
-          <w:sz w:val="24"/>
-          <w:szCs w:val="24"/>
-          <w:lang w:val="en-US"/>
-        </w:rPr>
-        <w:t>automatizadas</w:t>
-      </w:r>
-      <w:proofErr w:type="spellEnd"/>
-      <w:r>
-        <w:rPr>
-          <w:rFonts w:ascii="Calibri" w:eastAsia="Calibri" w:hAnsi="Calibri" w:cs="Calibri"/>
-          <w:bCs/>
-          <w:smallCaps/>
-          <w:sz w:val="24"/>
-          <w:szCs w:val="24"/>
-          <w:lang w:val="en-US"/>
-        </w:rPr>
-        <w:t xml:space="preserve"> con scripts (bash, PowerShell)</w:t>
+        <w:t>Tareas automatizadas con scripts (bash, PowerShell)</w:t>
       </w:r>
     </w:p>
     <w:p>
@@ -3548,7 +3458,6 @@
           <w:szCs w:val="24"/>
           <w:lang w:val="es-ES"/>
         </w:rPr>
-        <w:lastRenderedPageBreak/>
         <w:t>Herramientas administrativas</w:t>
       </w:r>
     </w:p>
@@ -4261,7 +4170,6 @@
           <w:sz w:val="28"/>
           <w:szCs w:val="28"/>
         </w:rPr>
-        <w:lastRenderedPageBreak/>
         <w:t>OBJETIVOS</w:t>
       </w:r>
     </w:p>
@@ -4519,7 +4427,7 @@
           <w:noProof/>
         </w:rPr>
         <w:drawing>
-          <wp:anchor distT="0" distB="0" distL="114300" distR="114300" simplePos="0" relativeHeight="251658240" behindDoc="1" locked="0" layoutInCell="1" allowOverlap="1" wp14:anchorId="3DD4D025" wp14:editId="079206DA">
+          <wp:anchor distT="0" distB="0" distL="114300" distR="114300" simplePos="0" relativeHeight="251658240" behindDoc="1" locked="0" layoutInCell="1" allowOverlap="1" wp14:anchorId="3DD4D025" wp14:editId="225B90F7">
             <wp:simplePos x="0" y="0"/>
             <wp:positionH relativeFrom="column">
               <wp:posOffset>491490</wp:posOffset>
@@ -4652,9 +4560,8 @@
         <w:rPr>
           <w:noProof/>
         </w:rPr>
-        <w:lastRenderedPageBreak/>
         <w:drawing>
-          <wp:anchor distT="0" distB="0" distL="114300" distR="114300" simplePos="0" relativeHeight="251658241" behindDoc="0" locked="0" layoutInCell="1" allowOverlap="1" wp14:anchorId="6011BF45" wp14:editId="2102E82F">
+          <wp:anchor distT="0" distB="0" distL="114300" distR="114300" simplePos="0" relativeHeight="251658241" behindDoc="0" locked="0" layoutInCell="1" allowOverlap="1" wp14:anchorId="6011BF45" wp14:editId="68FBE3B5">
             <wp:simplePos x="0" y="0"/>
             <wp:positionH relativeFrom="column">
               <wp:posOffset>1215390</wp:posOffset>
@@ -4915,7 +4822,7 @@
           <w:noProof/>
         </w:rPr>
         <w:drawing>
-          <wp:anchor distT="0" distB="0" distL="114300" distR="114300" simplePos="0" relativeHeight="251658242" behindDoc="0" locked="0" layoutInCell="1" allowOverlap="1" wp14:anchorId="4C404E5F" wp14:editId="73D72DBF">
+          <wp:anchor distT="0" distB="0" distL="114300" distR="114300" simplePos="0" relativeHeight="251658242" behindDoc="0" locked="0" layoutInCell="1" allowOverlap="1" wp14:anchorId="4C404E5F" wp14:editId="6709407D">
             <wp:simplePos x="0" y="0"/>
             <wp:positionH relativeFrom="margin">
               <wp:align>center</wp:align>
@@ -5036,7 +4943,6 @@
         <w:rPr>
           <w:lang w:val="es-ES"/>
         </w:rPr>
-        <w:lastRenderedPageBreak/>
         <w:t>Windows ofrece una interfaz gráfica muy estándar y fácil de usar, con un menú de inicio, iconos de escritorio y ventanas. Es coherente en todas sus versiones y está diseñada para usuarios sin conocimientos técnicos.</w:t>
       </w:r>
     </w:p>
@@ -5515,7 +5421,6 @@
         <w:rPr>
           <w:lang w:val="es-ES"/>
         </w:rPr>
-        <w:lastRenderedPageBreak/>
         <w:t>Windows, aunque ha mejorado en eficiencia, requiere generalmente hardware más potente para ofrecer un buen rendimiento. Sin embargo, para tareas gráficas o de ofimática intensiva, ofrece buena compatibilidad con software optimizado.</w:t>
       </w:r>
     </w:p>
@@ -5537,7 +5442,7 @@
           <w:noProof/>
         </w:rPr>
         <w:drawing>
-          <wp:anchor distT="0" distB="0" distL="114300" distR="114300" simplePos="0" relativeHeight="251658244" behindDoc="0" locked="0" layoutInCell="1" allowOverlap="1" wp14:anchorId="5F56213B" wp14:editId="52D5EC4D">
+          <wp:anchor distT="0" distB="0" distL="114300" distR="114300" simplePos="0" relativeHeight="251658244" behindDoc="0" locked="0" layoutInCell="1" allowOverlap="1" wp14:anchorId="5F56213B" wp14:editId="228BC4CA">
             <wp:simplePos x="0" y="0"/>
             <wp:positionH relativeFrom="margin">
               <wp:align>center</wp:align>
@@ -5698,21 +5603,7 @@
         <w:rPr>
           <w:lang w:val="es-ES"/>
         </w:rPr>
-        <w:t xml:space="preserve">Windows, al ser el sistema más utilizado a nivel mundial, es también el más atacado. Aunque Microsoft ha hecho grandes avances en seguridad, sigue siendo objetivo de </w:t>
-      </w:r>
-      <w:proofErr w:type="gramStart"/>
-      <w:r>
-        <w:rPr>
-          <w:lang w:val="es-ES"/>
-        </w:rPr>
-        <w:t>malware</w:t>
-      </w:r>
-      <w:proofErr w:type="gramEnd"/>
-      <w:r>
-        <w:rPr>
-          <w:lang w:val="es-ES"/>
-        </w:rPr>
-        <w:t xml:space="preserve"> y virus. Es común el uso de antivirus en Windows.</w:t>
+        <w:t>Windows, al ser el sistema más utilizado a nivel mundial, es también el más atacado. Aunque Microsoft ha hecho grandes avances en seguridad, sigue siendo objetivo de malware y virus. Es común el uso de antivirus en Windows.</w:t>
       </w:r>
     </w:p>
     <w:p>
@@ -5964,21 +5855,7 @@
         <w:rPr>
           <w:lang w:val="es-ES"/>
         </w:rPr>
-        <w:t xml:space="preserve">Linux ha mejorado mucho en este aspecto. Existen alternativas libres (LibreOffice, GIMP, etc.) y mediante herramientas como </w:t>
-      </w:r>
-      <w:proofErr w:type="spellStart"/>
-      <w:r>
-        <w:rPr>
-          <w:lang w:val="es-ES"/>
-        </w:rPr>
-        <w:t>Wine</w:t>
-      </w:r>
-      <w:proofErr w:type="spellEnd"/>
-      <w:r>
-        <w:rPr>
-          <w:lang w:val="es-ES"/>
-        </w:rPr>
-        <w:t xml:space="preserve"> o máquinas virtuales, se pueden ejecutar programas de Windows. No obstante, algunos programas específicos no están disponibles.</w:t>
+        <w:t>Linux ha mejorado mucho en este aspecto. Existen alternativas libres (LibreOffice, GIMP, etc.) y mediante herramientas como Wine o máquinas virtuales, se pueden ejecutar programas de Windows. No obstante, algunos programas específicos no están disponibles.</w:t>
       </w:r>
     </w:p>
     <w:p>
@@ -6013,7 +5890,7 @@
           <w:noProof/>
         </w:rPr>
         <w:drawing>
-          <wp:anchor distT="0" distB="0" distL="114300" distR="114300" simplePos="0" relativeHeight="251658246" behindDoc="0" locked="0" layoutInCell="1" allowOverlap="1" wp14:anchorId="23BD1C25" wp14:editId="4E1D3DBA">
+          <wp:anchor distT="0" distB="0" distL="114300" distR="114300" simplePos="0" relativeHeight="251658246" behindDoc="0" locked="0" layoutInCell="1" allowOverlap="1" wp14:anchorId="23BD1C25" wp14:editId="27C3EDEF">
             <wp:simplePos x="0" y="0"/>
             <wp:positionH relativeFrom="margin">
               <wp:align>center</wp:align>
@@ -6420,21 +6297,7 @@
         <w:rPr>
           <w:lang w:val="es-ES"/>
         </w:rPr>
-        <w:t xml:space="preserve">En el ámbito empresarial y de escritorio, Windows domina por su facilidad de uso y compatibilidad. En servidores, supercomputadoras y dispositivos </w:t>
-      </w:r>
-      <w:proofErr w:type="spellStart"/>
-      <w:r>
-        <w:rPr>
-          <w:lang w:val="es-ES"/>
-        </w:rPr>
-        <w:t>IoT</w:t>
-      </w:r>
-      <w:proofErr w:type="spellEnd"/>
-      <w:r>
-        <w:rPr>
-          <w:lang w:val="es-ES"/>
-        </w:rPr>
-        <w:t>, Linux es el preferido por su estabilidad, seguridad y bajo consumo de recursos.</w:t>
+        <w:t>En el ámbito empresarial y de escritorio, Windows domina por su facilidad de uso y compatibilidad. En servidores, supercomputadoras y dispositivos IoT, Linux es el preferido por su estabilidad, seguridad y bajo consumo de recursos.</w:t>
       </w:r>
     </w:p>
     <w:p>
@@ -6482,7 +6345,6 @@
         <w:rPr>
           <w:noProof/>
         </w:rPr>
-        <w:lastRenderedPageBreak/>
         <w:drawing>
           <wp:anchor distT="0" distB="0" distL="114300" distR="114300" simplePos="0" relativeHeight="251658248" behindDoc="0" locked="0" layoutInCell="1" allowOverlap="1" wp14:anchorId="3D52C270" wp14:editId="61EBDF68">
             <wp:simplePos x="0" y="0"/>
@@ -7138,35 +7000,7 @@
         <w:rPr>
           <w:lang w:val="es-ES"/>
         </w:rPr>
-        <w:t xml:space="preserve"> Estos departamentos suelen depender de software empresarial ampliamente compatible con Windows, como Microsoft Office (Excel para análisis financiero, Word para documentación), sistemas de contabilidad (por ejemplo, SAP o </w:t>
-      </w:r>
-      <w:proofErr w:type="spellStart"/>
-      <w:r>
-        <w:rPr>
-          <w:lang w:val="es-ES"/>
-        </w:rPr>
-        <w:t>QuickBooks</w:t>
-      </w:r>
-      <w:proofErr w:type="spellEnd"/>
-      <w:r>
-        <w:rPr>
-          <w:lang w:val="es-ES"/>
-        </w:rPr>
-        <w:t xml:space="preserve">) y herramientas de colaboración como Microsoft </w:t>
-      </w:r>
-      <w:proofErr w:type="spellStart"/>
-      <w:r>
-        <w:rPr>
-          <w:lang w:val="es-ES"/>
-        </w:rPr>
-        <w:t>Teams</w:t>
-      </w:r>
-      <w:proofErr w:type="spellEnd"/>
-      <w:r>
-        <w:rPr>
-          <w:lang w:val="es-ES"/>
-        </w:rPr>
-        <w:t>.</w:t>
+        <w:t xml:space="preserve"> Estos departamentos suelen depender de software empresarial ampliamente compatible con Windows, como Microsoft Office (Excel para análisis financiero, Word para documentación), sistemas de contabilidad (por ejemplo, SAP o QuickBooks) y herramientas de colaboración como Microsoft Teams.</w:t>
       </w:r>
     </w:p>
     <w:p>
@@ -7198,21 +7032,7 @@
         <w:rPr>
           <w:lang w:val="es-ES"/>
         </w:rPr>
-        <w:t xml:space="preserve"> Interfaz gráfica intuitiva para usuarios no técnicos, soporte nativo para aplicaciones de gestión y facilidad para integrarse con servicios de Active </w:t>
-      </w:r>
-      <w:proofErr w:type="spellStart"/>
-      <w:r>
-        <w:rPr>
-          <w:lang w:val="es-ES"/>
-        </w:rPr>
-        <w:t>Directory</w:t>
-      </w:r>
-      <w:proofErr w:type="spellEnd"/>
-      <w:r>
-        <w:rPr>
-          <w:lang w:val="es-ES"/>
-        </w:rPr>
-        <w:t xml:space="preserve"> para autenticación y gestión de usuarios.</w:t>
+        <w:t xml:space="preserve"> Interfaz gráfica intuitiva para usuarios no técnicos, soporte nativo para aplicaciones de gestión y facilidad para integrarse con servicios de Active Directory para autenticación y gestión de usuarios.</w:t>
       </w:r>
     </w:p>
     <w:p>
@@ -7244,21 +7064,7 @@
         <w:rPr>
           <w:lang w:val="es-ES"/>
         </w:rPr>
-        <w:t xml:space="preserve"> Un empleado de finanzas necesita generar reportes en Excel con macros y compartirlos en </w:t>
-      </w:r>
-      <w:proofErr w:type="spellStart"/>
-      <w:r>
-        <w:rPr>
-          <w:lang w:val="es-ES"/>
-        </w:rPr>
-        <w:t>Teams</w:t>
-      </w:r>
-      <w:proofErr w:type="spellEnd"/>
-      <w:r>
-        <w:rPr>
-          <w:lang w:val="es-ES"/>
-        </w:rPr>
-        <w:t>; Windows es la mejor opción por compatibilidad y usabilidad.</w:t>
+        <w:t xml:space="preserve"> Un empleado de finanzas necesita generar reportes en Excel con macros y compartirlos en Teams; Windows es la mejor opción por compatibilidad y usabilidad.</w:t>
       </w:r>
     </w:p>
     <w:p>
@@ -7370,47 +7176,11 @@
         </w:rPr>
         <w:t xml:space="preserve"> Mayor control sobre el sistema, acceso a herramientas de línea de comandos potentes, y menor consumo de recursos. </w:t>
       </w:r>
-      <w:proofErr w:type="spellStart"/>
       <w:r>
         <w:rPr>
           <w:lang w:val="en-US"/>
         </w:rPr>
-        <w:t>Distribuciones</w:t>
-      </w:r>
-      <w:proofErr w:type="spellEnd"/>
-      <w:r>
-        <w:rPr>
-          <w:lang w:val="en-US"/>
-        </w:rPr>
-        <w:t xml:space="preserve"> </w:t>
-      </w:r>
-      <w:proofErr w:type="spellStart"/>
-      <w:r>
-        <w:rPr>
-          <w:lang w:val="en-US"/>
-        </w:rPr>
-        <w:t>como</w:t>
-      </w:r>
-      <w:proofErr w:type="spellEnd"/>
-      <w:r>
-        <w:rPr>
-          <w:lang w:val="en-US"/>
-        </w:rPr>
-        <w:t xml:space="preserve"> Ubuntu o CentOS son </w:t>
-      </w:r>
-      <w:proofErr w:type="spellStart"/>
-      <w:r>
-        <w:rPr>
-          <w:lang w:val="en-US"/>
-        </w:rPr>
-        <w:t>ideales</w:t>
-      </w:r>
-      <w:proofErr w:type="spellEnd"/>
-      <w:r>
-        <w:rPr>
-          <w:lang w:val="en-US"/>
-        </w:rPr>
-        <w:t>.</w:t>
+        <w:t>Distribuciones como Ubuntu o CentOS son ideales.</w:t>
       </w:r>
     </w:p>
     <w:p>
@@ -7442,21 +7212,7 @@
         <w:rPr>
           <w:lang w:val="es-ES"/>
         </w:rPr>
-        <w:t xml:space="preserve"> Un desarrollador necesita configurar un entorno de pruebas con contenedores Docker y un servidor </w:t>
-      </w:r>
-      <w:proofErr w:type="spellStart"/>
-      <w:r>
-        <w:rPr>
-          <w:lang w:val="es-ES"/>
-        </w:rPr>
-        <w:t>Nginx</w:t>
-      </w:r>
-      <w:proofErr w:type="spellEnd"/>
-      <w:r>
-        <w:rPr>
-          <w:lang w:val="es-ES"/>
-        </w:rPr>
-        <w:t>; Linux permite hacerlo de forma más eficiente y con mejor soporte comunitario.</w:t>
+        <w:t xml:space="preserve"> Un desarrollador necesita configurar un entorno de pruebas con contenedores Docker y un servidor Nginx; Linux permite hacerlo de forma más eficiente y con mejor soporte comunitario.</w:t>
       </w:r>
     </w:p>
     <w:p>
@@ -7598,21 +7354,7 @@
         <w:rPr>
           <w:lang w:val="es-ES"/>
         </w:rPr>
-        <w:t xml:space="preserve"> Un técnico de soporte usa una estación Windows para acceder a </w:t>
-      </w:r>
-      <w:proofErr w:type="gramStart"/>
-      <w:r>
-        <w:rPr>
-          <w:lang w:val="es-ES"/>
-        </w:rPr>
-        <w:t>tickets</w:t>
-      </w:r>
-      <w:proofErr w:type="gramEnd"/>
-      <w:r>
-        <w:rPr>
-          <w:lang w:val="es-ES"/>
-        </w:rPr>
-        <w:t xml:space="preserve"> de usuarios y una máquina virtual Linux para monitorear servidores.</w:t>
+        <w:t xml:space="preserve"> Un técnico de soporte usa una estación Windows para acceder a tickets de usuarios y una máquina virtual Linux para monitorear servidores.</w:t>
       </w:r>
     </w:p>
     <w:p>
@@ -7690,35 +7432,7 @@
         <w:rPr>
           <w:lang w:val="es-ES"/>
         </w:rPr>
-        <w:t xml:space="preserve"> Los equipos de marketing y diseño suelen usar software como Adobe Creative Suite (Photoshop, </w:t>
-      </w:r>
-      <w:proofErr w:type="spellStart"/>
-      <w:r>
-        <w:rPr>
-          <w:lang w:val="es-ES"/>
-        </w:rPr>
-        <w:t>Illustrator</w:t>
-      </w:r>
-      <w:proofErr w:type="spellEnd"/>
-      <w:r>
-        <w:rPr>
-          <w:lang w:val="es-ES"/>
-        </w:rPr>
-        <w:t xml:space="preserve">), que es más compatible con Windows. Además, necesitan acceso a herramientas de colaboración y presentación (PowerPoint, </w:t>
-      </w:r>
-      <w:proofErr w:type="spellStart"/>
-      <w:r>
-        <w:rPr>
-          <w:lang w:val="es-ES"/>
-        </w:rPr>
-        <w:t>Teams</w:t>
-      </w:r>
-      <w:proofErr w:type="spellEnd"/>
-      <w:r>
-        <w:rPr>
-          <w:lang w:val="es-ES"/>
-        </w:rPr>
-        <w:t>).</w:t>
+        <w:t xml:space="preserve"> Los equipos de marketing y diseño suelen usar software como Adobe Creative Suite (Photoshop, Illustrator), que es más compatible con Windows. Además, necesitan acceso a herramientas de colaboración y presentación (PowerPoint, Teams).</w:t>
       </w:r>
     </w:p>
     <w:p>
@@ -7828,36 +7542,8 @@
           <w:bCs/>
           <w:lang w:val="en-US"/>
         </w:rPr>
-        <w:t xml:space="preserve">2. </w:t>
-      </w:r>
-      <w:proofErr w:type="spellStart"/>
-      <w:r>
-        <w:rPr>
-          <w:b/>
-          <w:bCs/>
-          <w:lang w:val="en-US"/>
-        </w:rPr>
-        <w:t>Tareas</w:t>
-      </w:r>
-      <w:proofErr w:type="spellEnd"/>
-      <w:r>
-        <w:rPr>
-          <w:b/>
-          <w:bCs/>
-          <w:lang w:val="en-US"/>
-        </w:rPr>
-        <w:t xml:space="preserve"> </w:t>
-      </w:r>
-      <w:proofErr w:type="spellStart"/>
-      <w:r>
-        <w:rPr>
-          <w:b/>
-          <w:bCs/>
-          <w:lang w:val="en-US"/>
-        </w:rPr>
-        <w:t>específicas</w:t>
-      </w:r>
-      <w:proofErr w:type="spellEnd"/>
+        <w:t>2. Tareas específicas</w:t>
+      </w:r>
     </w:p>
     <w:p>
       <w:pPr>
@@ -7882,7 +7568,6 @@
           <w:bCs/>
           <w:lang w:val="es-ES"/>
         </w:rPr>
-        <w:lastRenderedPageBreak/>
         <w:t>Servidores web, bases de datos y almacenamiento:</w:t>
       </w:r>
       <w:r>
@@ -7935,21 +7620,7 @@
         <w:rPr>
           <w:lang w:val="es-ES"/>
         </w:rPr>
-        <w:t xml:space="preserve"> Linux es la opción preferida para servidores debido a su estabilidad, seguridad y eficiencia. Herramientas como Apache, </w:t>
-      </w:r>
-      <w:proofErr w:type="spellStart"/>
-      <w:r>
-        <w:rPr>
-          <w:lang w:val="es-ES"/>
-        </w:rPr>
-        <w:t>Nginx</w:t>
-      </w:r>
-      <w:proofErr w:type="spellEnd"/>
-      <w:r>
-        <w:rPr>
-          <w:lang w:val="es-ES"/>
-        </w:rPr>
-        <w:t>, MySQL o PostgreSQL funcionan mejor en entornos Linux, y distribuciones como Ubuntu Server o CentOS son estándares en la industria.</w:t>
+        <w:t xml:space="preserve"> Linux es la opción preferida para servidores debido a su estabilidad, seguridad y eficiencia. Herramientas como Apache, Nginx, MySQL o PostgreSQL funcionan mejor en entornos Linux, y distribuciones como Ubuntu Server o CentOS son estándares en la industria.</w:t>
       </w:r>
     </w:p>
     <w:p>
@@ -8013,21 +7684,7 @@
         <w:rPr>
           <w:lang w:val="es-ES"/>
         </w:rPr>
-        <w:t xml:space="preserve"> La empresa necesita un servidor web para su sitio corporativo; un servidor Linux con </w:t>
-      </w:r>
-      <w:proofErr w:type="spellStart"/>
-      <w:r>
-        <w:rPr>
-          <w:lang w:val="es-ES"/>
-        </w:rPr>
-        <w:t>Nginx</w:t>
-      </w:r>
-      <w:proofErr w:type="spellEnd"/>
-      <w:r>
-        <w:rPr>
-          <w:lang w:val="es-ES"/>
-        </w:rPr>
-        <w:t xml:space="preserve"> y una base de datos MySQL es ideal.</w:t>
+        <w:t xml:space="preserve"> La empresa necesita un servidor web para su sitio corporativo; un servidor Linux con Nginx y una base de datos MySQL es ideal.</w:t>
       </w:r>
     </w:p>
     <w:p>
@@ -8247,49 +7904,7 @@
         <w:rPr>
           <w:lang w:val="es-ES"/>
         </w:rPr>
-        <w:t xml:space="preserve"> Linux ofrece herramientas avanzadas para seguridad y monitoreo, como </w:t>
-      </w:r>
-      <w:proofErr w:type="spellStart"/>
-      <w:r>
-        <w:rPr>
-          <w:lang w:val="es-ES"/>
-        </w:rPr>
-        <w:t>iptables</w:t>
-      </w:r>
-      <w:proofErr w:type="spellEnd"/>
-      <w:r>
-        <w:rPr>
-          <w:lang w:val="es-ES"/>
-        </w:rPr>
-        <w:t xml:space="preserve"> o </w:t>
-      </w:r>
-      <w:proofErr w:type="spellStart"/>
-      <w:r>
-        <w:rPr>
-          <w:lang w:val="es-ES"/>
-        </w:rPr>
-        <w:t>ufw</w:t>
-      </w:r>
-      <w:proofErr w:type="spellEnd"/>
-      <w:r>
-        <w:rPr>
-          <w:lang w:val="es-ES"/>
-        </w:rPr>
-        <w:t xml:space="preserve"> para firewalls, y soluciones como Nagios o </w:t>
-      </w:r>
-      <w:proofErr w:type="spellStart"/>
-      <w:r>
-        <w:rPr>
-          <w:lang w:val="es-ES"/>
-        </w:rPr>
-        <w:t>Zabbix</w:t>
-      </w:r>
-      <w:proofErr w:type="spellEnd"/>
-      <w:r>
-        <w:rPr>
-          <w:lang w:val="es-ES"/>
-        </w:rPr>
-        <w:t xml:space="preserve"> para monitoreo de red. Su arquitectura permite un control granular sobre los permisos y los servicios.</w:t>
+        <w:t xml:space="preserve"> Linux ofrece herramientas avanzadas para seguridad y monitoreo, como iptables o ufw para firewalls, y soluciones como Nagios o Zabbix para monitoreo de red. Su arquitectura permite un control granular sobre los permisos y los servicios.</w:t>
       </w:r>
     </w:p>
     <w:p>
@@ -8353,35 +7968,7 @@
         <w:rPr>
           <w:lang w:val="es-ES"/>
         </w:rPr>
-        <w:t xml:space="preserve"> La empresa quiere monitorear el tráfico de red y configurar un firewall; un servidor Linux con </w:t>
-      </w:r>
-      <w:proofErr w:type="spellStart"/>
-      <w:r>
-        <w:rPr>
-          <w:lang w:val="es-ES"/>
-        </w:rPr>
-        <w:t>ufw</w:t>
-      </w:r>
-      <w:proofErr w:type="spellEnd"/>
-      <w:r>
-        <w:rPr>
-          <w:lang w:val="es-ES"/>
-        </w:rPr>
-        <w:t xml:space="preserve"> y </w:t>
-      </w:r>
-      <w:proofErr w:type="spellStart"/>
-      <w:r>
-        <w:rPr>
-          <w:lang w:val="es-ES"/>
-        </w:rPr>
-        <w:t>Zabbix</w:t>
-      </w:r>
-      <w:proofErr w:type="spellEnd"/>
-      <w:r>
-        <w:rPr>
-          <w:lang w:val="es-ES"/>
-        </w:rPr>
-        <w:t xml:space="preserve"> es una solución robusta.</w:t>
+        <w:t xml:space="preserve"> La empresa quiere monitorear el tráfico de red y configurar un firewall; un servidor Linux con ufw y Zabbix es una solución robusta.</w:t>
       </w:r>
     </w:p>
     <w:p>
@@ -8459,35 +8046,7 @@
         <w:rPr>
           <w:lang w:val="es-ES"/>
         </w:rPr>
-        <w:t xml:space="preserve"> Linux permite automatizar copias de seguridad con herramientas como </w:t>
-      </w:r>
-      <w:proofErr w:type="spellStart"/>
-      <w:r>
-        <w:rPr>
-          <w:lang w:val="es-ES"/>
-        </w:rPr>
-        <w:t>rsync</w:t>
-      </w:r>
-      <w:proofErr w:type="spellEnd"/>
-      <w:r>
-        <w:rPr>
-          <w:lang w:val="es-ES"/>
-        </w:rPr>
-        <w:t xml:space="preserve"> o soluciones como </w:t>
-      </w:r>
-      <w:proofErr w:type="spellStart"/>
-      <w:r>
-        <w:rPr>
-          <w:lang w:val="es-ES"/>
-        </w:rPr>
-        <w:t>Bacula</w:t>
-      </w:r>
-      <w:proofErr w:type="spellEnd"/>
-      <w:r>
-        <w:rPr>
-          <w:lang w:val="es-ES"/>
-        </w:rPr>
-        <w:t>, y es más eficiente para gestionar grandes volúmenes de datos en servidores.</w:t>
+        <w:t xml:space="preserve"> Linux permite automatizar copias de seguridad con herramientas como rsync o soluciones como Bacula, y es más eficiente para gestionar grandes volúmenes de datos en servidores.</w:t>
       </w:r>
     </w:p>
     <w:p>
@@ -8551,30 +8110,8 @@
         <w:rPr>
           <w:lang w:val="es-ES"/>
         </w:rPr>
-        <w:t xml:space="preserve"> Configurar un servidor Linux para hacer copias diarias de los datos de la empresa usando </w:t>
-      </w:r>
-      <w:proofErr w:type="spellStart"/>
-      <w:r>
-        <w:rPr>
-          <w:lang w:val="es-ES"/>
-        </w:rPr>
-        <w:t>rsync</w:t>
-      </w:r>
-      <w:proofErr w:type="spellEnd"/>
-      <w:r>
-        <w:rPr>
-          <w:lang w:val="es-ES"/>
-        </w:rPr>
-        <w:t xml:space="preserve"> y almacenarlas </w:t>
-      </w:r>
-      <w:proofErr w:type="spellStart"/>
-      <w:r>
-        <w:rPr>
-          <w:lang w:val="es-ES"/>
-        </w:rPr>
-        <w:t>Inception</w:t>
-      </w:r>
-      <w:proofErr w:type="spellEnd"/>
+        <w:t xml:space="preserve"> Configurar un servidor Linux para hacer copias diarias de los datos de la empresa usando rsync y almacenarlas Inception</w:t>
+      </w:r>
     </w:p>
     <w:p>
       <w:pPr>
@@ -8661,23 +8198,13 @@
           <w:lang w:val="en-US"/>
         </w:rPr>
       </w:pPr>
-      <w:proofErr w:type="spellStart"/>
       <w:r>
         <w:rPr>
           <w:b/>
           <w:bCs/>
           <w:lang w:val="en-US"/>
         </w:rPr>
-        <w:t>Infraestructura</w:t>
-      </w:r>
-      <w:proofErr w:type="spellEnd"/>
-      <w:r>
-        <w:rPr>
-          <w:b/>
-          <w:bCs/>
-          <w:lang w:val="en-US"/>
-        </w:rPr>
-        <w:t xml:space="preserve"> general:</w:t>
+        <w:t>Infraestructura general:</w:t>
       </w:r>
       <w:r>
         <w:rPr>
@@ -8779,21 +8306,7 @@
         <w:rPr>
           <w:lang w:val="es-ES"/>
         </w:rPr>
-        <w:t xml:space="preserve"> Implementar Active </w:t>
-      </w:r>
-      <w:proofErr w:type="spellStart"/>
-      <w:r>
-        <w:rPr>
-          <w:lang w:val="es-ES"/>
-        </w:rPr>
-        <w:t>Directory</w:t>
-      </w:r>
-      <w:proofErr w:type="spellEnd"/>
-      <w:r>
-        <w:rPr>
-          <w:lang w:val="es-ES"/>
-        </w:rPr>
-        <w:t xml:space="preserve"> en un servidor Windows para gestionar usuarios y permisos, pero permitir que los servidores Linux se integren mediante Samba o LDAP.</w:t>
+        <w:t xml:space="preserve"> Implementar Active Directory en un servidor Windows para gestionar usuarios y permisos, pero permitir que los servidores Linux se integren mediante Samba o LDAP.</w:t>
       </w:r>
     </w:p>
     <w:p>
@@ -8813,60 +8326,13 @@
           <w:lang w:val="en-US"/>
         </w:rPr>
       </w:pPr>
-      <w:proofErr w:type="spellStart"/>
       <w:r>
         <w:rPr>
           <w:b/>
           <w:bCs/>
           <w:lang w:val="en-US"/>
         </w:rPr>
-        <w:lastRenderedPageBreak/>
-        <w:t>Ventajas</w:t>
-      </w:r>
-      <w:proofErr w:type="spellEnd"/>
-      <w:r>
-        <w:rPr>
-          <w:b/>
-          <w:bCs/>
-          <w:lang w:val="en-US"/>
-        </w:rPr>
-        <w:t xml:space="preserve"> del </w:t>
-      </w:r>
-      <w:proofErr w:type="spellStart"/>
-      <w:r>
-        <w:rPr>
-          <w:b/>
-          <w:bCs/>
-          <w:lang w:val="en-US"/>
-        </w:rPr>
-        <w:t>enfoque</w:t>
-      </w:r>
-      <w:proofErr w:type="spellEnd"/>
-      <w:r>
-        <w:rPr>
-          <w:b/>
-          <w:bCs/>
-          <w:lang w:val="en-US"/>
-        </w:rPr>
-        <w:t xml:space="preserve"> </w:t>
-      </w:r>
-      <w:proofErr w:type="spellStart"/>
-      <w:r>
-        <w:rPr>
-          <w:b/>
-          <w:bCs/>
-          <w:lang w:val="en-US"/>
-        </w:rPr>
-        <w:t>híbrido</w:t>
-      </w:r>
-      <w:proofErr w:type="spellEnd"/>
-      <w:r>
-        <w:rPr>
-          <w:b/>
-          <w:bCs/>
-          <w:lang w:val="en-US"/>
-        </w:rPr>
-        <w:t>:</w:t>
+        <w:t>Ventajas del enfoque híbrido:</w:t>
       </w:r>
       <w:r>
         <w:rPr>
@@ -9023,36 +8489,8 @@
           <w:bCs/>
           <w:lang w:val="en-US"/>
         </w:rPr>
-        <w:t xml:space="preserve">4. </w:t>
-      </w:r>
-      <w:proofErr w:type="spellStart"/>
-      <w:r>
-        <w:rPr>
-          <w:b/>
-          <w:bCs/>
-          <w:lang w:val="en-US"/>
-        </w:rPr>
-        <w:t>Consideraciones</w:t>
-      </w:r>
-      <w:proofErr w:type="spellEnd"/>
-      <w:r>
-        <w:rPr>
-          <w:b/>
-          <w:bCs/>
-          <w:lang w:val="en-US"/>
-        </w:rPr>
-        <w:t xml:space="preserve"> </w:t>
-      </w:r>
-      <w:proofErr w:type="spellStart"/>
-      <w:r>
-        <w:rPr>
-          <w:b/>
-          <w:bCs/>
-          <w:lang w:val="en-US"/>
-        </w:rPr>
-        <w:t>adicionales</w:t>
-      </w:r>
-      <w:proofErr w:type="spellEnd"/>
+        <w:t>4. Consideraciones adicionales</w:t>
+      </w:r>
     </w:p>
     <w:p>
       <w:pPr>
@@ -9115,21 +8553,7 @@
         <w:rPr>
           <w:lang w:val="es-ES"/>
         </w:rPr>
-        <w:t xml:space="preserve"> Los usuarios de Windows suelen requerir menos capacitación, pero para Linux puede ser necesario formar al equipo de TI en herramientas como </w:t>
-      </w:r>
-      <w:proofErr w:type="spellStart"/>
-      <w:r>
-        <w:rPr>
-          <w:lang w:val="es-ES"/>
-        </w:rPr>
-        <w:t>Bash</w:t>
-      </w:r>
-      <w:proofErr w:type="spellEnd"/>
-      <w:r>
-        <w:rPr>
-          <w:lang w:val="es-ES"/>
-        </w:rPr>
-        <w:t xml:space="preserve"> o gestión de paquetes.</w:t>
+        <w:t xml:space="preserve"> Los usuarios de Windows suelen requerir menos capacitación, pero para Linux puede ser necesario formar al equipo de TI en herramientas como Bash o gestión de paquetes.</w:t>
       </w:r>
     </w:p>
     <w:p>
@@ -9161,21 +8585,7 @@
         <w:rPr>
           <w:lang w:val="es-ES"/>
         </w:rPr>
-        <w:t xml:space="preserve"> Windows ofrece soporte oficial de Microsoft, mientras que Linux depende más de la comunidad o soporte empresarial (como Red </w:t>
-      </w:r>
-      <w:proofErr w:type="spellStart"/>
-      <w:r>
-        <w:rPr>
-          <w:lang w:val="es-ES"/>
-        </w:rPr>
-        <w:t>Hat</w:t>
-      </w:r>
-      <w:proofErr w:type="spellEnd"/>
-      <w:r>
-        <w:rPr>
-          <w:lang w:val="es-ES"/>
-        </w:rPr>
-        <w:t>), lo que debe considerarse según el presupuesto.</w:t>
+        <w:t xml:space="preserve"> Windows ofrece soporte oficial de Microsoft, mientras que Linux depende más de la comunidad o soporte empresarial (como Red Hat), lo que debe considerarse según el presupuesto.</w:t>
       </w:r>
     </w:p>
     <w:p>
@@ -9739,49 +9149,7 @@
         <w:rPr>
           <w:lang w:val="es-ES"/>
         </w:rPr>
-        <w:t xml:space="preserve">Uso de herramientas como </w:t>
-      </w:r>
-      <w:proofErr w:type="spellStart"/>
-      <w:r>
-        <w:rPr>
-          <w:lang w:val="es-ES"/>
-        </w:rPr>
-        <w:t>apt</w:t>
-      </w:r>
-      <w:proofErr w:type="spellEnd"/>
-      <w:r>
-        <w:rPr>
-          <w:lang w:val="es-ES"/>
-        </w:rPr>
-        <w:t xml:space="preserve">, </w:t>
-      </w:r>
-      <w:proofErr w:type="spellStart"/>
-      <w:r>
-        <w:rPr>
-          <w:lang w:val="es-ES"/>
-        </w:rPr>
-        <w:t>dnf</w:t>
-      </w:r>
-      <w:proofErr w:type="spellEnd"/>
-      <w:r>
-        <w:rPr>
-          <w:lang w:val="es-ES"/>
-        </w:rPr>
-        <w:t xml:space="preserve">, </w:t>
-      </w:r>
-      <w:proofErr w:type="spellStart"/>
-      <w:r>
-        <w:rPr>
-          <w:lang w:val="es-ES"/>
-        </w:rPr>
-        <w:t>unattended-upgrades</w:t>
-      </w:r>
-      <w:proofErr w:type="spellEnd"/>
-      <w:r>
-        <w:rPr>
-          <w:lang w:val="es-ES"/>
-        </w:rPr>
-        <w:t>.</w:t>
+        <w:t>Uso de herramientas como apt, dnf, unattended-upgrades.</w:t>
       </w:r>
     </w:p>
     <w:p>
@@ -9885,18 +9253,8 @@
           <w:bCs/>
           <w:lang w:val="es-ES"/>
         </w:rPr>
-        <w:t xml:space="preserve">Windows </w:t>
-      </w:r>
-      <w:proofErr w:type="spellStart"/>
-      <w:r>
-        <w:rPr>
-          <w:b/>
-          <w:bCs/>
-          <w:lang w:val="es-ES"/>
-        </w:rPr>
-        <w:t>Update</w:t>
-      </w:r>
-      <w:proofErr w:type="spellEnd"/>
+        <w:t>Windows Update</w:t>
+      </w:r>
       <w:r>
         <w:rPr>
           <w:lang w:val="es-ES"/>
@@ -10091,49 +9449,7 @@
         <w:rPr>
           <w:lang w:val="es-ES"/>
         </w:rPr>
-        <w:t xml:space="preserve">Uso de </w:t>
-      </w:r>
-      <w:proofErr w:type="spellStart"/>
-      <w:r>
-        <w:rPr>
-          <w:lang w:val="es-ES"/>
-        </w:rPr>
-        <w:t>ufw</w:t>
-      </w:r>
-      <w:proofErr w:type="spellEnd"/>
-      <w:r>
-        <w:rPr>
-          <w:lang w:val="es-ES"/>
-        </w:rPr>
-        <w:t xml:space="preserve">, </w:t>
-      </w:r>
-      <w:proofErr w:type="spellStart"/>
-      <w:r>
-        <w:rPr>
-          <w:lang w:val="es-ES"/>
-        </w:rPr>
-        <w:t>firewalld</w:t>
-      </w:r>
-      <w:proofErr w:type="spellEnd"/>
-      <w:r>
-        <w:rPr>
-          <w:lang w:val="es-ES"/>
-        </w:rPr>
-        <w:t xml:space="preserve"> o directamente </w:t>
-      </w:r>
-      <w:proofErr w:type="spellStart"/>
-      <w:r>
-        <w:rPr>
-          <w:lang w:val="es-ES"/>
-        </w:rPr>
-        <w:t>iptables</w:t>
-      </w:r>
-      <w:proofErr w:type="spellEnd"/>
-      <w:r>
-        <w:rPr>
-          <w:lang w:val="es-ES"/>
-        </w:rPr>
-        <w:t>.</w:t>
+        <w:t>Uso de ufw, firewalld o directamente iptables.</w:t>
       </w:r>
     </w:p>
     <w:p>
@@ -10181,16 +9497,8 @@
         <w:rPr>
           <w:lang w:val="es-ES"/>
         </w:rPr>
-        <w:t xml:space="preserve">Permitir SSH solo desde ciertas </w:t>
-      </w:r>
-      <w:proofErr w:type="spellStart"/>
-      <w:r>
-        <w:rPr>
-          <w:lang w:val="es-ES"/>
-        </w:rPr>
-        <w:t>IPs</w:t>
-      </w:r>
-      <w:proofErr w:type="spellEnd"/>
+        <w:t>Permitir SSH solo desde ciertas IPs</w:t>
+      </w:r>
     </w:p>
     <w:p>
       <w:pPr>
@@ -10427,49 +9735,7 @@
         <w:rPr>
           <w:lang w:val="es-ES"/>
         </w:rPr>
-        <w:t xml:space="preserve">Uso de comandos </w:t>
-      </w:r>
-      <w:proofErr w:type="spellStart"/>
-      <w:r>
-        <w:rPr>
-          <w:lang w:val="es-ES"/>
-        </w:rPr>
-        <w:t>chmod</w:t>
-      </w:r>
-      <w:proofErr w:type="spellEnd"/>
-      <w:r>
-        <w:rPr>
-          <w:lang w:val="es-ES"/>
-        </w:rPr>
-        <w:t xml:space="preserve">, </w:t>
-      </w:r>
-      <w:proofErr w:type="spellStart"/>
-      <w:r>
-        <w:rPr>
-          <w:lang w:val="es-ES"/>
-        </w:rPr>
-        <w:t>chown</w:t>
-      </w:r>
-      <w:proofErr w:type="spellEnd"/>
-      <w:r>
-        <w:rPr>
-          <w:lang w:val="es-ES"/>
-        </w:rPr>
-        <w:t xml:space="preserve">, </w:t>
-      </w:r>
-      <w:proofErr w:type="spellStart"/>
-      <w:r>
-        <w:rPr>
-          <w:lang w:val="es-ES"/>
-        </w:rPr>
-        <w:t>groups</w:t>
-      </w:r>
-      <w:proofErr w:type="spellEnd"/>
-      <w:r>
-        <w:rPr>
-          <w:lang w:val="es-ES"/>
-        </w:rPr>
-        <w:t>.</w:t>
+        <w:t>Uso de comandos chmod, chown, groups.</w:t>
       </w:r>
     </w:p>
     <w:p>
@@ -10493,21 +9759,7 @@
         <w:rPr>
           <w:lang w:val="es-ES"/>
         </w:rPr>
-        <w:t xml:space="preserve">Separación de privilegios entre usuarios y </w:t>
-      </w:r>
-      <w:proofErr w:type="spellStart"/>
-      <w:r>
-        <w:rPr>
-          <w:lang w:val="es-ES"/>
-        </w:rPr>
-        <w:t>root</w:t>
-      </w:r>
-      <w:proofErr w:type="spellEnd"/>
-      <w:r>
-        <w:rPr>
-          <w:lang w:val="es-ES"/>
-        </w:rPr>
-        <w:t>.</w:t>
+        <w:t>Separación de privilegios entre usuarios y root.</w:t>
       </w:r>
     </w:p>
     <w:p>
@@ -10555,63 +9807,7 @@
         <w:rPr>
           <w:lang w:val="es-ES"/>
         </w:rPr>
-        <w:t>Control de acceso a archivos sensibles (/</w:t>
-      </w:r>
-      <w:proofErr w:type="spellStart"/>
-      <w:r>
-        <w:rPr>
-          <w:lang w:val="es-ES"/>
-        </w:rPr>
-        <w:t>etc</w:t>
-      </w:r>
-      <w:proofErr w:type="spellEnd"/>
-      <w:r>
-        <w:rPr>
-          <w:lang w:val="es-ES"/>
-        </w:rPr>
-        <w:t>/</w:t>
-      </w:r>
-      <w:proofErr w:type="spellStart"/>
-      <w:r>
-        <w:rPr>
-          <w:lang w:val="es-ES"/>
-        </w:rPr>
-        <w:t>passwd</w:t>
-      </w:r>
-      <w:proofErr w:type="spellEnd"/>
-      <w:r>
-        <w:rPr>
-          <w:lang w:val="es-ES"/>
-        </w:rPr>
-        <w:t>, /</w:t>
-      </w:r>
-      <w:proofErr w:type="spellStart"/>
-      <w:r>
-        <w:rPr>
-          <w:lang w:val="es-ES"/>
-        </w:rPr>
-        <w:t>etc</w:t>
-      </w:r>
-      <w:proofErr w:type="spellEnd"/>
-      <w:r>
-        <w:rPr>
-          <w:lang w:val="es-ES"/>
-        </w:rPr>
-        <w:t>/</w:t>
-      </w:r>
-      <w:proofErr w:type="spellStart"/>
-      <w:r>
-        <w:rPr>
-          <w:lang w:val="es-ES"/>
-        </w:rPr>
-        <w:t>shadow</w:t>
-      </w:r>
-      <w:proofErr w:type="spellEnd"/>
-      <w:r>
-        <w:rPr>
-          <w:lang w:val="es-ES"/>
-        </w:rPr>
-        <w:t>, logs, etc.).</w:t>
+        <w:t>Control de acceso a archivos sensibles (/etc/passwd, /etc/shadow, logs, etc.).</w:t>
       </w:r>
     </w:p>
     <w:p>
@@ -10659,21 +9855,7 @@
         <w:rPr>
           <w:lang w:val="es-ES"/>
         </w:rPr>
-        <w:t xml:space="preserve">Creación y gestión de cuentas mediante MMC (Usuarios y grupos locales) o net </w:t>
-      </w:r>
-      <w:proofErr w:type="spellStart"/>
-      <w:r>
-        <w:rPr>
-          <w:lang w:val="es-ES"/>
-        </w:rPr>
-        <w:t>user</w:t>
-      </w:r>
-      <w:proofErr w:type="spellEnd"/>
-      <w:r>
-        <w:rPr>
-          <w:lang w:val="es-ES"/>
-        </w:rPr>
-        <w:t>.</w:t>
+        <w:t>Creación y gestión de cuentas mediante MMC (Usuarios y grupos locales) o net user.</w:t>
       </w:r>
     </w:p>
     <w:p>
@@ -10697,21 +9879,7 @@
         <w:rPr>
           <w:lang w:val="es-ES"/>
         </w:rPr>
-        <w:t xml:space="preserve">Uso de </w:t>
-      </w:r>
-      <w:proofErr w:type="spellStart"/>
-      <w:r>
-        <w:rPr>
-          <w:lang w:val="es-ES"/>
-        </w:rPr>
-        <w:t>ACLs</w:t>
-      </w:r>
-      <w:proofErr w:type="spellEnd"/>
-      <w:r>
-        <w:rPr>
-          <w:lang w:val="es-ES"/>
-        </w:rPr>
-        <w:t xml:space="preserve"> (Listas de Control de Acceso) para definir permisos sobre carpetas y archivos.</w:t>
+        <w:t>Uso de ACLs (Listas de Control de Acceso) para definir permisos sobre carpetas y archivos.</w:t>
       </w:r>
     </w:p>
     <w:p>
@@ -10781,41 +9949,30 @@
           <w:bCs/>
           <w:lang w:val="es-ES"/>
         </w:rPr>
-        <w:t xml:space="preserve">6.4. Antivirus y Protección contra </w:t>
-      </w:r>
-      <w:proofErr w:type="gramStart"/>
-      <w:r>
-        <w:rPr>
-          <w:b/>
-          <w:bCs/>
-          <w:lang w:val="es-ES"/>
-        </w:rPr>
-        <w:t>Malware</w:t>
-      </w:r>
-      <w:proofErr w:type="gramEnd"/>
-    </w:p>
-    <w:p>
-      <w:pPr>
-        <w:pBdr>
-          <w:top w:val="nil"/>
-          <w:left w:val="nil"/>
-          <w:bottom w:val="nil"/>
-          <w:right w:val="nil"/>
-          <w:between w:val="nil"/>
-        </w:pBdr>
-        <w:rPr>
-          <w:b/>
-          <w:bCs/>
-          <w:lang w:val="es-ES"/>
-        </w:rPr>
-      </w:pPr>
-      <w:r>
-        <w:rPr>
-          <w:b/>
-          <w:bCs/>
-          <w:lang w:val="es-ES"/>
-        </w:rPr>
-        <w:lastRenderedPageBreak/>
+        <w:t>6.4. Antivirus y Protección contra Malware</w:t>
+      </w:r>
+    </w:p>
+    <w:p>
+      <w:pPr>
+        <w:pBdr>
+          <w:top w:val="nil"/>
+          <w:left w:val="nil"/>
+          <w:bottom w:val="nil"/>
+          <w:right w:val="nil"/>
+          <w:between w:val="nil"/>
+        </w:pBdr>
+        <w:rPr>
+          <w:b/>
+          <w:bCs/>
+          <w:lang w:val="es-ES"/>
+        </w:rPr>
+      </w:pPr>
+      <w:r>
+        <w:rPr>
+          <w:b/>
+          <w:bCs/>
+          <w:lang w:val="es-ES"/>
+        </w:rPr>
         <w:t>En Linux</w:t>
       </w:r>
     </w:p>
@@ -10860,14 +10017,12 @@
           <w:lang w:val="es-ES"/>
         </w:rPr>
       </w:pPr>
-      <w:proofErr w:type="spellStart"/>
       <w:r>
         <w:rPr>
           <w:lang w:val="es-ES"/>
         </w:rPr>
         <w:t>ClamAV</w:t>
       </w:r>
-      <w:proofErr w:type="spellEnd"/>
     </w:p>
     <w:p>
       <w:pPr>
@@ -10886,33 +10041,11 @@
           <w:lang w:val="es-ES"/>
         </w:rPr>
       </w:pPr>
-      <w:proofErr w:type="spellStart"/>
-      <w:r>
-        <w:rPr>
-          <w:lang w:val="es-ES"/>
-        </w:rPr>
-        <w:t>rkhunter</w:t>
-      </w:r>
-      <w:proofErr w:type="spellEnd"/>
-      <w:r>
-        <w:rPr>
-          <w:lang w:val="es-ES"/>
-        </w:rPr>
-        <w:t xml:space="preserve"> (para </w:t>
-      </w:r>
-      <w:proofErr w:type="spellStart"/>
-      <w:r>
-        <w:rPr>
-          <w:lang w:val="es-ES"/>
-        </w:rPr>
-        <w:t>rootkits</w:t>
-      </w:r>
-      <w:proofErr w:type="spellEnd"/>
-      <w:r>
-        <w:rPr>
-          <w:lang w:val="es-ES"/>
-        </w:rPr>
-        <w:t>)</w:t>
+      <w:r>
+        <w:rPr>
+          <w:lang w:val="es-ES"/>
+        </w:rPr>
+        <w:t>rkhunter (para rootkits)</w:t>
       </w:r>
     </w:p>
     <w:p>
@@ -10932,14 +10065,12 @@
           <w:lang w:val="es-ES"/>
         </w:rPr>
       </w:pPr>
-      <w:proofErr w:type="spellStart"/>
       <w:r>
         <w:rPr>
           <w:lang w:val="es-ES"/>
         </w:rPr>
         <w:t>chkrootkit</w:t>
       </w:r>
-      <w:proofErr w:type="spellEnd"/>
     </w:p>
     <w:p>
       <w:pPr>
@@ -11096,21 +10227,7 @@
         <w:rPr>
           <w:lang w:val="es-ES"/>
         </w:rPr>
-        <w:t xml:space="preserve">Integración con </w:t>
-      </w:r>
-      <w:proofErr w:type="spellStart"/>
-      <w:r>
-        <w:rPr>
-          <w:lang w:val="es-ES"/>
-        </w:rPr>
-        <w:t>SmartScreen</w:t>
-      </w:r>
-      <w:proofErr w:type="spellEnd"/>
-      <w:r>
-        <w:rPr>
-          <w:lang w:val="es-ES"/>
-        </w:rPr>
-        <w:t xml:space="preserve"> y control de aplicaciones.</w:t>
+        <w:t>Integración con SmartScreen y control de aplicaciones.</w:t>
       </w:r>
     </w:p>
     <w:p>
@@ -11228,21 +10345,7 @@
         <w:rPr>
           <w:lang w:val="es-ES"/>
         </w:rPr>
-        <w:t>/</w:t>
-      </w:r>
-      <w:proofErr w:type="spellStart"/>
-      <w:r>
-        <w:rPr>
-          <w:lang w:val="es-ES"/>
-        </w:rPr>
-        <w:t>var</w:t>
-      </w:r>
-      <w:proofErr w:type="spellEnd"/>
-      <w:r>
-        <w:rPr>
-          <w:lang w:val="es-ES"/>
-        </w:rPr>
-        <w:t>/log/auth.log</w:t>
+        <w:t>/var/log/auth.log</w:t>
       </w:r>
     </w:p>
     <w:p>
@@ -11266,30 +10369,8 @@
         <w:rPr>
           <w:lang w:val="es-ES"/>
         </w:rPr>
-        <w:t>/</w:t>
-      </w:r>
-      <w:proofErr w:type="spellStart"/>
-      <w:r>
-        <w:rPr>
-          <w:lang w:val="es-ES"/>
-        </w:rPr>
-        <w:t>var</w:t>
-      </w:r>
-      <w:proofErr w:type="spellEnd"/>
-      <w:r>
-        <w:rPr>
-          <w:lang w:val="es-ES"/>
-        </w:rPr>
-        <w:t>/log/</w:t>
-      </w:r>
-      <w:proofErr w:type="spellStart"/>
-      <w:r>
-        <w:rPr>
-          <w:lang w:val="es-ES"/>
-        </w:rPr>
-        <w:t>syslog</w:t>
-      </w:r>
-      <w:proofErr w:type="spellEnd"/>
+        <w:t>/var/log/syslog</w:t>
+      </w:r>
     </w:p>
     <w:p>
       <w:pPr>
@@ -11312,21 +10393,7 @@
         <w:rPr>
           <w:lang w:val="es-ES"/>
         </w:rPr>
-        <w:t xml:space="preserve">Uso de </w:t>
-      </w:r>
-      <w:proofErr w:type="spellStart"/>
-      <w:r>
-        <w:rPr>
-          <w:lang w:val="es-ES"/>
-        </w:rPr>
-        <w:t>logrotate</w:t>
-      </w:r>
-      <w:proofErr w:type="spellEnd"/>
-      <w:r>
-        <w:rPr>
-          <w:lang w:val="es-ES"/>
-        </w:rPr>
-        <w:t xml:space="preserve"> para la gestión automática del tamaño y retención de logs.</w:t>
+        <w:t>Uso de logrotate para la gestión automática del tamaño y retención de logs.</w:t>
       </w:r>
     </w:p>
     <w:p>
@@ -11350,21 +10417,7 @@
         <w:rPr>
           <w:lang w:val="es-ES"/>
         </w:rPr>
-        <w:t xml:space="preserve">Configuración básica de </w:t>
-      </w:r>
-      <w:proofErr w:type="spellStart"/>
-      <w:r>
-        <w:rPr>
-          <w:lang w:val="es-ES"/>
-        </w:rPr>
-        <w:t>auditd</w:t>
-      </w:r>
-      <w:proofErr w:type="spellEnd"/>
-      <w:r>
-        <w:rPr>
-          <w:lang w:val="es-ES"/>
-        </w:rPr>
-        <w:t xml:space="preserve"> para seguimiento de cambios importantes.</w:t>
+        <w:t>Configuración básica de auditd para seguimiento de cambios importantes.</w:t>
       </w:r>
     </w:p>
     <w:p>
@@ -11412,21 +10465,7 @@
         <w:rPr>
           <w:lang w:val="es-ES"/>
         </w:rPr>
-        <w:t>Análisis del Visor de Eventos (</w:t>
-      </w:r>
-      <w:proofErr w:type="spellStart"/>
-      <w:r>
-        <w:rPr>
-          <w:lang w:val="es-ES"/>
-        </w:rPr>
-        <w:t>eventvwr</w:t>
-      </w:r>
-      <w:proofErr w:type="spellEnd"/>
-      <w:r>
-        <w:rPr>
-          <w:lang w:val="es-ES"/>
-        </w:rPr>
-        <w:t>).</w:t>
+        <w:t>Análisis del Visor de Eventos (eventvwr).</w:t>
       </w:r>
     </w:p>
     <w:p>
@@ -11546,21 +10585,7 @@
         <w:rPr>
           <w:lang w:val="es-ES"/>
         </w:rPr>
-        <w:t xml:space="preserve">Uso de herramientas como </w:t>
-      </w:r>
-      <w:proofErr w:type="spellStart"/>
-      <w:r>
-        <w:rPr>
-          <w:lang w:val="es-ES"/>
-        </w:rPr>
-        <w:t>gpedit.msc</w:t>
-      </w:r>
-      <w:proofErr w:type="spellEnd"/>
-      <w:r>
-        <w:rPr>
-          <w:lang w:val="es-ES"/>
-        </w:rPr>
-        <w:t xml:space="preserve"> para configurar políticas de registro.</w:t>
+        <w:t>Uso de herramientas como gpedit.msc para configurar políticas de registro.</w:t>
       </w:r>
     </w:p>
     <w:p>
@@ -11758,23 +10783,13 @@
           <w:lang w:val="es-ES"/>
         </w:rPr>
       </w:pPr>
-      <w:proofErr w:type="gramStart"/>
-      <w:r>
-        <w:rPr>
-          <w:b/>
-          <w:bCs/>
-          <w:lang w:val="es-ES"/>
-        </w:rPr>
-        <w:t>Evidencias a Incluir</w:t>
-      </w:r>
-      <w:proofErr w:type="gramEnd"/>
-      <w:r>
-        <w:rPr>
-          <w:b/>
-          <w:bCs/>
-          <w:lang w:val="es-ES"/>
-        </w:rPr>
-        <w:t xml:space="preserve"> en la Memoria</w:t>
+      <w:r>
+        <w:rPr>
+          <w:b/>
+          <w:bCs/>
+          <w:lang w:val="es-ES"/>
+        </w:rPr>
+        <w:t>Evidencias a Incluir en la Memoria</w:t>
       </w:r>
     </w:p>
     <w:p>
@@ -11822,35 +10837,7 @@
         <w:rPr>
           <w:lang w:val="es-ES"/>
         </w:rPr>
-        <w:t>Fragmentos de configuración (</w:t>
-      </w:r>
-      <w:proofErr w:type="spellStart"/>
-      <w:r>
-        <w:rPr>
-          <w:lang w:val="es-ES"/>
-        </w:rPr>
-        <w:t>ufw</w:t>
-      </w:r>
-      <w:proofErr w:type="spellEnd"/>
-      <w:r>
-        <w:rPr>
-          <w:lang w:val="es-ES"/>
-        </w:rPr>
-        <w:t xml:space="preserve">, GPO, </w:t>
-      </w:r>
-      <w:proofErr w:type="spellStart"/>
-      <w:r>
-        <w:rPr>
-          <w:lang w:val="es-ES"/>
-        </w:rPr>
-        <w:t>sudoers</w:t>
-      </w:r>
-      <w:proofErr w:type="spellEnd"/>
-      <w:r>
-        <w:rPr>
-          <w:lang w:val="es-ES"/>
-        </w:rPr>
-        <w:t>, etc.).</w:t>
+        <w:t>Fragmentos de configuración (ufw, GPO, sudoers, etc.).</w:t>
       </w:r>
     </w:p>
     <w:p>
@@ -11988,36 +10975,8 @@
           <w:bCs/>
           <w:lang w:val="es-ES"/>
         </w:rPr>
-        <w:t xml:space="preserve">Red </w:t>
-      </w:r>
-      <w:proofErr w:type="spellStart"/>
-      <w:r>
-        <w:rPr>
-          <w:b/>
-          <w:bCs/>
-          <w:lang w:val="es-ES"/>
-        </w:rPr>
-        <w:t>Team</w:t>
-      </w:r>
-      <w:proofErr w:type="spellEnd"/>
-      <w:r>
-        <w:rPr>
-          <w:b/>
-          <w:bCs/>
-          <w:lang w:val="es-ES"/>
-        </w:rPr>
-        <w:t xml:space="preserve"> vs Blue </w:t>
-      </w:r>
-      <w:proofErr w:type="spellStart"/>
-      <w:r>
-        <w:rPr>
-          <w:b/>
-          <w:bCs/>
-          <w:lang w:val="es-ES"/>
-        </w:rPr>
-        <w:t>Team</w:t>
-      </w:r>
-      <w:proofErr w:type="spellEnd"/>
+        <w:t>Red Team vs Blue Team</w:t>
+      </w:r>
       <w:r>
         <w:rPr>
           <w:lang w:val="es-ES"/>
@@ -12068,44 +11027,7 @@
           <w:bCs/>
           <w:lang w:val="es-ES"/>
         </w:rPr>
-        <w:lastRenderedPageBreak/>
-        <w:t xml:space="preserve">6.1. Red </w:t>
-      </w:r>
-      <w:proofErr w:type="spellStart"/>
-      <w:r>
-        <w:rPr>
-          <w:b/>
-          <w:bCs/>
-          <w:lang w:val="es-ES"/>
-        </w:rPr>
-        <w:t>Team</w:t>
-      </w:r>
-      <w:proofErr w:type="spellEnd"/>
-      <w:r>
-        <w:rPr>
-          <w:b/>
-          <w:bCs/>
-          <w:lang w:val="es-ES"/>
-        </w:rPr>
-        <w:t xml:space="preserve"> vs Blue </w:t>
-      </w:r>
-      <w:proofErr w:type="spellStart"/>
-      <w:r>
-        <w:rPr>
-          <w:b/>
-          <w:bCs/>
-          <w:lang w:val="es-ES"/>
-        </w:rPr>
-        <w:t>Team</w:t>
-      </w:r>
-      <w:proofErr w:type="spellEnd"/>
-      <w:r>
-        <w:rPr>
-          <w:b/>
-          <w:bCs/>
-          <w:lang w:val="es-ES"/>
-        </w:rPr>
-        <w:t>: Enfoque en el Proyecto</w:t>
+        <w:t>6.1. Red Team vs Blue Team: Enfoque en el Proyecto</w:t>
       </w:r>
     </w:p>
     <w:p>
@@ -12131,25 +11053,7 @@
           <w:bCs/>
           <w:lang w:val="es-ES"/>
         </w:rPr>
-        <w:t xml:space="preserve">Red </w:t>
-      </w:r>
-      <w:proofErr w:type="spellStart"/>
-      <w:r>
-        <w:rPr>
-          <w:b/>
-          <w:bCs/>
-          <w:lang w:val="es-ES"/>
-        </w:rPr>
-        <w:t>Team</w:t>
-      </w:r>
-      <w:proofErr w:type="spellEnd"/>
-      <w:r>
-        <w:rPr>
-          <w:b/>
-          <w:bCs/>
-          <w:lang w:val="es-ES"/>
-        </w:rPr>
-        <w:t xml:space="preserve"> (equipo atacante)</w:t>
+        <w:t>Red Team (equipo atacante)</w:t>
       </w:r>
       <w:r>
         <w:rPr>
@@ -12181,25 +11085,7 @@
           <w:bCs/>
           <w:lang w:val="es-ES"/>
         </w:rPr>
-        <w:t xml:space="preserve">Blue </w:t>
-      </w:r>
-      <w:proofErr w:type="spellStart"/>
-      <w:r>
-        <w:rPr>
-          <w:b/>
-          <w:bCs/>
-          <w:lang w:val="es-ES"/>
-        </w:rPr>
-        <w:t>Team</w:t>
-      </w:r>
-      <w:proofErr w:type="spellEnd"/>
-      <w:r>
-        <w:rPr>
-          <w:b/>
-          <w:bCs/>
-          <w:lang w:val="es-ES"/>
-        </w:rPr>
-        <w:t xml:space="preserve"> (equipo defensor)</w:t>
+        <w:t>Blue Team (equipo defensor)</w:t>
       </w:r>
       <w:r>
         <w:rPr>
@@ -12225,35 +11111,7 @@
         <w:rPr>
           <w:lang w:val="es-ES"/>
         </w:rPr>
-        <w:t xml:space="preserve">En nuestro caso, el enfoque Red </w:t>
-      </w:r>
-      <w:proofErr w:type="spellStart"/>
-      <w:r>
-        <w:rPr>
-          <w:lang w:val="es-ES"/>
-        </w:rPr>
-        <w:t>Team</w:t>
-      </w:r>
-      <w:proofErr w:type="spellEnd"/>
-      <w:r>
-        <w:rPr>
-          <w:lang w:val="es-ES"/>
-        </w:rPr>
-        <w:t xml:space="preserve"> lo usamos para revisar configuraciones desde una visión ofensiva, mientras que el Blue </w:t>
-      </w:r>
-      <w:proofErr w:type="spellStart"/>
-      <w:r>
-        <w:rPr>
-          <w:lang w:val="es-ES"/>
-        </w:rPr>
-        <w:t>Team</w:t>
-      </w:r>
-      <w:proofErr w:type="spellEnd"/>
-      <w:r>
-        <w:rPr>
-          <w:lang w:val="es-ES"/>
-        </w:rPr>
-        <w:t xml:space="preserve"> se centró en reforzarlas y monitorizar los sistemas.</w:t>
+        <w:t>En nuestro caso, el enfoque Red Team lo usamos para revisar configuraciones desde una visión ofensiva, mientras que el Blue Team se centró en reforzarlas y monitorizar los sistemas.</w:t>
       </w:r>
     </w:p>
     <w:p>
@@ -12497,25 +11355,7 @@
                 <w:bCs/>
                 <w:lang w:val="es-ES"/>
               </w:rPr>
-              <w:t xml:space="preserve">Medida Correctiva (Blue </w:t>
-            </w:r>
-            <w:proofErr w:type="spellStart"/>
-            <w:r>
-              <w:rPr>
-                <w:b/>
-                <w:bCs/>
-                <w:lang w:val="es-ES"/>
-              </w:rPr>
-              <w:t>Team</w:t>
-            </w:r>
-            <w:proofErr w:type="spellEnd"/>
-            <w:r>
-              <w:rPr>
-                <w:b/>
-                <w:bCs/>
-                <w:lang w:val="es-ES"/>
-              </w:rPr>
-              <w:t>)</w:t>
+              <w:t>Medida Correctiva (Blue Team)</w:t>
             </w:r>
           </w:p>
         </w:tc>
@@ -12628,16 +11468,8 @@
               <w:rPr>
                 <w:lang w:val="es-ES"/>
               </w:rPr>
-              <w:t xml:space="preserve">Red </w:t>
+              <w:t>Red Team</w:t>
             </w:r>
-            <w:proofErr w:type="spellStart"/>
-            <w:r>
-              <w:rPr>
-                <w:lang w:val="es-ES"/>
-              </w:rPr>
-              <w:t>Team</w:t>
-            </w:r>
-            <w:proofErr w:type="spellEnd"/>
           </w:p>
         </w:tc>
         <w:tc>
@@ -12659,47 +11491,11 @@
                 <w:lang w:val="en-US"/>
               </w:rPr>
             </w:pPr>
-            <w:proofErr w:type="spellStart"/>
             <w:r>
               <w:rPr>
                 <w:lang w:val="en-US"/>
               </w:rPr>
-              <w:t>Bloqueo</w:t>
-            </w:r>
-            <w:proofErr w:type="spellEnd"/>
-            <w:r>
-              <w:rPr>
-                <w:lang w:val="en-US"/>
-              </w:rPr>
-              <w:t xml:space="preserve"> </w:t>
-            </w:r>
-            <w:proofErr w:type="spellStart"/>
-            <w:r>
-              <w:rPr>
-                <w:lang w:val="en-US"/>
-              </w:rPr>
-              <w:t>en</w:t>
-            </w:r>
-            <w:proofErr w:type="spellEnd"/>
-            <w:r>
-              <w:rPr>
-                <w:lang w:val="en-US"/>
-              </w:rPr>
-              <w:t xml:space="preserve"> firewall (</w:t>
-            </w:r>
-            <w:proofErr w:type="spellStart"/>
-            <w:r>
-              <w:rPr>
-                <w:lang w:val="en-US"/>
-              </w:rPr>
-              <w:t>ufw</w:t>
-            </w:r>
-            <w:proofErr w:type="spellEnd"/>
-            <w:r>
-              <w:rPr>
-                <w:lang w:val="en-US"/>
-              </w:rPr>
-              <w:t>, Firewall de Windows)</w:t>
+              <w:t>Bloqueo en firewall (ufw, Firewall de Windows)</w:t>
             </w:r>
           </w:p>
         </w:tc>
@@ -12812,16 +11608,8 @@
               <w:rPr>
                 <w:lang w:val="es-ES"/>
               </w:rPr>
-              <w:t xml:space="preserve">Red </w:t>
+              <w:t>Red Team</w:t>
             </w:r>
-            <w:proofErr w:type="spellStart"/>
-            <w:r>
-              <w:rPr>
-                <w:lang w:val="es-ES"/>
-              </w:rPr>
-              <w:t>Team</w:t>
-            </w:r>
-            <w:proofErr w:type="spellEnd"/>
           </w:p>
         </w:tc>
         <w:tc>
@@ -12960,16 +11748,8 @@
               <w:rPr>
                 <w:lang w:val="es-ES"/>
               </w:rPr>
-              <w:t xml:space="preserve">Red </w:t>
+              <w:t>Red Team</w:t>
             </w:r>
-            <w:proofErr w:type="spellStart"/>
-            <w:r>
-              <w:rPr>
-                <w:lang w:val="es-ES"/>
-              </w:rPr>
-              <w:t>Team</w:t>
-            </w:r>
-            <w:proofErr w:type="spellEnd"/>
           </w:p>
         </w:tc>
         <w:tc>
@@ -13108,16 +11888,8 @@
               <w:rPr>
                 <w:lang w:val="es-ES"/>
               </w:rPr>
-              <w:t xml:space="preserve">Red </w:t>
+              <w:t>Red Team</w:t>
             </w:r>
-            <w:proofErr w:type="spellStart"/>
-            <w:r>
-              <w:rPr>
-                <w:lang w:val="es-ES"/>
-              </w:rPr>
-              <w:t>Team</w:t>
-            </w:r>
-            <w:proofErr w:type="spellEnd"/>
           </w:p>
         </w:tc>
         <w:tc>
@@ -13143,49 +11915,7 @@
               <w:rPr>
                 <w:lang w:val="es-ES"/>
               </w:rPr>
-              <w:t>Cambios de permisos (</w:t>
-            </w:r>
-            <w:proofErr w:type="spellStart"/>
-            <w:r>
-              <w:rPr>
-                <w:lang w:val="es-ES"/>
-              </w:rPr>
-              <w:t>chmod</w:t>
-            </w:r>
-            <w:proofErr w:type="spellEnd"/>
-            <w:r>
-              <w:rPr>
-                <w:lang w:val="es-ES"/>
-              </w:rPr>
-              <w:t xml:space="preserve">, </w:t>
-            </w:r>
-            <w:proofErr w:type="spellStart"/>
-            <w:r>
-              <w:rPr>
-                <w:lang w:val="es-ES"/>
-              </w:rPr>
-              <w:t>chown</w:t>
-            </w:r>
-            <w:proofErr w:type="spellEnd"/>
-            <w:r>
-              <w:rPr>
-                <w:lang w:val="es-ES"/>
-              </w:rPr>
-              <w:t>) en /</w:t>
-            </w:r>
-            <w:proofErr w:type="spellStart"/>
-            <w:r>
-              <w:rPr>
-                <w:lang w:val="es-ES"/>
-              </w:rPr>
-              <w:t>var</w:t>
-            </w:r>
-            <w:proofErr w:type="spellEnd"/>
-            <w:r>
-              <w:rPr>
-                <w:lang w:val="es-ES"/>
-              </w:rPr>
-              <w:t>/log</w:t>
+              <w:t>Cambios de permisos (chmod, chown) en /var/log</w:t>
             </w:r>
           </w:p>
         </w:tc>
@@ -13298,16 +12028,8 @@
               <w:rPr>
                 <w:lang w:val="es-ES"/>
               </w:rPr>
-              <w:t xml:space="preserve">Red </w:t>
+              <w:t>Red Team</w:t>
             </w:r>
-            <w:proofErr w:type="spellStart"/>
-            <w:r>
-              <w:rPr>
-                <w:lang w:val="es-ES"/>
-              </w:rPr>
-              <w:t>Team</w:t>
-            </w:r>
-            <w:proofErr w:type="spellEnd"/>
           </w:p>
         </w:tc>
         <w:tc>
@@ -13333,21 +12055,7 @@
               <w:rPr>
                 <w:lang w:val="es-ES"/>
               </w:rPr>
-              <w:t xml:space="preserve">Activación forzosa de Windows </w:t>
-            </w:r>
-            <w:proofErr w:type="spellStart"/>
-            <w:r>
-              <w:rPr>
-                <w:lang w:val="es-ES"/>
-              </w:rPr>
-              <w:t>Update</w:t>
-            </w:r>
-            <w:proofErr w:type="spellEnd"/>
-            <w:r>
-              <w:rPr>
-                <w:lang w:val="es-ES"/>
-              </w:rPr>
-              <w:t xml:space="preserve"> con GPO</w:t>
+              <w:t>Activación forzosa de Windows Update con GPO</w:t>
             </w:r>
           </w:p>
         </w:tc>
@@ -13460,16 +12168,8 @@
               <w:rPr>
                 <w:lang w:val="es-ES"/>
               </w:rPr>
-              <w:t xml:space="preserve">Red </w:t>
+              <w:t>Red Team</w:t>
             </w:r>
-            <w:proofErr w:type="spellStart"/>
-            <w:r>
-              <w:rPr>
-                <w:lang w:val="es-ES"/>
-              </w:rPr>
-              <w:t>Team</w:t>
-            </w:r>
-            <w:proofErr w:type="spellEnd"/>
           </w:p>
         </w:tc>
         <w:tc>
@@ -13495,21 +12195,7 @@
               <w:rPr>
                 <w:lang w:val="es-ES"/>
               </w:rPr>
-              <w:t xml:space="preserve">Instalación de </w:t>
-            </w:r>
-            <w:proofErr w:type="spellStart"/>
-            <w:r>
-              <w:rPr>
-                <w:lang w:val="es-ES"/>
-              </w:rPr>
-              <w:t>ClamAV</w:t>
-            </w:r>
-            <w:proofErr w:type="spellEnd"/>
-            <w:r>
-              <w:rPr>
-                <w:lang w:val="es-ES"/>
-              </w:rPr>
-              <w:t xml:space="preserve"> + escaneos programados</w:t>
+              <w:t>Instalación de ClamAV + escaneos programados</w:t>
             </w:r>
           </w:p>
         </w:tc>
@@ -13622,16 +12308,8 @@
               <w:rPr>
                 <w:lang w:val="es-ES"/>
               </w:rPr>
-              <w:t xml:space="preserve">Red </w:t>
+              <w:t>Red Team</w:t>
             </w:r>
-            <w:proofErr w:type="spellStart"/>
-            <w:r>
-              <w:rPr>
-                <w:lang w:val="es-ES"/>
-              </w:rPr>
-              <w:t>Team</w:t>
-            </w:r>
-            <w:proofErr w:type="spellEnd"/>
           </w:p>
         </w:tc>
         <w:tc>
@@ -13770,16 +12448,8 @@
               <w:rPr>
                 <w:lang w:val="es-ES"/>
               </w:rPr>
-              <w:t xml:space="preserve">Red </w:t>
+              <w:t>Red Team</w:t>
             </w:r>
-            <w:proofErr w:type="spellStart"/>
-            <w:r>
-              <w:rPr>
-                <w:lang w:val="es-ES"/>
-              </w:rPr>
-              <w:t>Team</w:t>
-            </w:r>
-            <w:proofErr w:type="spellEnd"/>
           </w:p>
         </w:tc>
         <w:tc>
@@ -13878,18 +12548,8 @@
           <w:bCs/>
           <w:lang w:val="es-ES"/>
         </w:rPr>
-        <w:t xml:space="preserve">Red </w:t>
-      </w:r>
-      <w:proofErr w:type="spellStart"/>
-      <w:r>
-        <w:rPr>
-          <w:b/>
-          <w:bCs/>
-          <w:lang w:val="es-ES"/>
-        </w:rPr>
-        <w:t>Team</w:t>
-      </w:r>
-      <w:proofErr w:type="spellEnd"/>
+        <w:t>Red Team</w:t>
+      </w:r>
     </w:p>
     <w:p>
       <w:pPr>
@@ -13908,19 +12568,11 @@
           <w:lang w:val="es-ES"/>
         </w:rPr>
       </w:pPr>
-      <w:proofErr w:type="spellStart"/>
-      <w:r>
-        <w:rPr>
-          <w:lang w:val="es-ES"/>
-        </w:rPr>
-        <w:t>nmap</w:t>
-      </w:r>
-      <w:proofErr w:type="spellEnd"/>
-      <w:r>
-        <w:rPr>
-          <w:lang w:val="es-ES"/>
-        </w:rPr>
-        <w:t>: escaneo de puertos y detección de servicios abiertos.</w:t>
+      <w:r>
+        <w:rPr>
+          <w:lang w:val="es-ES"/>
+        </w:rPr>
+        <w:t>nmap: escaneo de puertos y detección de servicios abiertos.</w:t>
       </w:r>
     </w:p>
     <w:p>
@@ -13940,19 +12592,11 @@
           <w:lang w:val="es-ES"/>
         </w:rPr>
       </w:pPr>
-      <w:proofErr w:type="spellStart"/>
-      <w:r>
-        <w:rPr>
-          <w:lang w:val="es-ES"/>
-        </w:rPr>
-        <w:t>hydra</w:t>
-      </w:r>
-      <w:proofErr w:type="spellEnd"/>
-      <w:r>
-        <w:rPr>
-          <w:lang w:val="es-ES"/>
-        </w:rPr>
-        <w:t>: intentos de fuerza bruta en servicios expuestos.</w:t>
+      <w:r>
+        <w:rPr>
+          <w:lang w:val="es-ES"/>
+        </w:rPr>
+        <w:t>hydra: intentos de fuerza bruta en servicios expuestos.</w:t>
       </w:r>
     </w:p>
     <w:p>
@@ -13972,54 +12616,36 @@
           <w:lang w:val="es-ES"/>
         </w:rPr>
       </w:pPr>
-      <w:proofErr w:type="spellStart"/>
-      <w:r>
-        <w:rPr>
-          <w:lang w:val="es-ES"/>
-        </w:rPr>
-        <w:t>netcat</w:t>
-      </w:r>
-      <w:proofErr w:type="spellEnd"/>
-      <w:r>
-        <w:rPr>
-          <w:lang w:val="es-ES"/>
-        </w:rPr>
-        <w:t>, telnet: comprobación de conexiones abiertas y servicios obsoletos.</w:t>
-      </w:r>
-    </w:p>
-    <w:p>
-      <w:pPr>
-        <w:pBdr>
-          <w:top w:val="nil"/>
-          <w:left w:val="nil"/>
-          <w:bottom w:val="nil"/>
-          <w:right w:val="nil"/>
-          <w:between w:val="nil"/>
-        </w:pBdr>
-        <w:rPr>
-          <w:b/>
-          <w:bCs/>
-          <w:lang w:val="es-ES"/>
-        </w:rPr>
-      </w:pPr>
-      <w:r>
-        <w:rPr>
-          <w:b/>
-          <w:bCs/>
-          <w:lang w:val="es-ES"/>
-        </w:rPr>
-        <w:t xml:space="preserve">Blue </w:t>
-      </w:r>
-      <w:proofErr w:type="spellStart"/>
-      <w:r>
-        <w:rPr>
-          <w:b/>
-          <w:bCs/>
-          <w:lang w:val="es-ES"/>
-        </w:rPr>
-        <w:t>Team</w:t>
-      </w:r>
-      <w:proofErr w:type="spellEnd"/>
+      <w:r>
+        <w:rPr>
+          <w:lang w:val="es-ES"/>
+        </w:rPr>
+        <w:t>netcat, telnet: comprobación de conexiones abiertas y servicios obsoletos.</w:t>
+      </w:r>
+    </w:p>
+    <w:p>
+      <w:pPr>
+        <w:pBdr>
+          <w:top w:val="nil"/>
+          <w:left w:val="nil"/>
+          <w:bottom w:val="nil"/>
+          <w:right w:val="nil"/>
+          <w:between w:val="nil"/>
+        </w:pBdr>
+        <w:rPr>
+          <w:b/>
+          <w:bCs/>
+          <w:lang w:val="es-ES"/>
+        </w:rPr>
+      </w:pPr>
+      <w:r>
+        <w:rPr>
+          <w:b/>
+          <w:bCs/>
+          <w:lang w:val="es-ES"/>
+        </w:rPr>
+        <w:t>Blue Team</w:t>
+      </w:r>
     </w:p>
     <w:p>
       <w:pPr>
@@ -14038,33 +12664,11 @@
           <w:lang w:val="es-ES"/>
         </w:rPr>
       </w:pPr>
-      <w:proofErr w:type="spellStart"/>
-      <w:r>
-        <w:rPr>
-          <w:lang w:val="es-ES"/>
-        </w:rPr>
-        <w:t>ufw</w:t>
-      </w:r>
-      <w:proofErr w:type="spellEnd"/>
-      <w:r>
-        <w:rPr>
-          <w:lang w:val="es-ES"/>
-        </w:rPr>
-        <w:t xml:space="preserve"> y </w:t>
-      </w:r>
-      <w:proofErr w:type="spellStart"/>
-      <w:r>
-        <w:rPr>
-          <w:lang w:val="es-ES"/>
-        </w:rPr>
-        <w:t>iptables</w:t>
-      </w:r>
-      <w:proofErr w:type="spellEnd"/>
-      <w:r>
-        <w:rPr>
-          <w:lang w:val="es-ES"/>
-        </w:rPr>
-        <w:t xml:space="preserve"> para el control de tráfico entrante/saliente.</w:t>
+      <w:r>
+        <w:rPr>
+          <w:lang w:val="es-ES"/>
+        </w:rPr>
+        <w:t>ufw y iptables para el control de tráfico entrante/saliente.</w:t>
       </w:r>
     </w:p>
     <w:p>
@@ -14088,21 +12692,7 @@
         <w:rPr>
           <w:lang w:val="es-ES"/>
         </w:rPr>
-        <w:t xml:space="preserve">fail2ban para detección de intentos de </w:t>
-      </w:r>
-      <w:proofErr w:type="spellStart"/>
-      <w:r>
-        <w:rPr>
-          <w:lang w:val="es-ES"/>
-        </w:rPr>
-        <w:t>login</w:t>
-      </w:r>
-      <w:proofErr w:type="spellEnd"/>
-      <w:r>
-        <w:rPr>
-          <w:lang w:val="es-ES"/>
-        </w:rPr>
-        <w:t xml:space="preserve"> fallidos y bloqueo automático.</w:t>
+        <w:t>fail2ban para detección de intentos de login fallidos y bloqueo automático.</w:t>
       </w:r>
     </w:p>
     <w:p>
@@ -14122,19 +12712,11 @@
           <w:lang w:val="es-ES"/>
         </w:rPr>
       </w:pPr>
-      <w:proofErr w:type="spellStart"/>
-      <w:r>
-        <w:rPr>
-          <w:lang w:val="es-ES"/>
-        </w:rPr>
-        <w:t>auditd</w:t>
-      </w:r>
-      <w:proofErr w:type="spellEnd"/>
-      <w:r>
-        <w:rPr>
-          <w:lang w:val="es-ES"/>
-        </w:rPr>
-        <w:t xml:space="preserve"> en Linux y Visor de Eventos en Windows para registrar acciones sospechosas.</w:t>
+      <w:r>
+        <w:rPr>
+          <w:lang w:val="es-ES"/>
+        </w:rPr>
+        <w:t>auditd en Linux y Visor de Eventos en Windows para registrar acciones sospechosas.</w:t>
       </w:r>
     </w:p>
     <w:p>
@@ -14154,33 +12736,11 @@
           <w:lang w:val="es-ES"/>
         </w:rPr>
       </w:pPr>
-      <w:proofErr w:type="spellStart"/>
-      <w:r>
-        <w:rPr>
-          <w:lang w:val="es-ES"/>
-        </w:rPr>
-        <w:t>ClamAV</w:t>
-      </w:r>
-      <w:proofErr w:type="spellEnd"/>
-      <w:r>
-        <w:rPr>
-          <w:lang w:val="es-ES"/>
-        </w:rPr>
-        <w:t xml:space="preserve">, </w:t>
-      </w:r>
-      <w:proofErr w:type="spellStart"/>
-      <w:r>
-        <w:rPr>
-          <w:lang w:val="es-ES"/>
-        </w:rPr>
-        <w:t>rkhunter</w:t>
-      </w:r>
-      <w:proofErr w:type="spellEnd"/>
-      <w:r>
-        <w:rPr>
-          <w:lang w:val="es-ES"/>
-        </w:rPr>
-        <w:t>, Microsoft Defender como soluciones antimalware.</w:t>
+      <w:r>
+        <w:rPr>
+          <w:lang w:val="es-ES"/>
+        </w:rPr>
+        <w:t>ClamAV, rkhunter, Microsoft Defender como soluciones antimalware.</w:t>
       </w:r>
     </w:p>
     <w:p>
@@ -14322,7 +12882,6 @@
         <w:rPr>
           <w:lang w:val="es-ES"/>
         </w:rPr>
-        <w:lastRenderedPageBreak/>
         <w:t>Actualizaciones automatizadas habilitadas.</w:t>
       </w:r>
     </w:p>
@@ -14461,69 +13020,27 @@
         <w:rPr>
           <w:lang w:val="es-ES"/>
         </w:rPr>
-        <w:t xml:space="preserve">La ciberseguridad no debe ser tratada como una fase única del proyecto, sino como un proceso continuo. Gracias a la aplicación de una estrategia básica de Red </w:t>
-      </w:r>
-      <w:proofErr w:type="spellStart"/>
-      <w:r>
-        <w:rPr>
-          <w:lang w:val="es-ES"/>
-        </w:rPr>
-        <w:t>Team</w:t>
-      </w:r>
-      <w:proofErr w:type="spellEnd"/>
-      <w:r>
-        <w:rPr>
-          <w:lang w:val="es-ES"/>
-        </w:rPr>
-        <w:t xml:space="preserve"> vs Blue </w:t>
-      </w:r>
-      <w:proofErr w:type="spellStart"/>
-      <w:r>
-        <w:rPr>
-          <w:lang w:val="es-ES"/>
-        </w:rPr>
-        <w:t>Team</w:t>
-      </w:r>
-      <w:proofErr w:type="spellEnd"/>
-      <w:r>
-        <w:rPr>
-          <w:lang w:val="es-ES"/>
-        </w:rPr>
-        <w:t>, hemos podido mejorar sustancialmente la postura de seguridad inicial, reduciendo los riesgos de accesos no autorizados, fuga de datos o compromisos del sistema.</w:t>
-      </w:r>
-    </w:p>
-    <w:p>
-      <w:pPr>
-        <w:pBdr>
-          <w:top w:val="nil"/>
-          <w:left w:val="nil"/>
-          <w:bottom w:val="nil"/>
-          <w:right w:val="nil"/>
-          <w:between w:val="nil"/>
-        </w:pBdr>
-        <w:rPr>
-          <w:lang w:val="es-ES"/>
-        </w:rPr>
-      </w:pPr>
-      <w:r>
-        <w:rPr>
-          <w:lang w:val="es-ES"/>
-        </w:rPr>
-        <w:t xml:space="preserve">En un entorno real, esto debería complementarse con auditorías externas, </w:t>
-      </w:r>
-      <w:proofErr w:type="spellStart"/>
-      <w:r>
-        <w:rPr>
-          <w:lang w:val="es-ES"/>
-        </w:rPr>
-        <w:t>pentesting</w:t>
-      </w:r>
-      <w:proofErr w:type="spellEnd"/>
-      <w:r>
-        <w:rPr>
-          <w:lang w:val="es-ES"/>
-        </w:rPr>
-        <w:t xml:space="preserve"> profesional y formación constante del personal.</w:t>
+        <w:t>La ciberseguridad no debe ser tratada como una fase única del proyecto, sino como un proceso continuo. Gracias a la aplicación de una estrategia básica de Red Team vs Blue Team, hemos podido mejorar sustancialmente la postura de seguridad inicial, reduciendo los riesgos de accesos no autorizados, fuga de datos o compromisos del sistema.</w:t>
+      </w:r>
+    </w:p>
+    <w:p>
+      <w:pPr>
+        <w:pBdr>
+          <w:top w:val="nil"/>
+          <w:left w:val="nil"/>
+          <w:bottom w:val="nil"/>
+          <w:right w:val="nil"/>
+          <w:between w:val="nil"/>
+        </w:pBdr>
+        <w:rPr>
+          <w:lang w:val="es-ES"/>
+        </w:rPr>
+      </w:pPr>
+      <w:r>
+        <w:rPr>
+          <w:lang w:val="es-ES"/>
+        </w:rPr>
+        <w:t>En un entorno real, esto debería complementarse con auditorías externas, pentesting profesional y formación constante del personal.</w:t>
       </w:r>
     </w:p>
     <w:p>
@@ -14568,35 +13085,25 @@
     <w:p/>
     <w:p>
       <w:r>
-        <w:t xml:space="preserve">Empresa de ciberseguridad </w:t>
-      </w:r>
-      <w:proofErr w:type="spellStart"/>
-      <w:r>
+        <w:t>Empresa de ciberseguridad Redex.</w:t>
+      </w:r>
+    </w:p>
+    <w:p/>
+    <w:p>
+      <w:r>
+        <w:rPr>
+          <w:b/>
+          <w:bCs/>
+        </w:rPr>
+        <w:t>Análisis de Necesidades – Empresa de Ciberseguridad "</w:t>
+      </w:r>
+      <w:r>
+        <w:rPr>
+          <w:b/>
+          <w:bCs/>
+        </w:rPr>
         <w:t>Redex</w:t>
       </w:r>
-      <w:proofErr w:type="spellEnd"/>
-      <w:r>
-        <w:t>.</w:t>
-      </w:r>
-    </w:p>
-    <w:p/>
-    <w:p>
-      <w:r>
-        <w:rPr>
-          <w:b/>
-          <w:bCs/>
-        </w:rPr>
-        <w:t>Análisis de Necesidades – Empresa de Ciberseguridad "</w:t>
-      </w:r>
-      <w:proofErr w:type="spellStart"/>
-      <w:r>
-        <w:rPr>
-          <w:b/>
-          <w:bCs/>
-        </w:rPr>
-        <w:t>Redex</w:t>
-      </w:r>
-      <w:proofErr w:type="spellEnd"/>
       <w:r>
         <w:rPr>
           <w:b/>
@@ -14634,11 +13141,9 @@
       <w:r>
         <w:t xml:space="preserve">: </w:t>
       </w:r>
-      <w:proofErr w:type="spellStart"/>
       <w:r>
         <w:t>Redex</w:t>
       </w:r>
-      <w:proofErr w:type="spellEnd"/>
     </w:p>
     <w:p>
       <w:pPr>
@@ -14658,15 +13163,7 @@
         <w:t>Actividad principal</w:t>
       </w:r>
       <w:r>
-        <w:t xml:space="preserve">: Prestación de servicios de ciberseguridad (auditorías, </w:t>
-      </w:r>
-      <w:proofErr w:type="spellStart"/>
-      <w:r>
-        <w:t>pentesting</w:t>
-      </w:r>
-      <w:proofErr w:type="spellEnd"/>
-      <w:r>
-        <w:t>, consultoría en seguridad, respuesta ante incidentes, formación).</w:t>
+        <w:t>: Prestación de servicios de ciberseguridad (auditorías, pentesting, consultoría en seguridad, respuesta ante incidentes, formación).</w:t>
       </w:r>
     </w:p>
     <w:p>
@@ -14858,15 +13355,7 @@
         <w:outlineLvl w:val="9"/>
       </w:pPr>
       <w:r>
-        <w:t>10 especialistas en pruebas de penetración (</w:t>
-      </w:r>
-      <w:proofErr w:type="spellStart"/>
-      <w:r>
-        <w:t>pentesters</w:t>
-      </w:r>
-      <w:proofErr w:type="spellEnd"/>
-      <w:r>
-        <w:t>)</w:t>
+        <w:t>10 especialistas en pruebas de penetración (pentesters)</w:t>
       </w:r>
     </w:p>
     <w:p>
@@ -14922,13 +13411,8 @@
         <w:outlineLvl w:val="9"/>
       </w:pPr>
       <w:r>
-        <w:t xml:space="preserve">2 analistas de </w:t>
-      </w:r>
-      <w:proofErr w:type="gramStart"/>
-      <w:r>
-        <w:t>malware</w:t>
-      </w:r>
-      <w:proofErr w:type="gramEnd"/>
+        <w:t>2 analistas de malware</w:t>
+      </w:r>
     </w:p>
     <w:p>
       <w:pPr>
@@ -14966,7 +13450,6 @@
           <w:b/>
           <w:bCs/>
         </w:rPr>
-        <w:lastRenderedPageBreak/>
         <w:t>Departamento comercial y atención al cliente</w:t>
       </w:r>
       <w:r>
@@ -15024,13 +13507,8 @@
         <w:jc w:val="left"/>
         <w:outlineLvl w:val="9"/>
       </w:pPr>
-      <w:proofErr w:type="spellStart"/>
-      <w:r>
-        <w:t>Hardening</w:t>
-      </w:r>
-      <w:proofErr w:type="spellEnd"/>
-      <w:r>
-        <w:t xml:space="preserve"> de sistemas y redes</w:t>
+      <w:r>
+        <w:t>Hardening de sistemas y redes</w:t>
       </w:r>
     </w:p>
     <w:p>
@@ -15072,15 +13550,7 @@
         <w:outlineLvl w:val="9"/>
       </w:pPr>
       <w:r>
-        <w:t xml:space="preserve">Servicios gestionados (MDR, SOC as a </w:t>
-      </w:r>
-      <w:proofErr w:type="spellStart"/>
-      <w:r>
-        <w:t>Service</w:t>
-      </w:r>
-      <w:proofErr w:type="spellEnd"/>
-      <w:r>
-        <w:t>)</w:t>
+        <w:t>Servicios gestionados (MDR, SOC as a Service)</w:t>
       </w:r>
     </w:p>
     <w:p>
@@ -15139,15 +13609,7 @@
         <w:outlineLvl w:val="9"/>
       </w:pPr>
       <w:r>
-        <w:t xml:space="preserve">Estaciones de trabajo de alto rendimiento para </w:t>
-      </w:r>
-      <w:proofErr w:type="spellStart"/>
-      <w:r>
-        <w:t>pentesters</w:t>
-      </w:r>
-      <w:proofErr w:type="spellEnd"/>
-      <w:r>
-        <w:t xml:space="preserve"> y analistas (Linux preferente)</w:t>
+        <w:t>Estaciones de trabajo de alto rendimiento para pentesters y analistas (Linux preferente)</w:t>
       </w:r>
     </w:p>
     <w:p>
@@ -15210,21 +13672,8 @@
         <w:outlineLvl w:val="9"/>
       </w:pPr>
       <w:r>
-        <w:t xml:space="preserve">Servidores Linux para gestión de logs, SIEM, IDS/IPS, </w:t>
-      </w:r>
-      <w:proofErr w:type="spellStart"/>
-      <w:r>
-        <w:t>honeypots</w:t>
-      </w:r>
-      <w:proofErr w:type="spellEnd"/>
-      <w:r>
-        <w:t xml:space="preserve"> y </w:t>
-      </w:r>
-      <w:proofErr w:type="spellStart"/>
-      <w:r>
-        <w:t>VPNs</w:t>
-      </w:r>
-      <w:proofErr w:type="spellEnd"/>
+        <w:t>Servidores Linux para gestión de logs, SIEM, IDS/IPS, honeypots y VPNs</w:t>
+      </w:r>
     </w:p>
     <w:p>
       <w:pPr>
@@ -15237,13 +13686,8 @@
         <w:outlineLvl w:val="9"/>
       </w:pPr>
       <w:r>
-        <w:t xml:space="preserve">Servidores Windows para compatibilidad con algunos clientes y uso de Active </w:t>
-      </w:r>
-      <w:proofErr w:type="spellStart"/>
-      <w:r>
-        <w:t>Directory</w:t>
-      </w:r>
-      <w:proofErr w:type="spellEnd"/>
+        <w:t>Servidores Windows para compatibilidad con algunos clientes y uso de Active Directory</w:t>
+      </w:r>
     </w:p>
     <w:p>
       <w:pPr>
@@ -15326,31 +13770,7 @@
         <w:outlineLvl w:val="9"/>
       </w:pPr>
       <w:r>
-        <w:t xml:space="preserve">Herramientas de </w:t>
-      </w:r>
-      <w:proofErr w:type="spellStart"/>
-      <w:r>
-        <w:t>pentesting</w:t>
-      </w:r>
-      <w:proofErr w:type="spellEnd"/>
-      <w:r>
-        <w:t xml:space="preserve"> (Kali Linux, </w:t>
-      </w:r>
-      <w:proofErr w:type="spellStart"/>
-      <w:r>
-        <w:t>Burp</w:t>
-      </w:r>
-      <w:proofErr w:type="spellEnd"/>
-      <w:r>
-        <w:t xml:space="preserve"> Suite, </w:t>
-      </w:r>
-      <w:proofErr w:type="spellStart"/>
-      <w:r>
-        <w:t>Metasploit</w:t>
-      </w:r>
-      <w:proofErr w:type="spellEnd"/>
-      <w:r>
-        <w:t>, etc.)</w:t>
+        <w:t>Herramientas de pentesting (Kali Linux, Burp Suite, Metasploit, etc.)</w:t>
       </w:r>
     </w:p>
     <w:p>
@@ -15378,31 +13798,7 @@
         <w:outlineLvl w:val="9"/>
       </w:pPr>
       <w:r>
-        <w:t xml:space="preserve">Herramientas de </w:t>
-      </w:r>
-      <w:proofErr w:type="spellStart"/>
-      <w:r>
-        <w:t>ticketing</w:t>
-      </w:r>
-      <w:proofErr w:type="spellEnd"/>
-      <w:r>
-        <w:t xml:space="preserve"> y colaboración (</w:t>
-      </w:r>
-      <w:proofErr w:type="spellStart"/>
-      <w:r>
-        <w:t>Redmine</w:t>
-      </w:r>
-      <w:proofErr w:type="spellEnd"/>
-      <w:r>
-        <w:t xml:space="preserve">, </w:t>
-      </w:r>
-      <w:proofErr w:type="spellStart"/>
-      <w:r>
-        <w:t>Mattermost</w:t>
-      </w:r>
-      <w:proofErr w:type="spellEnd"/>
-      <w:r>
-        <w:t>, etc.)</w:t>
+        <w:t>Herramientas de ticketing y colaboración (Redmine, Mattermost, etc.)</w:t>
       </w:r>
     </w:p>
     <w:p>
@@ -15443,16 +13839,7 @@
         <w:outlineLvl w:val="9"/>
       </w:pPr>
       <w:r>
-        <w:lastRenderedPageBreak/>
-        <w:t xml:space="preserve">Autenticación </w:t>
-      </w:r>
-      <w:proofErr w:type="spellStart"/>
-      <w:r>
-        <w:t>multifactor</w:t>
-      </w:r>
-      <w:proofErr w:type="spellEnd"/>
-      <w:r>
-        <w:t xml:space="preserve"> para todos los accesos</w:t>
+        <w:t>Autenticación multifactor para todos los accesos</w:t>
       </w:r>
     </w:p>
     <w:p>
@@ -15507,13 +13894,8 @@
         <w:jc w:val="left"/>
         <w:outlineLvl w:val="9"/>
       </w:pPr>
-      <w:proofErr w:type="spellStart"/>
-      <w:r>
-        <w:t>Backups</w:t>
-      </w:r>
-      <w:proofErr w:type="spellEnd"/>
-      <w:r>
-        <w:t xml:space="preserve"> automatizados y verificados</w:t>
+      <w:r>
+        <w:t>Backups automatizados y verificados</w:t>
       </w:r>
     </w:p>
     <w:p>
@@ -15536,13 +13918,8 @@
         <w:outlineLvl w:val="9"/>
       </w:pPr>
       <w:r>
-        <w:t xml:space="preserve">Escalabilidad en infraestructura </w:t>
-      </w:r>
-      <w:proofErr w:type="spellStart"/>
-      <w:r>
-        <w:t>cloud</w:t>
-      </w:r>
-      <w:proofErr w:type="spellEnd"/>
+        <w:t>Escalabilidad en infraestructura cloud</w:t>
+      </w:r>
     </w:p>
     <w:p>
       <w:pPr>
@@ -15707,7 +14084,6 @@
         <w:rPr>
           <w:noProof/>
         </w:rPr>
-        <w:lastRenderedPageBreak/>
         <w:drawing>
           <wp:inline distT="0" distB="0" distL="0" distR="0" wp14:anchorId="290142AD" wp14:editId="5D1FDD4D">
             <wp:extent cx="5724524" cy="3114675"/>
@@ -15906,7 +14282,6 @@
           <w:sz w:val="22"/>
           <w:szCs w:val="22"/>
         </w:rPr>
-        <w:lastRenderedPageBreak/>
         <w:t>Seleccionamos las características del equipo en el que vamos a instalar Windows.</w:t>
       </w:r>
     </w:p>
@@ -15984,19 +14359,19 @@
           <w:sz w:val="22"/>
           <w:szCs w:val="22"/>
         </w:rPr>
-        <w:t xml:space="preserve">Seleccionamos unidad </w:t>
-      </w:r>
-      <w:proofErr w:type="gramStart"/>
-      <w:r>
+        <w:t>Seleccionamos unidad flash USB y presionamos siguiente.</w:t>
+      </w:r>
+    </w:p>
+    <w:p>
+      <w:pPr>
+        <w:pStyle w:val="TtuloINDICE3"/>
         <w:rPr>
           <w:rFonts w:ascii="Arial" w:eastAsia="Arial" w:hAnsi="Arial" w:cs="Arial"/>
           <w:color w:val="000000" w:themeColor="text1"/>
           <w:sz w:val="22"/>
           <w:szCs w:val="22"/>
         </w:rPr>
-        <w:t>flash</w:t>
-      </w:r>
-      <w:proofErr w:type="gramEnd"/>
+      </w:pPr>
       <w:r>
         <w:rPr>
           <w:rFonts w:ascii="Arial" w:eastAsia="Arial" w:hAnsi="Arial" w:cs="Arial"/>
@@ -16004,26 +14379,6 @@
           <w:sz w:val="22"/>
           <w:szCs w:val="22"/>
         </w:rPr>
-        <w:t xml:space="preserve"> USB y presionamos siguiente.</w:t>
-      </w:r>
-    </w:p>
-    <w:p>
-      <w:pPr>
-        <w:pStyle w:val="TtuloINDICE3"/>
-        <w:rPr>
-          <w:rFonts w:ascii="Arial" w:eastAsia="Arial" w:hAnsi="Arial" w:cs="Arial"/>
-          <w:color w:val="000000" w:themeColor="text1"/>
-          <w:sz w:val="22"/>
-          <w:szCs w:val="22"/>
-        </w:rPr>
-      </w:pPr>
-      <w:r>
-        <w:rPr>
-          <w:rFonts w:ascii="Arial" w:eastAsia="Arial" w:hAnsi="Arial" w:cs="Arial"/>
-          <w:color w:val="000000" w:themeColor="text1"/>
-          <w:sz w:val="22"/>
-          <w:szCs w:val="22"/>
-        </w:rPr>
         <w:t>Y aquí seleccionamos la letra de la unidad USB que vamos a usar.</w:t>
       </w:r>
     </w:p>
@@ -16042,7 +14397,7 @@
           <w:noProof/>
         </w:rPr>
         <w:drawing>
-          <wp:inline distT="0" distB="0" distL="0" distR="0" wp14:anchorId="47D0C9C2" wp14:editId="02E9603A">
+          <wp:inline distT="0" distB="0" distL="0" distR="0" wp14:anchorId="47D0C9C2" wp14:editId="30F7A6BA">
             <wp:extent cx="4486275" cy="2571750"/>
             <wp:effectExtent l="0" t="0" r="0" b="0"/>
             <wp:docPr id="455745080" name="Imagen 455745080" descr="Captura de pantalla de computadora&#10;&#10;Descripción generada automáticamente, Imagen"/>
@@ -16141,7 +14496,6 @@
           <w:sz w:val="22"/>
           <w:szCs w:val="22"/>
         </w:rPr>
-        <w:lastRenderedPageBreak/>
         <w:t>Una vez termine podemos sacar el USB del ordenador.</w:t>
       </w:r>
     </w:p>
@@ -16259,7 +14613,7 @@
           <w:noProof/>
         </w:rPr>
         <w:drawing>
-          <wp:inline distT="0" distB="0" distL="0" distR="0" wp14:anchorId="361F7D7C" wp14:editId="21242698">
+          <wp:inline distT="0" distB="0" distL="0" distR="0" wp14:anchorId="361F7D7C" wp14:editId="1E40A49C">
             <wp:extent cx="4219575" cy="3171825"/>
             <wp:effectExtent l="0" t="0" r="0" b="0"/>
             <wp:docPr id="381430627" name="Imagen 381430627" descr="Interfaz de usuario gráfica&#10;&#10;Descripción generada automáticamente, Imagen"/>
@@ -16319,7 +14673,6 @@
           <w:sz w:val="22"/>
           <w:szCs w:val="22"/>
         </w:rPr>
-        <w:lastRenderedPageBreak/>
         <w:t>Cuando salga esta pantalla presione siguiente y realice una configuración acorde a sus características.</w:t>
       </w:r>
     </w:p>
@@ -16338,7 +14691,7 @@
           <w:noProof/>
         </w:rPr>
         <w:drawing>
-          <wp:inline distT="0" distB="0" distL="0" distR="0" wp14:anchorId="1D88F853" wp14:editId="409B4EA0">
+          <wp:inline distT="0" distB="0" distL="0" distR="0" wp14:anchorId="1D88F853" wp14:editId="659EF598">
             <wp:extent cx="4019550" cy="3009900"/>
             <wp:effectExtent l="0" t="0" r="0" b="0"/>
             <wp:docPr id="471501990" name="Imagen 471501990" descr="Interfaz de usuario gráfica, Aplicación&#10;&#10;Descripción generada automáticamente, Imagen"/>
@@ -16425,7 +14778,7 @@
           <w:noProof/>
         </w:rPr>
         <w:drawing>
-          <wp:inline distT="0" distB="0" distL="0" distR="0" wp14:anchorId="0934BD78" wp14:editId="064C851D">
+          <wp:inline distT="0" distB="0" distL="0" distR="0" wp14:anchorId="0934BD78" wp14:editId="78AED143">
             <wp:extent cx="4248150" cy="3171825"/>
             <wp:effectExtent l="0" t="0" r="0" b="0"/>
             <wp:docPr id="606650551" name="Imagen 606650551" descr="Interfaz de usuario gráfica, Aplicación, Teams&#10;&#10;Descripción generada automáticamente, Imagen"/>
@@ -16505,7 +14858,6 @@
           <w:sz w:val="22"/>
           <w:szCs w:val="22"/>
         </w:rPr>
-        <w:lastRenderedPageBreak/>
         <w:t>Aceptamos los términos de licencia y le damos a siguiente.</w:t>
       </w:r>
     </w:p>
@@ -16544,7 +14896,7 @@
           <w:noProof/>
         </w:rPr>
         <w:drawing>
-          <wp:inline distT="0" distB="0" distL="0" distR="0" wp14:anchorId="3214A5B6" wp14:editId="77AB6B9E">
+          <wp:inline distT="0" distB="0" distL="0" distR="0" wp14:anchorId="3214A5B6" wp14:editId="230101CD">
             <wp:extent cx="3381375" cy="2533650"/>
             <wp:effectExtent l="0" t="0" r="0" b="0"/>
             <wp:docPr id="783874725" name="Imagen 783874725" descr="Interfaz de usuario gráfica, Aplicación&#10;&#10;Descripción generada automáticamente, Imagen"/>
@@ -16740,7 +15092,6 @@
         <w:rPr>
           <w:noProof/>
         </w:rPr>
-        <w:lastRenderedPageBreak/>
         <w:drawing>
           <wp:inline distT="0" distB="0" distL="0" distR="0" wp14:anchorId="37C92F64" wp14:editId="3C2BDCE1">
             <wp:extent cx="4371975" cy="3000375"/>
@@ -16922,7 +15273,6 @@
           <w:sz w:val="22"/>
           <w:szCs w:val="22"/>
         </w:rPr>
-        <w:lastRenderedPageBreak/>
         <w:t>Nada más encender Windows irnos a configuración.</w:t>
       </w:r>
     </w:p>
@@ -16941,7 +15291,7 @@
           <w:noProof/>
         </w:rPr>
         <w:drawing>
-          <wp:inline distT="0" distB="0" distL="0" distR="0" wp14:anchorId="66C00042" wp14:editId="3CDCA4CF">
+          <wp:inline distT="0" distB="0" distL="0" distR="0" wp14:anchorId="66C00042" wp14:editId="2888CBD9">
             <wp:extent cx="3867150" cy="2886075"/>
             <wp:effectExtent l="0" t="0" r="0" b="0"/>
             <wp:docPr id="35036125" name="Imagen 35036125" descr="Captura de pantalla de un celular&#10;&#10;Descripción generada automáticamente, Imagen"/>
@@ -17102,7 +15452,6 @@
           <w:sz w:val="22"/>
           <w:szCs w:val="22"/>
         </w:rPr>
-        <w:lastRenderedPageBreak/>
         <w:t>En caso de que un controlador no se detecte o no este actualizado lo podremos ver en el administrador de dispositivos.</w:t>
       </w:r>
     </w:p>
@@ -17182,19 +15531,8 @@
           <w:sz w:val="22"/>
           <w:szCs w:val="22"/>
         </w:rPr>
-        <w:t xml:space="preserve">En caso de necesitar ser actualizado lo podremos hacer desde Windows </w:t>
-      </w:r>
-      <w:proofErr w:type="spellStart"/>
-      <w:r>
-        <w:rPr>
-          <w:rFonts w:ascii="Arial" w:eastAsia="Arial" w:hAnsi="Arial" w:cs="Arial"/>
-          <w:color w:val="000000" w:themeColor="text1"/>
-          <w:sz w:val="22"/>
-          <w:szCs w:val="22"/>
-        </w:rPr>
-        <w:t>update</w:t>
-      </w:r>
-      <w:proofErr w:type="spellEnd"/>
+        <w:t>En caso de necesitar ser actualizado lo podremos hacer desde Windows update</w:t>
+      </w:r>
     </w:p>
     <w:p>
       <w:pPr>
@@ -17358,6 +15696,796 @@
           <w:right w:val="nil"/>
           <w:between w:val="nil"/>
         </w:pBdr>
+      </w:pPr>
+      <w:r>
+        <w:t>Instalación Kali Linux:</w:t>
+      </w:r>
+    </w:p>
+    <w:p>
+      <w:pPr>
+        <w:pBdr>
+          <w:top w:val="nil"/>
+          <w:left w:val="nil"/>
+          <w:bottom w:val="nil"/>
+          <w:right w:val="nil"/>
+          <w:between w:val="nil"/>
+        </w:pBdr>
+      </w:pPr>
+      <w:r>
+        <w:t>1. Visitar esta página para la instalación y si es el caso</w:t>
+      </w:r>
+    </w:p>
+    <w:p>
+      <w:pPr>
+        <w:pBdr>
+          <w:top w:val="nil"/>
+          <w:left w:val="nil"/>
+          <w:bottom w:val="nil"/>
+          <w:right w:val="nil"/>
+          <w:between w:val="nil"/>
+        </w:pBdr>
+      </w:pPr>
+      <w:r>
+        <w:t>de instalarlo en virtual box se selecciona la opción de</w:t>
+      </w:r>
+    </w:p>
+    <w:p>
+      <w:pPr>
+        <w:pBdr>
+          <w:top w:val="nil"/>
+          <w:left w:val="nil"/>
+          <w:bottom w:val="nil"/>
+          <w:right w:val="nil"/>
+          <w:between w:val="nil"/>
+        </w:pBdr>
+      </w:pPr>
+      <w:r>
+        <w:t>installer images:</w:t>
+      </w:r>
+    </w:p>
+    <w:p>
+      <w:pPr>
+        <w:pBdr>
+          <w:top w:val="nil"/>
+          <w:left w:val="nil"/>
+          <w:bottom w:val="nil"/>
+          <w:right w:val="nil"/>
+          <w:between w:val="nil"/>
+        </w:pBdr>
+      </w:pPr>
+      <w:hyperlink r:id="rId38" w:history="1">
+        <w:r>
+          <w:rPr>
+            <w:rStyle w:val="Hipervnculo"/>
+          </w:rPr>
+          <w:t>https://www.kali.org/get-kali/#kali-platforms</w:t>
+        </w:r>
+      </w:hyperlink>
+    </w:p>
+    <w:p>
+      <w:pPr>
+        <w:pBdr>
+          <w:top w:val="nil"/>
+          <w:left w:val="nil"/>
+          <w:bottom w:val="nil"/>
+          <w:right w:val="nil"/>
+          <w:between w:val="nil"/>
+        </w:pBdr>
+      </w:pPr>
+      <w:r>
+        <w:drawing>
+          <wp:inline distT="0" distB="0" distL="0" distR="0" wp14:anchorId="381EF982" wp14:editId="1756CCB1">
+            <wp:extent cx="5382376" cy="2210108"/>
+            <wp:effectExtent l="0" t="0" r="8890" b="0"/>
+            <wp:docPr id="231051180" name="Imagen 1"/>
+            <wp:cNvGraphicFramePr>
+              <a:graphicFrameLocks xmlns:a="http://schemas.openxmlformats.org/drawingml/2006/main" noChangeAspect="1"/>
+            </wp:cNvGraphicFramePr>
+            <a:graphic xmlns:a="http://schemas.openxmlformats.org/drawingml/2006/main">
+              <a:graphicData uri="http://schemas.openxmlformats.org/drawingml/2006/picture">
+                <pic:pic xmlns:pic="http://schemas.openxmlformats.org/drawingml/2006/picture">
+                  <pic:nvPicPr>
+                    <pic:cNvPr id="231051180" name=""/>
+                    <pic:cNvPicPr/>
+                  </pic:nvPicPr>
+                  <pic:blipFill>
+                    <a:blip r:embed="rId39"/>
+                    <a:stretch>
+                      <a:fillRect/>
+                    </a:stretch>
+                  </pic:blipFill>
+                  <pic:spPr>
+                    <a:xfrm>
+                      <a:off x="0" y="0"/>
+                      <a:ext cx="5382376" cy="2210108"/>
+                    </a:xfrm>
+                    <a:prstGeom prst="rect">
+                      <a:avLst/>
+                    </a:prstGeom>
+                  </pic:spPr>
+                </pic:pic>
+              </a:graphicData>
+            </a:graphic>
+          </wp:inline>
+        </w:drawing>
+      </w:r>
+    </w:p>
+    <w:p>
+      <w:pPr>
+        <w:pBdr>
+          <w:top w:val="nil"/>
+          <w:left w:val="nil"/>
+          <w:bottom w:val="nil"/>
+          <w:right w:val="nil"/>
+          <w:between w:val="nil"/>
+        </w:pBdr>
+      </w:pPr>
+      <w:r>
+        <w:t>2. Se descarga y luego se instala en la virtual box:</w:t>
+      </w:r>
+    </w:p>
+    <w:p>
+      <w:pPr>
+        <w:pBdr>
+          <w:top w:val="nil"/>
+          <w:left w:val="nil"/>
+          <w:bottom w:val="nil"/>
+          <w:right w:val="nil"/>
+          <w:between w:val="nil"/>
+        </w:pBdr>
+      </w:pPr>
+      <w:r>
+        <w:drawing>
+          <wp:inline distT="0" distB="0" distL="0" distR="0" wp14:anchorId="5B83F8C8" wp14:editId="27CEC1F2">
+            <wp:extent cx="4001058" cy="714475"/>
+            <wp:effectExtent l="0" t="0" r="0" b="9525"/>
+            <wp:docPr id="963512861" name="Imagen 1" descr="Texto&#10;&#10;El contenido generado por IA puede ser incorrecto."/>
+            <wp:cNvGraphicFramePr>
+              <a:graphicFrameLocks xmlns:a="http://schemas.openxmlformats.org/drawingml/2006/main" noChangeAspect="1"/>
+            </wp:cNvGraphicFramePr>
+            <a:graphic xmlns:a="http://schemas.openxmlformats.org/drawingml/2006/main">
+              <a:graphicData uri="http://schemas.openxmlformats.org/drawingml/2006/picture">
+                <pic:pic xmlns:pic="http://schemas.openxmlformats.org/drawingml/2006/picture">
+                  <pic:nvPicPr>
+                    <pic:cNvPr id="963512861" name="Imagen 1" descr="Texto&#10;&#10;El contenido generado por IA puede ser incorrecto."/>
+                    <pic:cNvPicPr/>
+                  </pic:nvPicPr>
+                  <pic:blipFill>
+                    <a:blip r:embed="rId40"/>
+                    <a:stretch>
+                      <a:fillRect/>
+                    </a:stretch>
+                  </pic:blipFill>
+                  <pic:spPr>
+                    <a:xfrm>
+                      <a:off x="0" y="0"/>
+                      <a:ext cx="4001058" cy="714475"/>
+                    </a:xfrm>
+                    <a:prstGeom prst="rect">
+                      <a:avLst/>
+                    </a:prstGeom>
+                  </pic:spPr>
+                </pic:pic>
+              </a:graphicData>
+            </a:graphic>
+          </wp:inline>
+        </w:drawing>
+      </w:r>
+    </w:p>
+    <w:p>
+      <w:pPr>
+        <w:pBdr>
+          <w:top w:val="nil"/>
+          <w:left w:val="nil"/>
+          <w:bottom w:val="nil"/>
+          <w:right w:val="nil"/>
+          <w:between w:val="nil"/>
+        </w:pBdr>
+      </w:pPr>
+      <w:r>
+        <w:t>3. Se crea la virtual box con el nombre de Kali Linux:</w:t>
+      </w:r>
+    </w:p>
+    <w:p>
+      <w:pPr>
+        <w:pBdr>
+          <w:top w:val="nil"/>
+          <w:left w:val="nil"/>
+          <w:bottom w:val="nil"/>
+          <w:right w:val="nil"/>
+          <w:between w:val="nil"/>
+        </w:pBdr>
+      </w:pPr>
+      <w:r>
+        <w:drawing>
+          <wp:inline distT="0" distB="0" distL="0" distR="0" wp14:anchorId="2C37BB18" wp14:editId="3FE19EC3">
+            <wp:extent cx="5382376" cy="1609950"/>
+            <wp:effectExtent l="0" t="0" r="0" b="9525"/>
+            <wp:docPr id="1252719869" name="Imagen 1" descr="Interfaz de usuario gráfica, Texto, Aplicación, Correo electrónico&#10;&#10;El contenido generado por IA puede ser incorrecto."/>
+            <wp:cNvGraphicFramePr>
+              <a:graphicFrameLocks xmlns:a="http://schemas.openxmlformats.org/drawingml/2006/main" noChangeAspect="1"/>
+            </wp:cNvGraphicFramePr>
+            <a:graphic xmlns:a="http://schemas.openxmlformats.org/drawingml/2006/main">
+              <a:graphicData uri="http://schemas.openxmlformats.org/drawingml/2006/picture">
+                <pic:pic xmlns:pic="http://schemas.openxmlformats.org/drawingml/2006/picture">
+                  <pic:nvPicPr>
+                    <pic:cNvPr id="1252719869" name="Imagen 1" descr="Interfaz de usuario gráfica, Texto, Aplicación, Correo electrónico&#10;&#10;El contenido generado por IA puede ser incorrecto."/>
+                    <pic:cNvPicPr/>
+                  </pic:nvPicPr>
+                  <pic:blipFill>
+                    <a:blip r:embed="rId41"/>
+                    <a:stretch>
+                      <a:fillRect/>
+                    </a:stretch>
+                  </pic:blipFill>
+                  <pic:spPr>
+                    <a:xfrm>
+                      <a:off x="0" y="0"/>
+                      <a:ext cx="5382376" cy="1609950"/>
+                    </a:xfrm>
+                    <a:prstGeom prst="rect">
+                      <a:avLst/>
+                    </a:prstGeom>
+                  </pic:spPr>
+                </pic:pic>
+              </a:graphicData>
+            </a:graphic>
+          </wp:inline>
+        </w:drawing>
+      </w:r>
+    </w:p>
+    <w:p>
+      <w:pPr>
+        <w:pBdr>
+          <w:top w:val="nil"/>
+          <w:left w:val="nil"/>
+          <w:bottom w:val="nil"/>
+          <w:right w:val="nil"/>
+          <w:between w:val="nil"/>
+        </w:pBdr>
+      </w:pPr>
+      <w:r>
+        <w:t>Y se selecciona en la unidad óptica el instalador:</w:t>
+      </w:r>
+    </w:p>
+    <w:p>
+      <w:pPr>
+        <w:pBdr>
+          <w:top w:val="nil"/>
+          <w:left w:val="nil"/>
+          <w:bottom w:val="nil"/>
+          <w:right w:val="nil"/>
+          <w:between w:val="nil"/>
+        </w:pBdr>
+      </w:pPr>
+      <w:r>
+        <w:drawing>
+          <wp:inline distT="0" distB="0" distL="0" distR="0" wp14:anchorId="5DCA5736" wp14:editId="7C207B9B">
+            <wp:extent cx="5391902" cy="2781688"/>
+            <wp:effectExtent l="0" t="0" r="0" b="0"/>
+            <wp:docPr id="1456867905" name="Imagen 1" descr="Interfaz de usuario gráfica, Texto, Aplicación&#10;&#10;El contenido generado por IA puede ser incorrecto."/>
+            <wp:cNvGraphicFramePr>
+              <a:graphicFrameLocks xmlns:a="http://schemas.openxmlformats.org/drawingml/2006/main" noChangeAspect="1"/>
+            </wp:cNvGraphicFramePr>
+            <a:graphic xmlns:a="http://schemas.openxmlformats.org/drawingml/2006/main">
+              <a:graphicData uri="http://schemas.openxmlformats.org/drawingml/2006/picture">
+                <pic:pic xmlns:pic="http://schemas.openxmlformats.org/drawingml/2006/picture">
+                  <pic:nvPicPr>
+                    <pic:cNvPr id="1456867905" name="Imagen 1" descr="Interfaz de usuario gráfica, Texto, Aplicación&#10;&#10;El contenido generado por IA puede ser incorrecto."/>
+                    <pic:cNvPicPr/>
+                  </pic:nvPicPr>
+                  <pic:blipFill>
+                    <a:blip r:embed="rId42"/>
+                    <a:stretch>
+                      <a:fillRect/>
+                    </a:stretch>
+                  </pic:blipFill>
+                  <pic:spPr>
+                    <a:xfrm>
+                      <a:off x="0" y="0"/>
+                      <a:ext cx="5391902" cy="2781688"/>
+                    </a:xfrm>
+                    <a:prstGeom prst="rect">
+                      <a:avLst/>
+                    </a:prstGeom>
+                  </pic:spPr>
+                </pic:pic>
+              </a:graphicData>
+            </a:graphic>
+          </wp:inline>
+        </w:drawing>
+      </w:r>
+    </w:p>
+    <w:p>
+      <w:pPr>
+        <w:pBdr>
+          <w:top w:val="nil"/>
+          <w:left w:val="nil"/>
+          <w:bottom w:val="nil"/>
+          <w:right w:val="nil"/>
+          <w:between w:val="nil"/>
+        </w:pBdr>
+      </w:pPr>
+      <w:r>
+        <w:t>4. Ya tenemos nuestra maquina:</w:t>
+      </w:r>
+    </w:p>
+    <w:p>
+      <w:pPr>
+        <w:pBdr>
+          <w:top w:val="nil"/>
+          <w:left w:val="nil"/>
+          <w:bottom w:val="nil"/>
+          <w:right w:val="nil"/>
+          <w:between w:val="nil"/>
+        </w:pBdr>
+      </w:pPr>
+      <w:r>
+        <w:drawing>
+          <wp:inline distT="0" distB="0" distL="0" distR="0" wp14:anchorId="7E71AA4D" wp14:editId="1FB5C69C">
+            <wp:extent cx="2143424" cy="571580"/>
+            <wp:effectExtent l="0" t="0" r="0" b="0"/>
+            <wp:docPr id="768786922" name="Imagen 1" descr="Interfaz de usuario gráfica, Texto, Sitio web&#10;&#10;El contenido generado por IA puede ser incorrecto."/>
+            <wp:cNvGraphicFramePr>
+              <a:graphicFrameLocks xmlns:a="http://schemas.openxmlformats.org/drawingml/2006/main" noChangeAspect="1"/>
+            </wp:cNvGraphicFramePr>
+            <a:graphic xmlns:a="http://schemas.openxmlformats.org/drawingml/2006/main">
+              <a:graphicData uri="http://schemas.openxmlformats.org/drawingml/2006/picture">
+                <pic:pic xmlns:pic="http://schemas.openxmlformats.org/drawingml/2006/picture">
+                  <pic:nvPicPr>
+                    <pic:cNvPr id="768786922" name="Imagen 1" descr="Interfaz de usuario gráfica, Texto, Sitio web&#10;&#10;El contenido generado por IA puede ser incorrecto."/>
+                    <pic:cNvPicPr/>
+                  </pic:nvPicPr>
+                  <pic:blipFill>
+                    <a:blip r:embed="rId43"/>
+                    <a:stretch>
+                      <a:fillRect/>
+                    </a:stretch>
+                  </pic:blipFill>
+                  <pic:spPr>
+                    <a:xfrm>
+                      <a:off x="0" y="0"/>
+                      <a:ext cx="2143424" cy="571580"/>
+                    </a:xfrm>
+                    <a:prstGeom prst="rect">
+                      <a:avLst/>
+                    </a:prstGeom>
+                  </pic:spPr>
+                </pic:pic>
+              </a:graphicData>
+            </a:graphic>
+          </wp:inline>
+        </w:drawing>
+      </w:r>
+    </w:p>
+    <w:p>
+      <w:pPr>
+        <w:pBdr>
+          <w:top w:val="nil"/>
+          <w:left w:val="nil"/>
+          <w:bottom w:val="nil"/>
+          <w:right w:val="nil"/>
+          <w:between w:val="nil"/>
+        </w:pBdr>
+      </w:pPr>
+      <w:r>
+        <w:t>5. Menu de instalación:</w:t>
+      </w:r>
+    </w:p>
+    <w:p>
+      <w:pPr>
+        <w:pBdr>
+          <w:top w:val="nil"/>
+          <w:left w:val="nil"/>
+          <w:bottom w:val="nil"/>
+          <w:right w:val="nil"/>
+          <w:between w:val="nil"/>
+        </w:pBdr>
+      </w:pPr>
+      <w:r>
+        <w:drawing>
+          <wp:inline distT="0" distB="0" distL="0" distR="0" wp14:anchorId="6C6D594B" wp14:editId="3A077D05">
+            <wp:extent cx="4896533" cy="3724795"/>
+            <wp:effectExtent l="0" t="0" r="0" b="9525"/>
+            <wp:docPr id="407994371" name="Imagen 1"/>
+            <wp:cNvGraphicFramePr>
+              <a:graphicFrameLocks xmlns:a="http://schemas.openxmlformats.org/drawingml/2006/main" noChangeAspect="1"/>
+            </wp:cNvGraphicFramePr>
+            <a:graphic xmlns:a="http://schemas.openxmlformats.org/drawingml/2006/main">
+              <a:graphicData uri="http://schemas.openxmlformats.org/drawingml/2006/picture">
+                <pic:pic xmlns:pic="http://schemas.openxmlformats.org/drawingml/2006/picture">
+                  <pic:nvPicPr>
+                    <pic:cNvPr id="407994371" name=""/>
+                    <pic:cNvPicPr/>
+                  </pic:nvPicPr>
+                  <pic:blipFill>
+                    <a:blip r:embed="rId44"/>
+                    <a:stretch>
+                      <a:fillRect/>
+                    </a:stretch>
+                  </pic:blipFill>
+                  <pic:spPr>
+                    <a:xfrm>
+                      <a:off x="0" y="0"/>
+                      <a:ext cx="4896533" cy="3724795"/>
+                    </a:xfrm>
+                    <a:prstGeom prst="rect">
+                      <a:avLst/>
+                    </a:prstGeom>
+                  </pic:spPr>
+                </pic:pic>
+              </a:graphicData>
+            </a:graphic>
+          </wp:inline>
+        </w:drawing>
+      </w:r>
+    </w:p>
+    <w:p>
+      <w:pPr>
+        <w:pBdr>
+          <w:top w:val="nil"/>
+          <w:left w:val="nil"/>
+          <w:bottom w:val="nil"/>
+          <w:right w:val="nil"/>
+          <w:between w:val="nil"/>
+        </w:pBdr>
+      </w:pPr>
+      <w:r>
+        <w:t>6. Lo instalamos y nos pedirá seleccionar idioma,</w:t>
+      </w:r>
+    </w:p>
+    <w:p>
+      <w:pPr>
+        <w:pBdr>
+          <w:top w:val="nil"/>
+          <w:left w:val="nil"/>
+          <w:bottom w:val="nil"/>
+          <w:right w:val="nil"/>
+          <w:between w:val="nil"/>
+        </w:pBdr>
+      </w:pPr>
+      <w:r>
+        <w:t>analizara el hardware:</w:t>
+      </w:r>
+    </w:p>
+    <w:p>
+      <w:pPr>
+        <w:pBdr>
+          <w:top w:val="nil"/>
+          <w:left w:val="nil"/>
+          <w:bottom w:val="nil"/>
+          <w:right w:val="nil"/>
+          <w:between w:val="nil"/>
+        </w:pBdr>
+      </w:pPr>
+      <w:r>
+        <w:drawing>
+          <wp:inline distT="0" distB="0" distL="0" distR="0" wp14:anchorId="4F519A25" wp14:editId="191AA4BA">
+            <wp:extent cx="4505954" cy="809738"/>
+            <wp:effectExtent l="0" t="0" r="9525" b="9525"/>
+            <wp:docPr id="1591962298" name="Imagen 1" descr="Interfaz de usuario gráfica, Aplicación&#10;&#10;El contenido generado por IA puede ser incorrecto."/>
+            <wp:cNvGraphicFramePr>
+              <a:graphicFrameLocks xmlns:a="http://schemas.openxmlformats.org/drawingml/2006/main" noChangeAspect="1"/>
+            </wp:cNvGraphicFramePr>
+            <a:graphic xmlns:a="http://schemas.openxmlformats.org/drawingml/2006/main">
+              <a:graphicData uri="http://schemas.openxmlformats.org/drawingml/2006/picture">
+                <pic:pic xmlns:pic="http://schemas.openxmlformats.org/drawingml/2006/picture">
+                  <pic:nvPicPr>
+                    <pic:cNvPr id="1591962298" name="Imagen 1" descr="Interfaz de usuario gráfica, Aplicación&#10;&#10;El contenido generado por IA puede ser incorrecto."/>
+                    <pic:cNvPicPr/>
+                  </pic:nvPicPr>
+                  <pic:blipFill>
+                    <a:blip r:embed="rId45"/>
+                    <a:stretch>
+                      <a:fillRect/>
+                    </a:stretch>
+                  </pic:blipFill>
+                  <pic:spPr>
+                    <a:xfrm>
+                      <a:off x="0" y="0"/>
+                      <a:ext cx="4505954" cy="809738"/>
+                    </a:xfrm>
+                    <a:prstGeom prst="rect">
+                      <a:avLst/>
+                    </a:prstGeom>
+                  </pic:spPr>
+                </pic:pic>
+              </a:graphicData>
+            </a:graphic>
+          </wp:inline>
+        </w:drawing>
+      </w:r>
+    </w:p>
+    <w:p>
+      <w:pPr>
+        <w:pBdr>
+          <w:top w:val="nil"/>
+          <w:left w:val="nil"/>
+          <w:bottom w:val="nil"/>
+          <w:right w:val="nil"/>
+          <w:between w:val="nil"/>
+        </w:pBdr>
+      </w:pPr>
+      <w:r>
+        <w:t>Ponemos el nombre de la maquina:</w:t>
+      </w:r>
+    </w:p>
+    <w:p>
+      <w:pPr>
+        <w:pBdr>
+          <w:top w:val="nil"/>
+          <w:left w:val="nil"/>
+          <w:bottom w:val="nil"/>
+          <w:right w:val="nil"/>
+          <w:between w:val="nil"/>
+        </w:pBdr>
+      </w:pPr>
+      <w:r>
+        <w:drawing>
+          <wp:inline distT="0" distB="0" distL="0" distR="0" wp14:anchorId="648AA899" wp14:editId="6F1BC1ED">
+            <wp:extent cx="5363323" cy="1762371"/>
+            <wp:effectExtent l="0" t="0" r="0" b="9525"/>
+            <wp:docPr id="685361366" name="Imagen 1" descr="Interfaz de usuario gráfica, Texto, Aplicación&#10;&#10;El contenido generado por IA puede ser incorrecto."/>
+            <wp:cNvGraphicFramePr>
+              <a:graphicFrameLocks xmlns:a="http://schemas.openxmlformats.org/drawingml/2006/main" noChangeAspect="1"/>
+            </wp:cNvGraphicFramePr>
+            <a:graphic xmlns:a="http://schemas.openxmlformats.org/drawingml/2006/main">
+              <a:graphicData uri="http://schemas.openxmlformats.org/drawingml/2006/picture">
+                <pic:pic xmlns:pic="http://schemas.openxmlformats.org/drawingml/2006/picture">
+                  <pic:nvPicPr>
+                    <pic:cNvPr id="685361366" name="Imagen 1" descr="Interfaz de usuario gráfica, Texto, Aplicación&#10;&#10;El contenido generado por IA puede ser incorrecto."/>
+                    <pic:cNvPicPr/>
+                  </pic:nvPicPr>
+                  <pic:blipFill>
+                    <a:blip r:embed="rId46"/>
+                    <a:stretch>
+                      <a:fillRect/>
+                    </a:stretch>
+                  </pic:blipFill>
+                  <pic:spPr>
+                    <a:xfrm>
+                      <a:off x="0" y="0"/>
+                      <a:ext cx="5363323" cy="1762371"/>
+                    </a:xfrm>
+                    <a:prstGeom prst="rect">
+                      <a:avLst/>
+                    </a:prstGeom>
+                  </pic:spPr>
+                </pic:pic>
+              </a:graphicData>
+            </a:graphic>
+          </wp:inline>
+        </w:drawing>
+      </w:r>
+    </w:p>
+    <w:p>
+      <w:pPr>
+        <w:pBdr>
+          <w:top w:val="nil"/>
+          <w:left w:val="nil"/>
+          <w:bottom w:val="nil"/>
+          <w:right w:val="nil"/>
+          <w:between w:val="nil"/>
+        </w:pBdr>
+      </w:pPr>
+      <w:r>
+        <w:t>Y también el nombre que queramos:</w:t>
+      </w:r>
+    </w:p>
+    <w:p>
+      <w:pPr>
+        <w:pBdr>
+          <w:top w:val="nil"/>
+          <w:left w:val="nil"/>
+          <w:bottom w:val="nil"/>
+          <w:right w:val="nil"/>
+          <w:between w:val="nil"/>
+        </w:pBdr>
+      </w:pPr>
+      <w:r>
+        <w:drawing>
+          <wp:inline distT="0" distB="0" distL="0" distR="0" wp14:anchorId="6248BD29" wp14:editId="2509A1BA">
+            <wp:extent cx="5363323" cy="2095792"/>
+            <wp:effectExtent l="0" t="0" r="8890" b="0"/>
+            <wp:docPr id="1353715504" name="Imagen 1" descr="Interfaz de usuario gráfica, Texto, Aplicación&#10;&#10;El contenido generado por IA puede ser incorrecto."/>
+            <wp:cNvGraphicFramePr>
+              <a:graphicFrameLocks xmlns:a="http://schemas.openxmlformats.org/drawingml/2006/main" noChangeAspect="1"/>
+            </wp:cNvGraphicFramePr>
+            <a:graphic xmlns:a="http://schemas.openxmlformats.org/drawingml/2006/main">
+              <a:graphicData uri="http://schemas.openxmlformats.org/drawingml/2006/picture">
+                <pic:pic xmlns:pic="http://schemas.openxmlformats.org/drawingml/2006/picture">
+                  <pic:nvPicPr>
+                    <pic:cNvPr id="1353715504" name="Imagen 1" descr="Interfaz de usuario gráfica, Texto, Aplicación&#10;&#10;El contenido generado por IA puede ser incorrecto."/>
+                    <pic:cNvPicPr/>
+                  </pic:nvPicPr>
+                  <pic:blipFill>
+                    <a:blip r:embed="rId47"/>
+                    <a:stretch>
+                      <a:fillRect/>
+                    </a:stretch>
+                  </pic:blipFill>
+                  <pic:spPr>
+                    <a:xfrm>
+                      <a:off x="0" y="0"/>
+                      <a:ext cx="5363323" cy="2095792"/>
+                    </a:xfrm>
+                    <a:prstGeom prst="rect">
+                      <a:avLst/>
+                    </a:prstGeom>
+                  </pic:spPr>
+                </pic:pic>
+              </a:graphicData>
+            </a:graphic>
+          </wp:inline>
+        </w:drawing>
+      </w:r>
+    </w:p>
+    <w:p>
+      <w:pPr>
+        <w:pBdr>
+          <w:top w:val="nil"/>
+          <w:left w:val="nil"/>
+          <w:bottom w:val="nil"/>
+          <w:right w:val="nil"/>
+          <w:between w:val="nil"/>
+        </w:pBdr>
+      </w:pPr>
+      <w:r>
+        <w:t>Y contraseña:</w:t>
+      </w:r>
+    </w:p>
+    <w:p>
+      <w:pPr>
+        <w:pBdr>
+          <w:top w:val="nil"/>
+          <w:left w:val="nil"/>
+          <w:bottom w:val="nil"/>
+          <w:right w:val="nil"/>
+          <w:between w:val="nil"/>
+        </w:pBdr>
+      </w:pPr>
+      <w:r>
+        <w:drawing>
+          <wp:inline distT="0" distB="0" distL="0" distR="0" wp14:anchorId="5A8CABB9" wp14:editId="07633B9F">
+            <wp:extent cx="5382376" cy="1914792"/>
+            <wp:effectExtent l="0" t="0" r="8890" b="9525"/>
+            <wp:docPr id="542305898" name="Imagen 1" descr="Interfaz de usuario gráfica, Texto, Aplicación&#10;&#10;El contenido generado por IA puede ser incorrecto."/>
+            <wp:cNvGraphicFramePr>
+              <a:graphicFrameLocks xmlns:a="http://schemas.openxmlformats.org/drawingml/2006/main" noChangeAspect="1"/>
+            </wp:cNvGraphicFramePr>
+            <a:graphic xmlns:a="http://schemas.openxmlformats.org/drawingml/2006/main">
+              <a:graphicData uri="http://schemas.openxmlformats.org/drawingml/2006/picture">
+                <pic:pic xmlns:pic="http://schemas.openxmlformats.org/drawingml/2006/picture">
+                  <pic:nvPicPr>
+                    <pic:cNvPr id="542305898" name="Imagen 1" descr="Interfaz de usuario gráfica, Texto, Aplicación&#10;&#10;El contenido generado por IA puede ser incorrecto."/>
+                    <pic:cNvPicPr/>
+                  </pic:nvPicPr>
+                  <pic:blipFill>
+                    <a:blip r:embed="rId48"/>
+                    <a:stretch>
+                      <a:fillRect/>
+                    </a:stretch>
+                  </pic:blipFill>
+                  <pic:spPr>
+                    <a:xfrm>
+                      <a:off x="0" y="0"/>
+                      <a:ext cx="5382376" cy="1914792"/>
+                    </a:xfrm>
+                    <a:prstGeom prst="rect">
+                      <a:avLst/>
+                    </a:prstGeom>
+                  </pic:spPr>
+                </pic:pic>
+              </a:graphicData>
+            </a:graphic>
+          </wp:inline>
+        </w:drawing>
+      </w:r>
+    </w:p>
+    <w:p>
+      <w:pPr>
+        <w:pBdr>
+          <w:top w:val="nil"/>
+          <w:left w:val="nil"/>
+          <w:bottom w:val="nil"/>
+          <w:right w:val="nil"/>
+          <w:between w:val="nil"/>
+        </w:pBdr>
+      </w:pPr>
+      <w:r>
+        <w:t>Se instala y ya estaria:</w:t>
+      </w:r>
+    </w:p>
+    <w:p>
+      <w:pPr>
+        <w:pBdr>
+          <w:top w:val="nil"/>
+          <w:left w:val="nil"/>
+          <w:bottom w:val="nil"/>
+          <w:right w:val="nil"/>
+          <w:between w:val="nil"/>
+        </w:pBdr>
+      </w:pPr>
+      <w:r>
+        <w:drawing>
+          <wp:inline distT="0" distB="0" distL="0" distR="0" wp14:anchorId="3ABA3960" wp14:editId="7E0BDF77">
+            <wp:extent cx="5396230" cy="835660"/>
+            <wp:effectExtent l="0" t="0" r="0" b="2540"/>
+            <wp:docPr id="156397596" name="Imagen 1" descr="Escala de tiempo&#10;&#10;El contenido generado por IA puede ser incorrecto."/>
+            <wp:cNvGraphicFramePr>
+              <a:graphicFrameLocks xmlns:a="http://schemas.openxmlformats.org/drawingml/2006/main" noChangeAspect="1"/>
+            </wp:cNvGraphicFramePr>
+            <a:graphic xmlns:a="http://schemas.openxmlformats.org/drawingml/2006/main">
+              <a:graphicData uri="http://schemas.openxmlformats.org/drawingml/2006/picture">
+                <pic:pic xmlns:pic="http://schemas.openxmlformats.org/drawingml/2006/picture">
+                  <pic:nvPicPr>
+                    <pic:cNvPr id="156397596" name="Imagen 1" descr="Escala de tiempo&#10;&#10;El contenido generado por IA puede ser incorrecto."/>
+                    <pic:cNvPicPr/>
+                  </pic:nvPicPr>
+                  <pic:blipFill>
+                    <a:blip r:embed="rId49"/>
+                    <a:stretch>
+                      <a:fillRect/>
+                    </a:stretch>
+                  </pic:blipFill>
+                  <pic:spPr>
+                    <a:xfrm>
+                      <a:off x="0" y="0"/>
+                      <a:ext cx="5396230" cy="835660"/>
+                    </a:xfrm>
+                    <a:prstGeom prst="rect">
+                      <a:avLst/>
+                    </a:prstGeom>
+                  </pic:spPr>
+                </pic:pic>
+              </a:graphicData>
+            </a:graphic>
+          </wp:inline>
+        </w:drawing>
+      </w:r>
+    </w:p>
+    <w:p>
+      <w:pPr>
+        <w:pBdr>
+          <w:top w:val="nil"/>
+          <w:left w:val="nil"/>
+          <w:bottom w:val="nil"/>
+          <w:right w:val="nil"/>
+          <w:between w:val="nil"/>
+        </w:pBdr>
+      </w:pPr>
+    </w:p>
+    <w:p>
+      <w:pPr>
+        <w:pBdr>
+          <w:top w:val="nil"/>
+          <w:left w:val="nil"/>
+          <w:bottom w:val="nil"/>
+          <w:right w:val="nil"/>
+          <w:between w:val="nil"/>
+        </w:pBdr>
+      </w:pPr>
+    </w:p>
+    <w:p>
+      <w:pPr>
+        <w:pBdr>
+          <w:top w:val="nil"/>
+          <w:left w:val="nil"/>
+          <w:bottom w:val="nil"/>
+          <w:right w:val="nil"/>
+          <w:between w:val="nil"/>
+        </w:pBdr>
+      </w:pPr>
+    </w:p>
+    <w:p>
+      <w:pPr>
+        <w:pBdr>
+          <w:top w:val="nil"/>
+          <w:left w:val="nil"/>
+          <w:bottom w:val="nil"/>
+          <w:right w:val="nil"/>
+          <w:between w:val="nil"/>
+        </w:pBdr>
         <w:rPr>
           <w:sz w:val="36"/>
           <w:szCs w:val="36"/>
@@ -17411,21 +16539,7 @@
         <w:rPr>
           <w:lang w:val="es-ES"/>
         </w:rPr>
-        <w:t xml:space="preserve">: Implementar herramientas como Ansible o </w:t>
-      </w:r>
-      <w:proofErr w:type="spellStart"/>
-      <w:r>
-        <w:rPr>
-          <w:lang w:val="es-ES"/>
-        </w:rPr>
-        <w:t>Puppet</w:t>
-      </w:r>
-      <w:proofErr w:type="spellEnd"/>
-      <w:r>
-        <w:rPr>
-          <w:lang w:val="es-ES"/>
-        </w:rPr>
-        <w:t xml:space="preserve"> para la configuración y despliegue automático de sistemas Windows y Linux, asegurando consistencia y reduciendo errores humanos. Esto es especialmente útil para perfiles de usuario variados, permitiendo ajustes personalizados según tareas específicas.</w:t>
+        <w:t>: Implementar herramientas como Ansible o Puppet para la configuración y despliegue automático de sistemas Windows y Linux, asegurando consistencia y reduciendo errores humanos. Esto es especialmente útil para perfiles de usuario variados, permitiendo ajustes personalizados según tareas específicas.</w:t>
       </w:r>
     </w:p>
     <w:p>
@@ -17472,35 +16586,7 @@
         <w:rPr>
           <w:lang w:val="es-ES"/>
         </w:rPr>
-        <w:t xml:space="preserve">: Desarrollar scripts en PowerShell para Windows y </w:t>
-      </w:r>
-      <w:proofErr w:type="spellStart"/>
-      <w:r>
-        <w:rPr>
-          <w:lang w:val="es-ES"/>
-        </w:rPr>
-        <w:t>Bash</w:t>
-      </w:r>
-      <w:proofErr w:type="spellEnd"/>
-      <w:r>
-        <w:rPr>
-          <w:lang w:val="es-ES"/>
-        </w:rPr>
-        <w:t xml:space="preserve"> para Linux. Estos scripts pueden incluir tareas como actualizaciones automáticas, limpieza de logs, monitoreo de recursos y copias de seguridad periódicas. La elección dependerá de los perfiles: PowerShell para entornos empresariales con soporte técnico robusto, y </w:t>
-      </w:r>
-      <w:proofErr w:type="spellStart"/>
-      <w:r>
-        <w:rPr>
-          <w:lang w:val="es-ES"/>
-        </w:rPr>
-        <w:t>Bash</w:t>
-      </w:r>
-      <w:proofErr w:type="spellEnd"/>
-      <w:r>
-        <w:rPr>
-          <w:lang w:val="es-ES"/>
-        </w:rPr>
-        <w:t xml:space="preserve"> para entornos Linux más económicos y flexibles.</w:t>
+        <w:t>: Desarrollar scripts en PowerShell para Windows y Bash para Linux. Estos scripts pueden incluir tareas como actualizaciones automáticas, limpieza de logs, monitoreo de recursos y copias de seguridad periódicas. La elección dependerá de los perfiles: PowerShell para entornos empresariales con soporte técnico robusto, y Bash para entornos Linux más económicos y flexibles.</w:t>
       </w:r>
     </w:p>
     <w:p>
@@ -17653,35 +16739,7 @@
         <w:rPr>
           <w:lang w:val="es-ES"/>
         </w:rPr>
-        <w:t xml:space="preserve">: Crear un sistema centralizado para administrar usuarios en ambos sistemas operativos. En Windows, usar Active </w:t>
-      </w:r>
-      <w:proofErr w:type="spellStart"/>
-      <w:r>
-        <w:rPr>
-          <w:lang w:val="es-ES"/>
-        </w:rPr>
-        <w:t>Directory</w:t>
-      </w:r>
-      <w:proofErr w:type="spellEnd"/>
-      <w:r>
-        <w:rPr>
-          <w:lang w:val="es-ES"/>
-        </w:rPr>
-        <w:t xml:space="preserve"> (AD) para gestionar cuentas, grupos y políticas; en Linux, implementar un servidor LDAP (como </w:t>
-      </w:r>
-      <w:proofErr w:type="spellStart"/>
-      <w:r>
-        <w:rPr>
-          <w:lang w:val="es-ES"/>
-        </w:rPr>
-        <w:t>OpenLDAP</w:t>
-      </w:r>
-      <w:proofErr w:type="spellEnd"/>
-      <w:r>
-        <w:rPr>
-          <w:lang w:val="es-ES"/>
-        </w:rPr>
-        <w:t>) para unificar la autenticación. Esto permite al equipo técnico manejar perfiles diversos desde un solo punto, ajustándose a las necesidades de cada usuario.</w:t>
+        <w:t>: Crear un sistema centralizado para administrar usuarios en ambos sistemas operativos. En Windows, usar Active Directory (AD) para gestionar cuentas, grupos y políticas; en Linux, implementar un servidor LDAP (como OpenLDAP) para unificar la autenticación. Esto permite al equipo técnico manejar perfiles diversos desde un solo punto, ajustándose a las necesidades de cada usuario.</w:t>
       </w:r>
     </w:p>
     <w:p>
@@ -17728,49 +16786,7 @@
         <w:rPr>
           <w:lang w:val="es-ES"/>
         </w:rPr>
-        <w:t xml:space="preserve">: Configurar permisos basados en roles (RBAC). En Windows, asignar permisos mediante grupos de AD, restringiendo acceso según tareas (por ejemplo, usuarios estándar sin acceso a configuraciones críticas). En Linux, usar </w:t>
-      </w:r>
-      <w:proofErr w:type="spellStart"/>
-      <w:r>
-        <w:rPr>
-          <w:lang w:val="es-ES"/>
-        </w:rPr>
-        <w:t>ACLs</w:t>
-      </w:r>
-      <w:proofErr w:type="spellEnd"/>
-      <w:r>
-        <w:rPr>
-          <w:lang w:val="es-ES"/>
-        </w:rPr>
-        <w:t xml:space="preserve"> (Listas de Control de Acceso) y comandos como </w:t>
-      </w:r>
-      <w:proofErr w:type="spellStart"/>
-      <w:r>
-        <w:rPr>
-          <w:lang w:val="es-ES"/>
-        </w:rPr>
-        <w:t>chmod</w:t>
-      </w:r>
-      <w:proofErr w:type="spellEnd"/>
-      <w:r>
-        <w:rPr>
-          <w:lang w:val="es-ES"/>
-        </w:rPr>
-        <w:t xml:space="preserve"> y </w:t>
-      </w:r>
-      <w:proofErr w:type="spellStart"/>
-      <w:r>
-        <w:rPr>
-          <w:lang w:val="es-ES"/>
-        </w:rPr>
-        <w:t>chown</w:t>
-      </w:r>
-      <w:proofErr w:type="spellEnd"/>
-      <w:r>
-        <w:rPr>
-          <w:lang w:val="es-ES"/>
-        </w:rPr>
-        <w:t xml:space="preserve"> para definir permisos granulares, asegurando que usuarios solo accedan a recursos necesarios.</w:t>
+        <w:t>: Configurar permisos basados en roles (RBAC). En Windows, asignar permisos mediante grupos de AD, restringiendo acceso según tareas (por ejemplo, usuarios estándar sin acceso a configuraciones críticas). En Linux, usar ACLs (Listas de Control de Acceso) y comandos como chmod y chown para definir permisos granulares, asegurando que usuarios solo accedan a recursos necesarios.</w:t>
       </w:r>
     </w:p>
     <w:p>
@@ -18057,35 +17073,7 @@
         <w:rPr>
           <w:lang w:val="es-ES"/>
         </w:rPr>
-        <w:t xml:space="preserve">: Usar herramientas como </w:t>
-      </w:r>
-      <w:proofErr w:type="spellStart"/>
-      <w:r>
-        <w:rPr>
-          <w:lang w:val="es-ES"/>
-        </w:rPr>
-        <w:t>Confluence</w:t>
-      </w:r>
-      <w:proofErr w:type="spellEnd"/>
-      <w:r>
-        <w:rPr>
-          <w:lang w:val="es-ES"/>
-        </w:rPr>
-        <w:t xml:space="preserve"> o </w:t>
-      </w:r>
-      <w:proofErr w:type="spellStart"/>
-      <w:r>
-        <w:rPr>
-          <w:lang w:val="es-ES"/>
-        </w:rPr>
-        <w:t>GitBook</w:t>
-      </w:r>
-      <w:proofErr w:type="spellEnd"/>
-      <w:r>
-        <w:rPr>
-          <w:lang w:val="es-ES"/>
-        </w:rPr>
-        <w:t xml:space="preserve"> para mantener la documentación centralizada, accesible y actualizable. Incluir diagramas (por ejemplo, de la red o flujos de trabajo) y ejemplos de scripts (como los de mantenimiento ya mencionados). También documentar las licencias de software utilizadas para cumplir con requisitos legales.</w:t>
+        <w:t>: Usar herramientas como Confluence o GitBook para mantener la documentación centralizada, accesible y actualizable. Incluir diagramas (por ejemplo, de la red o flujos de trabajo) y ejemplos de scripts (como los de mantenimiento ya mencionados). También documentar las licencias de software utilizadas para cumplir con requisitos legales.</w:t>
       </w:r>
     </w:p>
     <w:p>
@@ -18518,7 +17506,6 @@
           <w:szCs w:val="40"/>
           <w:lang w:val="es-ES"/>
         </w:rPr>
-        <w:lastRenderedPageBreak/>
         <w:t>Conclusiones y propuesta final</w:t>
       </w:r>
     </w:p>
@@ -18601,55 +17588,13 @@
         <w:rPr>
           <w:lang w:val="es-ES"/>
         </w:rPr>
-        <w:t xml:space="preserve">En este proyecto, hemos analizado, diseñado e implantado una infraestructura híbrida combinando Windows 10 Pro y Kali Linux para la empresa de ciberseguridad </w:t>
-      </w:r>
-      <w:proofErr w:type="spellStart"/>
-      <w:r>
-        <w:rPr>
-          <w:lang w:val="es-ES"/>
-        </w:rPr>
-        <w:t>Redex</w:t>
-      </w:r>
-      <w:proofErr w:type="spellEnd"/>
-      <w:r>
-        <w:rPr>
-          <w:lang w:val="es-ES"/>
-        </w:rPr>
-        <w:t xml:space="preserve">, cumpliendo con los objetivos establecidos. </w:t>
+        <w:t xml:space="preserve">En este proyecto, hemos analizado, diseñado e implantado una infraestructura híbrida combinando Windows 10 Pro y Kali Linux para la empresa de ciberseguridad Redex, cumpliendo con los objetivos establecidos. </w:t>
       </w:r>
       <w:r>
         <w:rPr>
           <w:lang w:val="en-US"/>
         </w:rPr>
-        <w:t xml:space="preserve">Las </w:t>
-      </w:r>
-      <w:proofErr w:type="spellStart"/>
-      <w:r>
-        <w:rPr>
-          <w:lang w:val="en-US"/>
-        </w:rPr>
-        <w:t>decisiones</w:t>
-      </w:r>
-      <w:proofErr w:type="spellEnd"/>
-      <w:r>
-        <w:rPr>
-          <w:lang w:val="en-US"/>
-        </w:rPr>
-        <w:t xml:space="preserve"> clave </w:t>
-      </w:r>
-      <w:proofErr w:type="spellStart"/>
-      <w:r>
-        <w:rPr>
-          <w:lang w:val="en-US"/>
-        </w:rPr>
-        <w:t>incluyen</w:t>
-      </w:r>
-      <w:proofErr w:type="spellEnd"/>
-      <w:r>
-        <w:rPr>
-          <w:lang w:val="en-US"/>
-        </w:rPr>
-        <w:t>:</w:t>
+        <w:t>Las decisiones clave incluyen:</w:t>
       </w:r>
     </w:p>
     <w:p>
@@ -18681,21 +17626,7 @@
         <w:rPr>
           <w:lang w:val="es-ES"/>
         </w:rPr>
-        <w:t>: Optamos por Windows 10 Pro para departamentos empresariales (Administración, RRHH, Comercial) debido a su compatibilidad con herramientas como Microsoft Office y su facilidad de uso para usuarios no técnicos. Para el área técnica (</w:t>
-      </w:r>
-      <w:proofErr w:type="spellStart"/>
-      <w:r>
-        <w:rPr>
-          <w:lang w:val="es-ES"/>
-        </w:rPr>
-        <w:t>pentesters</w:t>
-      </w:r>
-      <w:proofErr w:type="spellEnd"/>
-      <w:r>
-        <w:rPr>
-          <w:lang w:val="es-ES"/>
-        </w:rPr>
-        <w:t>, analistas de ciberseguridad, desarrolladores), elegimos Kali Linux por su enfoque en herramientas de seguridad, flexibilidad y eficiencia en entornos de auditoría y pruebas de penetración.</w:t>
+        <w:t>: Optamos por Windows 10 Pro para departamentos empresariales (Administración, RRHH, Comercial) debido a su compatibilidad con herramientas como Microsoft Office y su facilidad de uso para usuarios no técnicos. Para el área técnica (pentesters, analistas de ciberseguridad, desarrolladores), elegimos Kali Linux por su enfoque en herramientas de seguridad, flexibilidad y eficiencia en entornos de auditoría y pruebas de penetración.</w:t>
       </w:r>
     </w:p>
     <w:p>
@@ -18759,35 +17690,7 @@
         <w:rPr>
           <w:lang w:val="es-ES"/>
         </w:rPr>
-        <w:t xml:space="preserve">: Implementamos Active </w:t>
-      </w:r>
-      <w:proofErr w:type="spellStart"/>
-      <w:r>
-        <w:rPr>
-          <w:lang w:val="es-ES"/>
-        </w:rPr>
-        <w:t>Directory</w:t>
-      </w:r>
-      <w:proofErr w:type="spellEnd"/>
-      <w:r>
-        <w:rPr>
-          <w:lang w:val="es-ES"/>
-        </w:rPr>
-        <w:t xml:space="preserve"> en Windows para una gestión centralizada de usuarios y permisos en los departamentos empresariales, mientras que en Kali Linux configuramos </w:t>
-      </w:r>
-      <w:proofErr w:type="spellStart"/>
-      <w:r>
-        <w:rPr>
-          <w:lang w:val="es-ES"/>
-        </w:rPr>
-        <w:t>ACLs</w:t>
-      </w:r>
-      <w:proofErr w:type="spellEnd"/>
-      <w:r>
-        <w:rPr>
-          <w:lang w:val="es-ES"/>
-        </w:rPr>
-        <w:t xml:space="preserve"> y políticas de sudo para garantizar un acceso granular y seguro, esencial para los perfiles técnicos.</w:t>
+        <w:t>: Implementamos Active Directory en Windows para una gestión centralizada de usuarios y permisos en los departamentos empresariales, mientras que en Kali Linux configuramos ACLs y políticas de sudo para garantizar un acceso granular y seguro, esencial para los perfiles técnicos.</w:t>
       </w:r>
     </w:p>
     <w:p>
@@ -18819,91 +17722,7 @@
         <w:rPr>
           <w:lang w:val="es-ES"/>
         </w:rPr>
-        <w:t xml:space="preserve">: Aplicamos medidas robustas como actualizaciones automáticas (Windows </w:t>
-      </w:r>
-      <w:proofErr w:type="spellStart"/>
-      <w:r>
-        <w:rPr>
-          <w:lang w:val="es-ES"/>
-        </w:rPr>
-        <w:t>Update</w:t>
-      </w:r>
-      <w:proofErr w:type="spellEnd"/>
-      <w:r>
-        <w:rPr>
-          <w:lang w:val="es-ES"/>
-        </w:rPr>
-        <w:t xml:space="preserve"> y </w:t>
-      </w:r>
-      <w:proofErr w:type="spellStart"/>
-      <w:r>
-        <w:rPr>
-          <w:lang w:val="es-ES"/>
-        </w:rPr>
-        <w:t>unattended-upgrades</w:t>
-      </w:r>
-      <w:proofErr w:type="spellEnd"/>
-      <w:r>
-        <w:rPr>
-          <w:lang w:val="es-ES"/>
-        </w:rPr>
-        <w:t xml:space="preserve"> en Linux), configuraciones de firewall (Windows Defender Firewall y </w:t>
-      </w:r>
-      <w:proofErr w:type="spellStart"/>
-      <w:r>
-        <w:rPr>
-          <w:lang w:val="es-ES"/>
-        </w:rPr>
-        <w:t>ufw</w:t>
-      </w:r>
-      <w:proofErr w:type="spellEnd"/>
-      <w:r>
-        <w:rPr>
-          <w:lang w:val="es-ES"/>
-        </w:rPr>
-        <w:t xml:space="preserve"> en Kali), y herramientas de protección como Microsoft Defender y </w:t>
-      </w:r>
-      <w:proofErr w:type="spellStart"/>
-      <w:r>
-        <w:rPr>
-          <w:lang w:val="es-ES"/>
-        </w:rPr>
-        <w:t>ClamAV</w:t>
-      </w:r>
-      <w:proofErr w:type="spellEnd"/>
-      <w:r>
-        <w:rPr>
-          <w:lang w:val="es-ES"/>
-        </w:rPr>
-        <w:t xml:space="preserve">. La estrategia Red </w:t>
-      </w:r>
-      <w:proofErr w:type="spellStart"/>
-      <w:r>
-        <w:rPr>
-          <w:lang w:val="es-ES"/>
-        </w:rPr>
-        <w:t>Team</w:t>
-      </w:r>
-      <w:proofErr w:type="spellEnd"/>
-      <w:r>
-        <w:rPr>
-          <w:lang w:val="es-ES"/>
-        </w:rPr>
-        <w:t xml:space="preserve"> vs Blue </w:t>
-      </w:r>
-      <w:proofErr w:type="spellStart"/>
-      <w:r>
-        <w:rPr>
-          <w:lang w:val="es-ES"/>
-        </w:rPr>
-        <w:t>Team</w:t>
-      </w:r>
-      <w:proofErr w:type="spellEnd"/>
-      <w:r>
-        <w:rPr>
-          <w:lang w:val="es-ES"/>
-        </w:rPr>
-        <w:t xml:space="preserve"> nos permitió identificar y mitigar vulnerabilidades, fortaleciendo la postura de seguridad.</w:t>
+        <w:t>: Aplicamos medidas robustas como actualizaciones automáticas (Windows Update y unattended-upgrades en Linux), configuraciones de firewall (Windows Defender Firewall y ufw en Kali), y herramientas de protección como Microsoft Defender y ClamAV. La estrategia Red Team vs Blue Team nos permitió identificar y mitigar vulnerabilidades, fortaleciendo la postura de seguridad.</w:t>
       </w:r>
     </w:p>
     <w:p>
@@ -18935,21 +17754,7 @@
         <w:rPr>
           <w:lang w:val="es-ES"/>
         </w:rPr>
-        <w:t xml:space="preserve">: Desarrollamos scripts en PowerShell y </w:t>
-      </w:r>
-      <w:proofErr w:type="spellStart"/>
-      <w:r>
-        <w:rPr>
-          <w:lang w:val="es-ES"/>
-        </w:rPr>
-        <w:t>Bash</w:t>
-      </w:r>
-      <w:proofErr w:type="spellEnd"/>
-      <w:r>
-        <w:rPr>
-          <w:lang w:val="es-ES"/>
-        </w:rPr>
-        <w:t xml:space="preserve"> para tareas como copias de seguridad y limpieza de logs, usando herramientas como Ansible para automatizar despliegues y configuraciones, lo que optimizó la gestión de sistemas.</w:t>
+        <w:t>: Desarrollamos scripts en PowerShell y Bash para tareas como copias de seguridad y limpieza de logs, usando herramientas como Ansible para automatizar despliegues y configuraciones, lo que optimizó la gestión de sistemas.</w:t>
       </w:r>
     </w:p>
     <w:p>
@@ -19005,36 +17810,8 @@
           <w:bCs/>
           <w:lang w:val="en-US"/>
         </w:rPr>
-        <w:t xml:space="preserve">10.2 </w:t>
-      </w:r>
-      <w:proofErr w:type="spellStart"/>
-      <w:r>
-        <w:rPr>
-          <w:b/>
-          <w:bCs/>
-          <w:lang w:val="en-US"/>
-        </w:rPr>
-        <w:t>Evaluación</w:t>
-      </w:r>
-      <w:proofErr w:type="spellEnd"/>
-      <w:r>
-        <w:rPr>
-          <w:b/>
-          <w:bCs/>
-          <w:lang w:val="en-US"/>
-        </w:rPr>
-        <w:t xml:space="preserve"> de </w:t>
-      </w:r>
-      <w:proofErr w:type="spellStart"/>
-      <w:r>
-        <w:rPr>
-          <w:b/>
-          <w:bCs/>
-          <w:lang w:val="en-US"/>
-        </w:rPr>
-        <w:t>Resultados</w:t>
-      </w:r>
-      <w:proofErr w:type="spellEnd"/>
+        <w:t>10.2 Evaluación de Resultados</w:t>
+      </w:r>
     </w:p>
     <w:p>
       <w:pPr>
@@ -19065,49 +17842,7 @@
         <w:rPr>
           <w:lang w:val="es-ES"/>
         </w:rPr>
-        <w:t xml:space="preserve">: La combinación de Windows 10 y Kali Linux resultó estable en entornos virtuales y cumple con las necesidades de los distintos perfiles de usuario en </w:t>
-      </w:r>
-      <w:proofErr w:type="spellStart"/>
-      <w:r>
-        <w:rPr>
-          <w:lang w:val="es-ES"/>
-        </w:rPr>
-        <w:t>Redex</w:t>
-      </w:r>
-      <w:proofErr w:type="spellEnd"/>
-      <w:r>
-        <w:rPr>
-          <w:lang w:val="es-ES"/>
-        </w:rPr>
-        <w:t xml:space="preserve">. Windows ofrece un entorno fiable para tareas empresariales, mientras que Kali Linux es ideal para auditorías y </w:t>
-      </w:r>
-      <w:proofErr w:type="spellStart"/>
-      <w:r>
-        <w:rPr>
-          <w:lang w:val="es-ES"/>
-        </w:rPr>
-        <w:t>pentesting</w:t>
-      </w:r>
-      <w:proofErr w:type="spellEnd"/>
-      <w:r>
-        <w:rPr>
-          <w:lang w:val="es-ES"/>
-        </w:rPr>
-        <w:t xml:space="preserve">, con capacidad de escalar en servidores futuros mediante infraestructura </w:t>
-      </w:r>
-      <w:proofErr w:type="spellStart"/>
-      <w:r>
-        <w:rPr>
-          <w:lang w:val="es-ES"/>
-        </w:rPr>
-        <w:t>cloud</w:t>
-      </w:r>
-      <w:proofErr w:type="spellEnd"/>
-      <w:r>
-        <w:rPr>
-          <w:lang w:val="es-ES"/>
-        </w:rPr>
-        <w:t>.</w:t>
+        <w:t>: La combinación de Windows 10 y Kali Linux resultó estable en entornos virtuales y cumple con las necesidades de los distintos perfiles de usuario en Redex. Windows ofrece un entorno fiable para tareas empresariales, mientras que Kali Linux es ideal para auditorías y pentesting, con capacidad de escalar en servidores futuros mediante infraestructura cloud.</w:t>
       </w:r>
     </w:p>
     <w:p>
@@ -19139,21 +17874,7 @@
         <w:rPr>
           <w:lang w:val="es-ES"/>
         </w:rPr>
-        <w:t xml:space="preserve">: Las medidas implementadas (firewalls, políticas de contraseñas, auditoría de logs) redujeron significativamente los riesgos de seguridad. Kali Linux destacó por su seguridad inherente y herramientas nativas, mientras que Windows requirió configuraciones adicionales (antivirus, </w:t>
-      </w:r>
-      <w:proofErr w:type="spellStart"/>
-      <w:r>
-        <w:rPr>
-          <w:lang w:val="es-ES"/>
-        </w:rPr>
-        <w:t>GPOs</w:t>
-      </w:r>
-      <w:proofErr w:type="spellEnd"/>
-      <w:r>
-        <w:rPr>
-          <w:lang w:val="es-ES"/>
-        </w:rPr>
-        <w:t>) para alcanzar un nivel comparable.</w:t>
+        <w:t>: Las medidas implementadas (firewalls, políticas de contraseñas, auditoría de logs) redujeron significativamente los riesgos de seguridad. Kali Linux destacó por su seguridad inherente y herramientas nativas, mientras que Windows requirió configuraciones adicionales (antivirus, GPOs) para alcanzar un nivel comparable.</w:t>
       </w:r>
     </w:p>
     <w:p>
@@ -19191,77 +17912,7 @@
         <w:rPr>
           <w:lang w:val="en-US"/>
         </w:rPr>
-        <w:t xml:space="preserve">Este </w:t>
-      </w:r>
-      <w:proofErr w:type="spellStart"/>
-      <w:r>
-        <w:rPr>
-          <w:lang w:val="en-US"/>
-        </w:rPr>
-        <w:t>enfoque</w:t>
-      </w:r>
-      <w:proofErr w:type="spellEnd"/>
-      <w:r>
-        <w:rPr>
-          <w:lang w:val="en-US"/>
-        </w:rPr>
-        <w:t xml:space="preserve"> </w:t>
-      </w:r>
-      <w:proofErr w:type="spellStart"/>
-      <w:r>
-        <w:rPr>
-          <w:lang w:val="en-US"/>
-        </w:rPr>
-        <w:t>híbrido</w:t>
-      </w:r>
-      <w:proofErr w:type="spellEnd"/>
-      <w:r>
-        <w:rPr>
-          <w:lang w:val="en-US"/>
-        </w:rPr>
-        <w:t xml:space="preserve"> </w:t>
-      </w:r>
-      <w:proofErr w:type="spellStart"/>
-      <w:r>
-        <w:rPr>
-          <w:lang w:val="en-US"/>
-        </w:rPr>
-        <w:t>optimizó</w:t>
-      </w:r>
-      <w:proofErr w:type="spellEnd"/>
-      <w:r>
-        <w:rPr>
-          <w:lang w:val="en-US"/>
-        </w:rPr>
-        <w:t xml:space="preserve"> </w:t>
-      </w:r>
-      <w:proofErr w:type="spellStart"/>
-      <w:r>
-        <w:rPr>
-          <w:lang w:val="en-US"/>
-        </w:rPr>
-        <w:t>el</w:t>
-      </w:r>
-      <w:proofErr w:type="spellEnd"/>
-      <w:r>
-        <w:rPr>
-          <w:lang w:val="en-US"/>
-        </w:rPr>
-        <w:t xml:space="preserve"> </w:t>
-      </w:r>
-      <w:proofErr w:type="spellStart"/>
-      <w:r>
-        <w:rPr>
-          <w:lang w:val="en-US"/>
-        </w:rPr>
-        <w:t>presupuesto</w:t>
-      </w:r>
-      <w:proofErr w:type="spellEnd"/>
-      <w:r>
-        <w:rPr>
-          <w:lang w:val="en-US"/>
-        </w:rPr>
-        <w:t xml:space="preserve"> general.</w:t>
+        <w:t>Este enfoque híbrido optimizó el presupuesto general.</w:t>
       </w:r>
     </w:p>
     <w:p>
@@ -19337,21 +17988,7 @@
         <w:rPr>
           <w:lang w:val="es-ES"/>
         </w:rPr>
-        <w:t xml:space="preserve">Basándonos en los resultados, proponemos la siguiente arquitectura definitiva para </w:t>
-      </w:r>
-      <w:proofErr w:type="spellStart"/>
-      <w:r>
-        <w:rPr>
-          <w:lang w:val="es-ES"/>
-        </w:rPr>
-        <w:t>Redex</w:t>
-      </w:r>
-      <w:proofErr w:type="spellEnd"/>
-      <w:r>
-        <w:rPr>
-          <w:lang w:val="es-ES"/>
-        </w:rPr>
-        <w:t>:</w:t>
+        <w:t>Basándonos en los resultados, proponemos la siguiente arquitectura definitiva para Redex:</w:t>
       </w:r>
     </w:p>
     <w:p>
@@ -19371,7 +18008,6 @@
           <w:lang w:val="en-US"/>
         </w:rPr>
       </w:pPr>
-      <w:proofErr w:type="spellStart"/>
       <w:r>
         <w:rPr>
           <w:b/>
@@ -19380,7 +18016,6 @@
         </w:rPr>
         <w:t>Servidores</w:t>
       </w:r>
-      <w:proofErr w:type="spellEnd"/>
       <w:r>
         <w:rPr>
           <w:lang w:val="en-US"/>
@@ -19409,70 +18044,7 @@
         <w:rPr>
           <w:lang w:val="es-ES"/>
         </w:rPr>
-        <w:t xml:space="preserve">Un servidor Kali Linux para gestionar herramientas de ciberseguridad (SIEM, IDS/IPS, </w:t>
-      </w:r>
-      <w:proofErr w:type="spellStart"/>
-      <w:r>
-        <w:rPr>
-          <w:lang w:val="es-ES"/>
-        </w:rPr>
-        <w:t>honeypots</w:t>
-      </w:r>
-      <w:proofErr w:type="spellEnd"/>
-      <w:r>
-        <w:rPr>
-          <w:lang w:val="es-ES"/>
-        </w:rPr>
-        <w:t xml:space="preserve">) y pruebas de penetración. Configurado con </w:t>
-      </w:r>
-      <w:proofErr w:type="spellStart"/>
-      <w:r>
-        <w:rPr>
-          <w:lang w:val="es-ES"/>
-        </w:rPr>
-        <w:t>ufw</w:t>
-      </w:r>
-      <w:proofErr w:type="spellEnd"/>
-      <w:r>
-        <w:rPr>
-          <w:lang w:val="es-ES"/>
-        </w:rPr>
-        <w:t xml:space="preserve"> para </w:t>
-      </w:r>
-      <w:r>
-        <w:rPr>
-          <w:lang w:val="es-ES"/>
-        </w:rPr>
-        <w:lastRenderedPageBreak/>
-        <w:t xml:space="preserve">firewall, </w:t>
-      </w:r>
-      <w:proofErr w:type="spellStart"/>
-      <w:r>
-        <w:rPr>
-          <w:lang w:val="es-ES"/>
-        </w:rPr>
-        <w:t>rsync</w:t>
-      </w:r>
-      <w:proofErr w:type="spellEnd"/>
-      <w:r>
-        <w:rPr>
-          <w:lang w:val="es-ES"/>
-        </w:rPr>
-        <w:t xml:space="preserve"> para copias de seguridad, y autenticación </w:t>
-      </w:r>
-      <w:proofErr w:type="spellStart"/>
-      <w:r>
-        <w:rPr>
-          <w:lang w:val="es-ES"/>
-        </w:rPr>
-        <w:t>multifactor</w:t>
-      </w:r>
-      <w:proofErr w:type="spellEnd"/>
-      <w:r>
-        <w:rPr>
-          <w:lang w:val="es-ES"/>
-        </w:rPr>
-        <w:t xml:space="preserve"> para accesos remotos.</w:t>
+        <w:t>Un servidor Kali Linux para gestionar herramientas de ciberseguridad (SIEM, IDS/IPS, honeypots) y pruebas de penetración. Configurado con ufw para firewall, rsync para copias de seguridad, y autenticación multifactor para accesos remotos.</w:t>
       </w:r>
     </w:p>
     <w:p>
@@ -19496,21 +18068,7 @@
         <w:rPr>
           <w:lang w:val="es-ES"/>
         </w:rPr>
-        <w:t xml:space="preserve">Un servidor Windows 10 Pro (o Windows Server en un entorno real) para Active </w:t>
-      </w:r>
-      <w:proofErr w:type="spellStart"/>
-      <w:r>
-        <w:rPr>
-          <w:lang w:val="es-ES"/>
-        </w:rPr>
-        <w:t>Directory</w:t>
-      </w:r>
-      <w:proofErr w:type="spellEnd"/>
-      <w:r>
-        <w:rPr>
-          <w:lang w:val="es-ES"/>
-        </w:rPr>
-        <w:t>, permitiendo la gestión centralizada de usuarios y la integración con servicios como SharePoint para los departamentos empresariales.</w:t>
+        <w:t>Un servidor Windows 10 Pro (o Windows Server en un entorno real) para Active Directory, permitiendo la gestión centralizada de usuarios y la integración con servicios como SharePoint para los departamentos empresariales.</w:t>
       </w:r>
     </w:p>
     <w:p>
@@ -19530,34 +18088,14 @@
           <w:lang w:val="en-US"/>
         </w:rPr>
       </w:pPr>
-      <w:proofErr w:type="spellStart"/>
       <w:r>
         <w:rPr>
           <w:b/>
           <w:bCs/>
           <w:lang w:val="en-US"/>
         </w:rPr>
-        <w:t>Estaciones</w:t>
-      </w:r>
-      <w:proofErr w:type="spellEnd"/>
-      <w:r>
-        <w:rPr>
-          <w:b/>
-          <w:bCs/>
-          <w:lang w:val="en-US"/>
-        </w:rPr>
-        <w:t xml:space="preserve"> de </w:t>
-      </w:r>
-      <w:proofErr w:type="spellStart"/>
-      <w:r>
-        <w:rPr>
-          <w:b/>
-          <w:bCs/>
-          <w:lang w:val="en-US"/>
-        </w:rPr>
-        <w:t>Trabajo</w:t>
-      </w:r>
-      <w:proofErr w:type="spellEnd"/>
+        <w:t>Estaciones de Trabajo</w:t>
+      </w:r>
       <w:r>
         <w:rPr>
           <w:lang w:val="en-US"/>
@@ -19586,21 +18124,7 @@
         <w:rPr>
           <w:lang w:val="es-ES"/>
         </w:rPr>
-        <w:t xml:space="preserve">Departamentos Empresariales (Administración, RRHH, Comercial): Equipos con Windows 10 Pro, configurados con Microsoft Office, acceso a Active </w:t>
-      </w:r>
-      <w:proofErr w:type="spellStart"/>
-      <w:r>
-        <w:rPr>
-          <w:lang w:val="es-ES"/>
-        </w:rPr>
-        <w:t>Directory</w:t>
-      </w:r>
-      <w:proofErr w:type="spellEnd"/>
-      <w:r>
-        <w:rPr>
-          <w:lang w:val="es-ES"/>
-        </w:rPr>
-        <w:t>, y políticas de seguridad (firewall, actualizaciones automáticas, Microsoft Defender).</w:t>
+        <w:t>Departamentos Empresariales (Administración, RRHH, Comercial): Equipos con Windows 10 Pro, configurados con Microsoft Office, acceso a Active Directory, y políticas de seguridad (firewall, actualizaciones automáticas, Microsoft Defender).</w:t>
       </w:r>
     </w:p>
     <w:p>
@@ -19624,49 +18148,7 @@
         <w:rPr>
           <w:lang w:val="es-ES"/>
         </w:rPr>
-        <w:t>Departamentos Técnicos (</w:t>
-      </w:r>
-      <w:proofErr w:type="spellStart"/>
-      <w:r>
-        <w:rPr>
-          <w:lang w:val="es-ES"/>
-        </w:rPr>
-        <w:t>Pentesters</w:t>
-      </w:r>
-      <w:proofErr w:type="spellEnd"/>
-      <w:r>
-        <w:rPr>
-          <w:lang w:val="es-ES"/>
-        </w:rPr>
-        <w:t xml:space="preserve">, Analistas, Desarrolladores): Estaciones con Kali Linux, equipadas con herramientas como </w:t>
-      </w:r>
-      <w:proofErr w:type="spellStart"/>
-      <w:r>
-        <w:rPr>
-          <w:lang w:val="es-ES"/>
-        </w:rPr>
-        <w:t>Metasploit</w:t>
-      </w:r>
-      <w:proofErr w:type="spellEnd"/>
-      <w:r>
-        <w:rPr>
-          <w:lang w:val="es-ES"/>
-        </w:rPr>
-        <w:t xml:space="preserve">, </w:t>
-      </w:r>
-      <w:proofErr w:type="spellStart"/>
-      <w:r>
-        <w:rPr>
-          <w:lang w:val="es-ES"/>
-        </w:rPr>
-        <w:t>Burp</w:t>
-      </w:r>
-      <w:proofErr w:type="spellEnd"/>
-      <w:r>
-        <w:rPr>
-          <w:lang w:val="es-ES"/>
-        </w:rPr>
-        <w:t xml:space="preserve"> Suite y Wireshark, configuradas con permisos estrictos y cifrado de datos.</w:t>
+        <w:t>Departamentos Técnicos (Pentesters, Analistas, Desarrolladores): Estaciones con Kali Linux, equipadas con herramientas como Metasploit, Burp Suite y Wireshark, configuradas con permisos estrictos y cifrado de datos.</w:t>
       </w:r>
     </w:p>
     <w:p>
@@ -19692,18 +18174,8 @@
           <w:bCs/>
           <w:lang w:val="en-US"/>
         </w:rPr>
-        <w:t xml:space="preserve">Red e </w:t>
-      </w:r>
-      <w:proofErr w:type="spellStart"/>
-      <w:r>
-        <w:rPr>
-          <w:b/>
-          <w:bCs/>
-          <w:lang w:val="en-US"/>
-        </w:rPr>
-        <w:t>Integración</w:t>
-      </w:r>
-      <w:proofErr w:type="spellEnd"/>
+        <w:t>Red e Integración</w:t>
+      </w:r>
       <w:r>
         <w:rPr>
           <w:lang w:val="en-US"/>
@@ -19732,21 +18204,7 @@
         <w:rPr>
           <w:lang w:val="es-ES"/>
         </w:rPr>
-        <w:t xml:space="preserve">Segmentación de red para separar los departamentos técnicos y empresariales, con accesos VPN (usando </w:t>
-      </w:r>
-      <w:proofErr w:type="spellStart"/>
-      <w:r>
-        <w:rPr>
-          <w:lang w:val="es-ES"/>
-        </w:rPr>
-        <w:t>OpenVPN</w:t>
-      </w:r>
-      <w:proofErr w:type="spellEnd"/>
-      <w:r>
-        <w:rPr>
-          <w:lang w:val="es-ES"/>
-        </w:rPr>
-        <w:t xml:space="preserve"> en Kali) para trabajo remoto.</w:t>
+        <w:t>Segmentación de red para separar los departamentos técnicos y empresariales, con accesos VPN (usando OpenVPN en Kali) para trabajo remoto.</w:t>
       </w:r>
     </w:p>
     <w:p>
@@ -19790,34 +18248,14 @@
           <w:lang w:val="en-US"/>
         </w:rPr>
       </w:pPr>
-      <w:proofErr w:type="spellStart"/>
       <w:r>
         <w:rPr>
           <w:b/>
           <w:bCs/>
           <w:lang w:val="en-US"/>
         </w:rPr>
-        <w:t>Mantenimiento</w:t>
-      </w:r>
-      <w:proofErr w:type="spellEnd"/>
-      <w:r>
-        <w:rPr>
-          <w:b/>
-          <w:bCs/>
-          <w:lang w:val="en-US"/>
-        </w:rPr>
-        <w:t xml:space="preserve"> y </w:t>
-      </w:r>
-      <w:proofErr w:type="spellStart"/>
-      <w:r>
-        <w:rPr>
-          <w:b/>
-          <w:bCs/>
-          <w:lang w:val="en-US"/>
-        </w:rPr>
-        <w:t>Seguridad</w:t>
-      </w:r>
-      <w:proofErr w:type="spellEnd"/>
+        <w:t>Mantenimiento y Seguridad</w:t>
+      </w:r>
       <w:r>
         <w:rPr>
           <w:lang w:val="en-US"/>
@@ -19846,21 +18284,7 @@
         <w:rPr>
           <w:lang w:val="es-ES"/>
         </w:rPr>
-        <w:t>Scripts automatizados para copias de seguridad diarias (</w:t>
-      </w:r>
-      <w:proofErr w:type="spellStart"/>
-      <w:r>
-        <w:rPr>
-          <w:lang w:val="es-ES"/>
-        </w:rPr>
-        <w:t>rsync</w:t>
-      </w:r>
-      <w:proofErr w:type="spellEnd"/>
-      <w:r>
-        <w:rPr>
-          <w:lang w:val="es-ES"/>
-        </w:rPr>
-        <w:t xml:space="preserve"> en Linux, tareas programadas en Windows) y limpieza de logs.</w:t>
+        <w:t>Scripts automatizados para copias de seguridad diarias (rsync en Linux, tareas programadas en Windows) y limpieza de logs.</w:t>
       </w:r>
     </w:p>
     <w:p>
@@ -19884,21 +18308,7 @@
         <w:rPr>
           <w:lang w:val="es-ES"/>
         </w:rPr>
-        <w:t xml:space="preserve">Monitoreo continuo con herramientas como </w:t>
-      </w:r>
-      <w:proofErr w:type="spellStart"/>
-      <w:r>
-        <w:rPr>
-          <w:lang w:val="es-ES"/>
-        </w:rPr>
-        <w:t>Zabbix</w:t>
-      </w:r>
-      <w:proofErr w:type="spellEnd"/>
-      <w:r>
-        <w:rPr>
-          <w:lang w:val="es-ES"/>
-        </w:rPr>
-        <w:t xml:space="preserve"> en Kali Linux y el Visor de Eventos en Windows.</w:t>
+        <w:t>Monitoreo continuo con herramientas como Zabbix en Kali Linux y el Visor de Eventos en Windows.</w:t>
       </w:r>
     </w:p>
     <w:p>
@@ -19946,36 +18356,8 @@
           <w:bCs/>
           <w:lang w:val="en-US"/>
         </w:rPr>
-        <w:t xml:space="preserve">10.4 </w:t>
-      </w:r>
-      <w:proofErr w:type="spellStart"/>
-      <w:r>
-        <w:rPr>
-          <w:b/>
-          <w:bCs/>
-          <w:lang w:val="en-US"/>
-        </w:rPr>
-        <w:t>Ventajas</w:t>
-      </w:r>
-      <w:proofErr w:type="spellEnd"/>
-      <w:r>
-        <w:rPr>
-          <w:b/>
-          <w:bCs/>
-          <w:lang w:val="en-US"/>
-        </w:rPr>
-        <w:t xml:space="preserve"> y </w:t>
-      </w:r>
-      <w:proofErr w:type="spellStart"/>
-      <w:r>
-        <w:rPr>
-          <w:b/>
-          <w:bCs/>
-          <w:lang w:val="en-US"/>
-        </w:rPr>
-        <w:t>Desventajas</w:t>
-      </w:r>
-      <w:proofErr w:type="spellEnd"/>
+        <w:t>10.4 Ventajas y Desventajas</w:t>
+      </w:r>
     </w:p>
     <w:p>
       <w:pPr>
@@ -19994,7 +18376,6 @@
           <w:lang w:val="en-US"/>
         </w:rPr>
       </w:pPr>
-      <w:proofErr w:type="spellStart"/>
       <w:r>
         <w:rPr>
           <w:b/>
@@ -20003,7 +18384,6 @@
         </w:rPr>
         <w:t>Ventajas</w:t>
       </w:r>
-      <w:proofErr w:type="spellEnd"/>
       <w:r>
         <w:rPr>
           <w:lang w:val="en-US"/>
@@ -20040,21 +18420,7 @@
         <w:rPr>
           <w:lang w:val="es-ES"/>
         </w:rPr>
-        <w:t xml:space="preserve">: Facilidad de uso para usuarios no técnicos, compatibilidad con software empresarial, integración con Active </w:t>
-      </w:r>
-      <w:proofErr w:type="spellStart"/>
-      <w:r>
-        <w:rPr>
-          <w:lang w:val="es-ES"/>
-        </w:rPr>
-        <w:t>Directory</w:t>
-      </w:r>
-      <w:proofErr w:type="spellEnd"/>
-      <w:r>
-        <w:rPr>
-          <w:lang w:val="es-ES"/>
-        </w:rPr>
-        <w:t>.</w:t>
+        <w:t>: Facilidad de uso para usuarios no técnicos, compatibilidad con software empresarial, integración con Active Directory.</w:t>
       </w:r>
     </w:p>
     <w:p>
@@ -20130,7 +18496,6 @@
           <w:lang w:val="en-US"/>
         </w:rPr>
       </w:pPr>
-      <w:proofErr w:type="spellStart"/>
       <w:r>
         <w:rPr>
           <w:b/>
@@ -20139,7 +18504,6 @@
         </w:rPr>
         <w:t>Desventajas</w:t>
       </w:r>
-      <w:proofErr w:type="spellEnd"/>
       <w:r>
         <w:rPr>
           <w:lang w:val="en-US"/>
@@ -20176,21 +18540,7 @@
         <w:rPr>
           <w:lang w:val="es-ES"/>
         </w:rPr>
-        <w:t xml:space="preserve">: Coste de licencias, mayor exposición a </w:t>
-      </w:r>
-      <w:proofErr w:type="gramStart"/>
-      <w:r>
-        <w:rPr>
-          <w:lang w:val="es-ES"/>
-        </w:rPr>
-        <w:t>malware,</w:t>
-      </w:r>
-      <w:proofErr w:type="gramEnd"/>
-      <w:r>
-        <w:rPr>
-          <w:lang w:val="es-ES"/>
-        </w:rPr>
-        <w:t xml:space="preserve"> requiere más configuraciones de seguridad.</w:t>
+        <w:t>: Coste de licencias, mayor exposición a malware, requiere más configuraciones de seguridad.</w:t>
       </w:r>
     </w:p>
     <w:p>
@@ -20294,35 +18644,7 @@
         <w:rPr>
           <w:lang w:val="es-ES"/>
         </w:rPr>
-        <w:t xml:space="preserve">La estrategia Red </w:t>
-      </w:r>
-      <w:proofErr w:type="spellStart"/>
-      <w:r>
-        <w:rPr>
-          <w:lang w:val="es-ES"/>
-        </w:rPr>
-        <w:t>Team</w:t>
-      </w:r>
-      <w:proofErr w:type="spellEnd"/>
-      <w:r>
-        <w:rPr>
-          <w:lang w:val="es-ES"/>
-        </w:rPr>
-        <w:t xml:space="preserve"> vs Blue </w:t>
-      </w:r>
-      <w:proofErr w:type="spellStart"/>
-      <w:r>
-        <w:rPr>
-          <w:lang w:val="es-ES"/>
-        </w:rPr>
-        <w:t>Team</w:t>
-      </w:r>
-      <w:proofErr w:type="spellEnd"/>
-      <w:r>
-        <w:rPr>
-          <w:lang w:val="es-ES"/>
-        </w:rPr>
-        <w:t xml:space="preserve"> fue clave para entender la importancia de la seguridad proactiva.</w:t>
+        <w:t>La estrategia Red Team vs Blue Team fue clave para entender la importancia de la seguridad proactiva.</w:t>
       </w:r>
     </w:p>
     <w:p>
@@ -20394,51 +18716,27 @@
           <w:bCs/>
           <w:lang w:val="es-ES"/>
         </w:rPr>
-        <w:t xml:space="preserve">10.6 </w:t>
-      </w:r>
-      <w:proofErr w:type="gramStart"/>
-      <w:r>
-        <w:rPr>
-          <w:b/>
-          <w:bCs/>
-          <w:lang w:val="es-ES"/>
-        </w:rPr>
-        <w:t>Conclusión Final</w:t>
-      </w:r>
-      <w:proofErr w:type="gramEnd"/>
-    </w:p>
-    <w:p>
-      <w:pPr>
-        <w:pBdr>
-          <w:top w:val="nil"/>
-          <w:left w:val="nil"/>
-          <w:bottom w:val="nil"/>
-          <w:right w:val="nil"/>
-          <w:between w:val="nil"/>
-        </w:pBdr>
-        <w:rPr>
-          <w:lang w:val="es-ES"/>
-        </w:rPr>
-      </w:pPr>
-      <w:r>
-        <w:rPr>
-          <w:lang w:val="es-ES"/>
-        </w:rPr>
-        <w:t xml:space="preserve">La implantación de una infraestructura híbrida con Windows 10 Pro y Kali Linux satisface las necesidades de </w:t>
-      </w:r>
-      <w:proofErr w:type="spellStart"/>
-      <w:r>
-        <w:rPr>
-          <w:lang w:val="es-ES"/>
-        </w:rPr>
-        <w:t>Redex</w:t>
-      </w:r>
-      <w:proofErr w:type="spellEnd"/>
-      <w:r>
-        <w:rPr>
-          <w:lang w:val="es-ES"/>
-        </w:rPr>
-        <w:t>, proporcionando una solución equilibrada para sus departamentos técnicos y empresariales. Este enfoque no solo cumple con los requisitos de estabilidad, seguridad y adecuación a los perfiles de usuario, sino que también establece una base escalable para el crecimiento futuro de la empresa, optimizando costes y recursos.</w:t>
+        <w:t>10.6 Conclusión Final</w:t>
+      </w:r>
+    </w:p>
+    <w:p>
+      <w:pPr>
+        <w:pBdr>
+          <w:top w:val="nil"/>
+          <w:left w:val="nil"/>
+          <w:bottom w:val="nil"/>
+          <w:right w:val="nil"/>
+          <w:between w:val="nil"/>
+        </w:pBdr>
+        <w:rPr>
+          <w:lang w:val="es-ES"/>
+        </w:rPr>
+      </w:pPr>
+      <w:r>
+        <w:rPr>
+          <w:lang w:val="es-ES"/>
+        </w:rPr>
+        <w:t>La implantación de una infraestructura híbrida con Windows 10 Pro y Kali Linux satisface las necesidades de Redex, proporcionando una solución equilibrada para sus departamentos técnicos y empresariales. Este enfoque no solo cumple con los requisitos de estabilidad, seguridad y adecuación a los perfiles de usuario, sino que también establece una base escalable para el crecimiento futuro de la empresa, optimizando costes y recursos.</w:t>
       </w:r>
     </w:p>
     <w:p>
@@ -20574,7 +18872,6 @@
           <w:sz w:val="28"/>
           <w:szCs w:val="28"/>
         </w:rPr>
-        <w:lastRenderedPageBreak/>
         <w:t>6. LÍNEAS DE INVESTIGACIÓN FUTURAS</w:t>
       </w:r>
     </w:p>
@@ -20653,7 +18950,6 @@
           <w:sz w:val="28"/>
           <w:szCs w:val="28"/>
         </w:rPr>
-        <w:lastRenderedPageBreak/>
         <w:t>7. BIBLIOGRAFÍA</w:t>
       </w:r>
       <w:r>
@@ -20685,7 +18981,6 @@
           <w:sz w:val="28"/>
           <w:szCs w:val="28"/>
         </w:rPr>
-        <w:lastRenderedPageBreak/>
         <w:t>8. ANEXOS</w:t>
       </w:r>
       <w:r>
@@ -20717,7 +19012,6 @@
           <w:sz w:val="28"/>
           <w:szCs w:val="28"/>
         </w:rPr>
-        <w:lastRenderedPageBreak/>
         <w:t>9. OTROS PUNTOS</w:t>
       </w:r>
     </w:p>
@@ -20870,8 +19164,8 @@
       </w:r>
     </w:p>
     <w:sectPr>
-      <w:headerReference w:type="default" r:id="rId38"/>
-      <w:footerReference w:type="default" r:id="rId39"/>
+      <w:headerReference w:type="default" r:id="rId50"/>
+      <w:footerReference w:type="default" r:id="rId51"/>
       <w:pgSz w:w="11900" w:h="16840"/>
       <w:pgMar w:top="1043" w:right="1701" w:bottom="1990" w:left="1701" w:header="720" w:footer="253" w:gutter="0"/>
       <w:pgNumType w:start="1"/>
@@ -30857,23 +29151,6 @@
 </file>
 
 <file path=customXml/item2.xml><?xml version="1.0" encoding="utf-8"?>
-<p:properties xmlns:p="http://schemas.microsoft.com/office/2006/metadata/properties" xmlns:xsi="http://www.w3.org/2001/XMLSchema-instance" xmlns:pc="http://schemas.microsoft.com/office/infopath/2007/PartnerControls">
-  <documentManagement>
-    <_activity xmlns="7713669d-9321-4e2a-a1d7-f1aa3e52e558" xsi:nil="true"/>
-  </documentManagement>
-</p:properties>
-</file>
-
-<file path=customXml/item3.xml><?xml version="1.0" encoding="utf-8"?>
-<?mso-contentType ?>
-<FormTemplates xmlns="http://schemas.microsoft.com/sharepoint/v3/contenttype/forms">
-  <Display>DocumentLibraryForm</Display>
-  <Edit>DocumentLibraryForm</Edit>
-  <New>DocumentLibraryForm</New>
-</FormTemplates>
-</file>
-
-<file path=customXml/item4.xml><?xml version="1.0" encoding="utf-8"?>
 <ct:contentTypeSchema xmlns:ct="http://schemas.microsoft.com/office/2006/metadata/contentType" xmlns:ma="http://schemas.microsoft.com/office/2006/metadata/properties/metaAttributes" ct:_="" ma:_="" ma:contentTypeName="Documento" ma:contentTypeID="0x0101005A693247CE1B7F4EB373C1D952AF144A" ma:contentTypeVersion="11" ma:contentTypeDescription="Crear nuevo documento." ma:contentTypeScope="" ma:versionID="439fb1bb77aca0e777f85fb1e5c2a465">
   <xsd:schema xmlns:xsd="http://www.w3.org/2001/XMLSchema" xmlns:xs="http://www.w3.org/2001/XMLSchema" xmlns:p="http://schemas.microsoft.com/office/2006/metadata/properties" xmlns:ns3="7713669d-9321-4e2a-a1d7-f1aa3e52e558" targetNamespace="http://schemas.microsoft.com/office/2006/metadata/properties" ma:root="true" ma:fieldsID="b0dbecc566bd6c7d741f085871d852fb" ns3:_="">
     <xsd:import namespace="7713669d-9321-4e2a-a1d7-f1aa3e52e558"/>
@@ -31061,6 +29338,23 @@
 </ct:contentTypeSchema>
 </file>
 
+<file path=customXml/item3.xml><?xml version="1.0" encoding="utf-8"?>
+<?mso-contentType ?>
+<FormTemplates xmlns="http://schemas.microsoft.com/sharepoint/v3/contenttype/forms">
+  <Display>DocumentLibraryForm</Display>
+  <Edit>DocumentLibraryForm</Edit>
+  <New>DocumentLibraryForm</New>
+</FormTemplates>
+</file>
+
+<file path=customXml/item4.xml><?xml version="1.0" encoding="utf-8"?>
+<p:properties xmlns:p="http://schemas.microsoft.com/office/2006/metadata/properties" xmlns:xsi="http://www.w3.org/2001/XMLSchema-instance" xmlns:pc="http://schemas.microsoft.com/office/infopath/2007/PartnerControls">
+  <documentManagement>
+    <_activity xmlns="7713669d-9321-4e2a-a1d7-f1aa3e52e558" xsi:nil="true"/>
+  </documentManagement>
+</p:properties>
+</file>
+
 <file path=customXml/itemProps1.xml><?xml version="1.0" encoding="utf-8"?>
 <ds:datastoreItem xmlns:ds="http://schemas.openxmlformats.org/officeDocument/2006/customXml" ds:itemID="{11111111-1234-1234-1234-123412341234}">
   <ds:schemaRefs>
@@ -31071,24 +29365,6 @@
 </file>
 
 <file path=customXml/itemProps2.xml><?xml version="1.0" encoding="utf-8"?>
-<ds:datastoreItem xmlns:ds="http://schemas.openxmlformats.org/officeDocument/2006/customXml" ds:itemID="{AFF4CD67-10DE-49CE-8AF6-E615DE1D06D0}">
-  <ds:schemaRefs>
-    <ds:schemaRef ds:uri="http://schemas.microsoft.com/office/2006/metadata/properties"/>
-    <ds:schemaRef ds:uri="http://schemas.microsoft.com/office/infopath/2007/PartnerControls"/>
-    <ds:schemaRef ds:uri="7713669d-9321-4e2a-a1d7-f1aa3e52e558"/>
-  </ds:schemaRefs>
-</ds:datastoreItem>
-</file>
-
-<file path=customXml/itemProps3.xml><?xml version="1.0" encoding="utf-8"?>
-<ds:datastoreItem xmlns:ds="http://schemas.openxmlformats.org/officeDocument/2006/customXml" ds:itemID="{71775D2C-E231-4CB0-BF8B-3DD0AAB5A4DF}">
-  <ds:schemaRefs>
-    <ds:schemaRef ds:uri="http://schemas.microsoft.com/sharepoint/v3/contenttype/forms"/>
-  </ds:schemaRefs>
-</ds:datastoreItem>
-</file>
-
-<file path=customXml/itemProps4.xml><?xml version="1.0" encoding="utf-8"?>
 <ds:datastoreItem xmlns:ds="http://schemas.openxmlformats.org/officeDocument/2006/customXml" ds:itemID="{CFC4579C-3CC4-4FEA-B3F4-6970E232118D}">
   <ds:schemaRefs>
     <ds:schemaRef ds:uri="http://schemas.microsoft.com/office/2006/metadata/contentType"/>
@@ -31104,4 +29380,22 @@
     <ds:schemaRef ds:uri="http://schemas.microsoft.com/internal/obd"/>
   </ds:schemaRefs>
 </ds:datastoreItem>
+</file>
+
+<file path=customXml/itemProps3.xml><?xml version="1.0" encoding="utf-8"?>
+<ds:datastoreItem xmlns:ds="http://schemas.openxmlformats.org/officeDocument/2006/customXml" ds:itemID="{71775D2C-E231-4CB0-BF8B-3DD0AAB5A4DF}">
+  <ds:schemaRefs>
+    <ds:schemaRef ds:uri="http://schemas.microsoft.com/sharepoint/v3/contenttype/forms"/>
+  </ds:schemaRefs>
+</ds:datastoreItem>
+</file>
+
+<file path=customXml/itemProps4.xml><?xml version="1.0" encoding="utf-8"?>
+<ds:datastoreItem xmlns:ds="http://schemas.openxmlformats.org/officeDocument/2006/customXml" ds:itemID="{AFF4CD67-10DE-49CE-8AF6-E615DE1D06D0}">
+  <ds:schemaRefs>
+    <ds:schemaRef ds:uri="http://schemas.microsoft.com/office/2006/metadata/properties"/>
+    <ds:schemaRef ds:uri="http://schemas.microsoft.com/office/infopath/2007/PartnerControls"/>
+    <ds:schemaRef ds:uri="7713669d-9321-4e2a-a1d7-f1aa3e52e558"/>
+  </ds:schemaRefs>
+</ds:datastoreItem>
 </file>